--- a/submission/chapter1_current/editorial_proofs/Q1_SI_EDIT_PROOF.docx
+++ b/submission/chapter1_current/editorial_proofs/Q1_SI_EDIT_PROOF.docx
@@ -2,6 +2,15 @@
 <file path=word/document.xml><?xml version="1.0" encoding="utf-8"?>
 <w:document xmlns:w="http://schemas.openxmlformats.org/wordprocessingml/2006/main" xmlns:m="http://schemas.openxmlformats.org/officeDocument/2006/math" xmlns:r="http://schemas.openxmlformats.org/officeDocument/2006/relationships" xmlns:o="urn:schemas-microsoft-com:office:office" xmlns:v="urn:schemas-microsoft-com:vml" xmlns:w10="urn:schemas-microsoft-com:office:word" xmlns:a="http://schemas.openxmlformats.org/drawingml/2006/main" xmlns:pic="http://schemas.openxmlformats.org/drawingml/2006/picture" xmlns:wp="http://schemas.openxmlformats.org/drawingml/2006/wordprocessingDrawing">
   <w:body>
+    <w:bookmarkStart w:id="24" w:name="supplementary-information"/>
+    <w:p>
+      <w:pPr>
+        <w:pStyle w:val="Heading1"/>
+      </w:pPr>
+      <w:r>
+        <w:t xml:space="preserve">Supplementary Information</w:t>
+      </w:r>
+    </w:p>
     <w:bookmarkStart w:id="23" w:name="X422b155c21ed67ab73359dd980873de28fb6065"/>
     <w:p>
       <w:pPr>
@@ -394,7 +403,8 @@
     </w:p>
     <w:bookmarkEnd w:id="22"/>
     <w:bookmarkEnd w:id="23"/>
-    <w:bookmarkStart w:id="27" w:name="X659a9a5b634c0ea8ac0476ed98cbd7cb6dfa1c5"/>
+    <w:bookmarkEnd w:id="24"/>
+    <w:bookmarkStart w:id="28" w:name="X659a9a5b634c0ea8ac0476ed98cbd7cb6dfa1c5"/>
     <w:p>
       <w:pPr>
         <w:pStyle w:val="Heading1"/>
@@ -403,7 +413,7 @@
         <w:t xml:space="preserve">Appendix S1. Corrected geography and analysis scope</w:t>
       </w:r>
     </w:p>
-    <w:bookmarkStart w:id="25" w:name="s11-corrected-island-universe"/>
+    <w:bookmarkStart w:id="26" w:name="s11-corrected-island-universe"/>
     <w:p>
       <w:pPr>
         <w:pStyle w:val="Heading2"/>
@@ -436,7 +446,7 @@
         <w:t xml:space="preserve">For GloPL, exposure is calculated from study-site coordinates. Of 1,248 unique GloPL sites, 996 lie on seeded continental land and legitimately retain zero distance.</w:t>
       </w:r>
     </w:p>
-    <w:bookmarkStart w:id="24" w:name="table-s1-data-and-geography-summary"/>
+    <w:bookmarkStart w:id="25" w:name="table-s1-data-and-geography-summary"/>
     <w:p>
       <w:pPr>
         <w:pStyle w:val="Heading3"/>
@@ -774,9 +784,9 @@
         </w:tc>
       </w:tr>
     </w:tbl>
-    <w:bookmarkEnd w:id="24"/>
     <w:bookmarkEnd w:id="25"/>
-    <w:bookmarkStart w:id="26" w:name="s12-distance-algorithm-and-validation"/>
+    <w:bookmarkEnd w:id="26"/>
+    <w:bookmarkStart w:id="27" w:name="s12-distance-algorithm-and-validation"/>
     <w:p>
       <w:pPr>
         <w:pStyle w:val="Heading2"/>
@@ -876,9 +886,9 @@
         </w:pict>
       </w:r>
     </w:p>
-    <w:bookmarkEnd w:id="26"/>
     <w:bookmarkEnd w:id="27"/>
-    <w:bookmarkStart w:id="28" w:name="X3138cd9cdb2b758ef5701ad62b607a5452fb621"/>
+    <w:bookmarkEnd w:id="28"/>
+    <w:bookmarkStart w:id="29" w:name="X3138cd9cdb2b758ef5701ad62b607a5452fb621"/>
     <w:p>
       <w:pPr>
         <w:pStyle w:val="Heading1"/>
@@ -1050,8 +1060,8 @@
         </w:pict>
       </w:r>
     </w:p>
-    <w:bookmarkEnd w:id="28"/>
-    <w:bookmarkStart w:id="32" w:name="Xb951d62691d2e2fcd842e7a08f19e55200a9e1c"/>
+    <w:bookmarkEnd w:id="29"/>
+    <w:bookmarkStart w:id="33" w:name="Xb951d62691d2e2fcd842e7a08f19e55200a9e1c"/>
     <w:p>
       <w:pPr>
         <w:pStyle w:val="Heading1"/>
@@ -1060,7 +1070,7 @@
         <w:t xml:space="preserve">Appendix S3. Final traitwise t inference without multiplicity correction</w:t>
       </w:r>
     </w:p>
-    <w:bookmarkStart w:id="29" w:name="h1-seven-separate-trait-responses"/>
+    <w:bookmarkStart w:id="30" w:name="h1-seven-separate-trait-responses"/>
     <w:p>
       <w:pPr>
         <w:pStyle w:val="Heading3"/>
@@ -1085,8 +1095,8 @@
         <w:t xml:space="preserve">WCVP regional-native-compatible flora is the sole active origin sensitivity; Direct-only is a separate evidence-quality sensitivity. Both use the identical model and inference rule. WCVP compatibility retains existing source-native records and upgrades unresolved records only under accepted TDWG-L3 native-range compatibility; introduced records are not overwritten. This establishes regional compatibility rather than exact focal-island nativity. H2–H4 and their previously defined functional covariates are unchanged.</w:t>
       </w:r>
     </w:p>
-    <w:bookmarkEnd w:id="29"/>
-    <w:bookmarkStart w:id="30" w:name="table-s2-final-traitwise-h1-results"/>
+    <w:bookmarkEnd w:id="30"/>
+    <w:bookmarkStart w:id="31" w:name="table-s2-final-traitwise-h1-results"/>
     <w:p>
       <w:pPr>
         <w:pStyle w:val="Heading3"/>
@@ -1123,8 +1133,8 @@
         <w:t xml:space="preserve">It contains all 112 final fits (All/Direct-only × broad/WCVP × four regions × seven traits), their finite-cluster t intervals and pointwise two-sided P values. All 112 fits converged. Earlier joint/vector H1 tables are retained only as historical provenance and are not active submission inference.</w:t>
       </w:r>
     </w:p>
-    <w:bookmarkEnd w:id="30"/>
-    <w:bookmarkStart w:id="31" w:name="X0ad2c6c3397873aad1375bee907213e34226984"/>
+    <w:bookmarkEnd w:id="31"/>
+    <w:bookmarkStart w:id="32" w:name="X0ad2c6c3397873aad1375bee907213e34226984"/>
     <w:p>
       <w:pPr>
         <w:pStyle w:val="Heading3"/>
@@ -1149,9 +1159,9 @@
         <w:t xml:space="preserve">In WCVP All, 10 of 28 individual associations meet the same nominal threshold. Increasing self-compatibility remains supported in all four regions. Northern-high autonomous selfing, actinomorphy and shallow/open tubes remain positive and supported; tropical actinomorphy remains supported. Plain colour increases in both tropical and southern extratropical WCVP floras. Several broad-flora associations, including the southern shallow/open-tube decrease, no longer meet the threshold. This can reflect changed composition, precision and coverage, rather than proving an introduced-species mechanism. Direct-only yields 15/28 supported associations in broad flora and 11/28 in WCVP flora. Complete coefficients, intervals and unadjusted p values are reported in results/h1_final_traitwise_t_20261004/traitwise_results.csv.</w:t>
       </w:r>
     </w:p>
-    <w:bookmarkEnd w:id="31"/>
     <w:bookmarkEnd w:id="32"/>
-    <w:bookmarkStart w:id="36" w:name="Xf95e3d589947176a1632ab6bafe9b8600be7370"/>
+    <w:bookmarkEnd w:id="33"/>
+    <w:bookmarkStart w:id="37" w:name="Xf95e3d589947176a1632ab6bafe9b8600be7370"/>
     <w:p>
       <w:pPr>
         <w:pStyle w:val="Heading1"/>
@@ -1216,7 +1226,7 @@
         <w:t xml:space="preserve">Persistence of an isolation coefficient after adjustment for selfing_core is conditional decomposition, not mediation.</w:t>
       </w:r>
     </w:p>
-    <w:bookmarkStart w:id="33" w:name="X8aa8a0f49450d9206917552f7518aab977e7998"/>
+    <w:bookmarkStart w:id="34" w:name="X8aa8a0f49450d9206917552f7518aab977e7998"/>
     <w:p>
       <w:pPr>
         <w:pStyle w:val="Heading3"/>
@@ -1845,8 +1855,8 @@
         <w:t xml:space="preserve">All eight estimates are positive. FDR support is region dependent. In the primary scope it is strongest in northern high latitudes and the tropics. Tropical Direct-only remains nominally positive but is not FDR-supported.</w:t>
       </w:r>
     </w:p>
-    <w:bookmarkEnd w:id="33"/>
-    <w:bookmarkStart w:id="34" w:name="Xa12a04d589dba4f00389d9aeb79a8026343ccf6"/>
+    <w:bookmarkEnd w:id="34"/>
+    <w:bookmarkStart w:id="35" w:name="Xa12a04d589dba4f00389d9aeb79a8026343ccf6"/>
     <w:p>
       <w:pPr>
         <w:pStyle w:val="Heading2"/>
@@ -2327,8 +2337,8 @@
         <w:t xml:space="preserve">All four coefficients remain positive. FDR support persists in northern high latitudes and the tropics, and northern mid-latitudes lie immediately above the 0.05 FDR threshold. This weakens a missing-component explanation for H2 but is not a formal errors-in-variables correction.</w:t>
       </w:r>
     </w:p>
-    <w:bookmarkEnd w:id="34"/>
-    <w:bookmarkStart w:id="35" w:name="Xd8b4de81f82f94c7f01e9ee349200148252e0a7"/>
+    <w:bookmarkEnd w:id="35"/>
+    <w:bookmarkStart w:id="36" w:name="Xd8b4de81f82f94c7f01e9ee349200148252e0a7"/>
     <w:p>
       <w:pPr>
         <w:pStyle w:val="Heading2"/>
@@ -2472,9 +2482,9 @@
         </w:pict>
       </w:r>
     </w:p>
-    <w:bookmarkEnd w:id="35"/>
     <w:bookmarkEnd w:id="36"/>
-    <w:bookmarkStart w:id="39" w:name="X75e19102abdb1becc6f029202aec734eb96ec54"/>
+    <w:bookmarkEnd w:id="37"/>
+    <w:bookmarkStart w:id="40" w:name="X75e19102abdb1becc6f029202aec734eb96ec54"/>
     <w:p>
       <w:pPr>
         <w:pStyle w:val="Heading1"/>
@@ -2499,7 +2509,7 @@
         <w:t xml:space="preserve">The corrected analysis contains 2,969 experimental rows, 1,408 publication × coordinate × measurement cells, 1,248 unique sites and 919 publications. Each publication contributes total analysis weight one. Uncertainty is publication-cluster robust.</w:t>
       </w:r>
     </w:p>
-    <w:bookmarkStart w:id="37" w:name="table-s5-h3-pollen-limitation-models"/>
+    <w:bookmarkStart w:id="38" w:name="table-s5-h3-pollen-limitation-models"/>
     <w:p>
       <w:pPr>
         <w:pStyle w:val="Heading3"/>
@@ -2900,8 +2910,8 @@
         <w:t xml:space="preserve">The primary and no-zero-constant models support a positive isolation association. Supplemental-only remains positive but unsupported. H3 is an isolation-associated pollen-delivery constraint, not direct evidence of declining pollinator abundance or visitation.</w:t>
       </w:r>
     </w:p>
-    <w:bookmarkEnd w:id="37"/>
-    <w:bookmarkStart w:id="38" w:name="table-s5b-offshore-gradient-robustness"/>
+    <w:bookmarkEnd w:id="38"/>
+    <w:bookmarkStart w:id="39" w:name="table-s5b-offshore-gradient-robustness"/>
     <w:p>
       <w:pPr>
         <w:pStyle w:val="Heading3"/>
@@ -3295,9 +3305,9 @@
         </w:pict>
       </w:r>
     </w:p>
-    <w:bookmarkEnd w:id="38"/>
     <w:bookmarkEnd w:id="39"/>
-    <w:bookmarkStart w:id="42" w:name="X00435dca33731193afd76a1e7c409fdbe89126c"/>
+    <w:bookmarkEnd w:id="40"/>
+    <w:bookmarkStart w:id="43" w:name="X00435dca33731193afd76a1e7c409fdbe89126c"/>
     <w:p>
       <w:pPr>
         <w:pStyle w:val="Heading1"/>
@@ -3338,7 +3348,7 @@
         <w:t xml:space="preserve">Each publication again contributes total weight one and uncertainty is publication-cluster robust.</w:t>
       </w:r>
     </w:p>
-    <w:bookmarkStart w:id="40" w:name="table-s6a-exact-h2-score-bridge"/>
+    <w:bookmarkStart w:id="41" w:name="table-s6a-exact-h2-score-bridge"/>
     <w:p>
       <w:pPr>
         <w:pStyle w:val="Heading3"/>
@@ -3997,8 +4007,8 @@
         <w:t xml:space="preserve">Negative coefficients indicate that stronger expression of the island-associated H2 score is associated with lower current experimental pollen limitation.</w:t>
       </w:r>
     </w:p>
-    <w:bookmarkEnd w:id="40"/>
-    <w:bookmarkStart w:id="41" w:name="table-s6b-atomic-trait-h4-sensitivities"/>
+    <w:bookmarkEnd w:id="41"/>
+    <w:bookmarkStart w:id="42" w:name="table-s6b-atomic-trait-h4-sensitivities"/>
     <w:p>
       <w:pPr>
         <w:pStyle w:val="Heading3"/>
@@ -4427,9 +4437,9 @@
         </w:pict>
       </w:r>
     </w:p>
-    <w:bookmarkEnd w:id="41"/>
     <w:bookmarkEnd w:id="42"/>
-    <w:bookmarkStart w:id="46" w:name="X959d93d4cfad5211b0ac99bbd5b39917daceeb9"/>
+    <w:bookmarkEnd w:id="43"/>
+    <w:bookmarkStart w:id="47" w:name="X959d93d4cfad5211b0ac99bbd5b39917daceeb9"/>
     <w:p>
       <w:pPr>
         <w:pStyle w:val="Heading1"/>
@@ -4963,7 +4973,7 @@
         <w:t xml:space="preserve">validation workflow run 37094533233; artifact 11263028661</w:t>
       </w:r>
     </w:p>
-    <w:bookmarkStart w:id="43" w:name="s71-deterministic-supplementary-tables"/>
+    <w:bookmarkStart w:id="44" w:name="s71-deterministic-supplementary-tables"/>
     <w:p>
       <w:pPr>
         <w:pStyle w:val="Heading2"/>
@@ -5108,8 +5118,8 @@
         <w:t xml:space="preserve">Table S4 is intentionally represented by the complete corrected raw-pattern file family rather than by one oversized duplicated table.</w:t>
       </w:r>
     </w:p>
-    <w:bookmarkEnd w:id="43"/>
-    <w:bookmarkStart w:id="44" w:name="s72-submission-data-policy-boundary"/>
+    <w:bookmarkEnd w:id="44"/>
+    <w:bookmarkStart w:id="45" w:name="s72-submission-data-policy-boundary"/>
     <w:p>
       <w:pPr>
         <w:pStyle w:val="Heading2"/>
@@ -5202,8 +5212,8 @@
         <w:t xml:space="preserve">submission/chapter1_current/ECOLOGY_LETTERS_DATA_POLICY_INQUIRY.md</w:t>
       </w:r>
     </w:p>
-    <w:bookmarkEnd w:id="44"/>
-    <w:bookmarkStart w:id="45" w:name="s73-reproducibility-receipts"/>
+    <w:bookmarkEnd w:id="45"/>
+    <w:bookmarkStart w:id="46" w:name="s73-reproducibility-receipts"/>
     <w:p>
       <w:pPr>
         <w:pStyle w:val="Heading2"/>
@@ -5268,8 +5278,8 @@
         <w:t xml:space="preserve">This Supplementary Information is descriptive of the current corrected scientific surface; it does not replace permanent data/code archiving.</w:t>
       </w:r>
     </w:p>
-    <w:bookmarkEnd w:id="45"/>
     <w:bookmarkEnd w:id="46"/>
+    <w:bookmarkEnd w:id="47"/>
     <w:sectPr/>
   </w:body>
 </w:document>

--- a/submission/chapter1_current/editorial_proofs/Q1_SI_EDIT_PROOF.docx
+++ b/submission/chapter1_current/editorial_proofs/Q1_SI_EDIT_PROOF.docx
@@ -147,208 +147,329 @@
       <w:tblPr>
         <w:tblStyle w:val="Table"/>
         <w:tblW w:type="auto" w:w="0"/>
+        <w:tblLayout w:type="fixed"/>
         <w:tblLook w:firstRow="1" w:lastRow="0" w:firstColumn="0" w:lastColumn="0" w:noHBand="0" w:noVBand="0" w:val="0020"/>
         <w:jc w:val="start"/>
       </w:tblPr>
       <w:tblGrid>
-        <w:gridCol w:w="2640"/>
-        <w:gridCol w:w="2640"/>
-        <w:gridCol w:w="2640"/>
+        <w:gridCol w:w="3784"/>
+        <w:gridCol w:w="3027"/>
+        <w:gridCol w:w="8325"/>
       </w:tblGrid>
       <w:tr>
         <w:trPr>
           <w:tblHeader w:val="true"/>
+          <w:cantSplit/>
+          <w:tblHeader/>
         </w:trPr>
         <w:tc>
-          <w:tcPr/>
-          <w:p>
-            <w:pPr>
-              <w:pStyle w:val="Compact"/>
+          <w:tcPr>
+            <w:tcW w:type="dxa" w:w="3784"/>
+            <w:vAlign w:val="top"/>
+          </w:tcPr>
+          <w:p>
+            <w:pPr>
+              <w:pStyle w:val="Compact"/>
+              <w:spacing w:before="0" w:after="0" w:line="240" w:lineRule="auto"/>
               <w:jc w:val="left"/>
             </w:pPr>
             <w:r>
+              <w:rPr>
+                <w:sz w:val="16"/>
+              </w:rPr>
               <w:t xml:space="preserve">Chapter 1 narrative stage</w:t>
             </w:r>
           </w:p>
         </w:tc>
         <w:tc>
-          <w:tcPr/>
-          <w:p>
-            <w:pPr>
-              <w:pStyle w:val="Compact"/>
+          <w:tcPr>
+            <w:tcW w:type="dxa" w:w="3027"/>
+            <w:vAlign w:val="top"/>
+          </w:tcPr>
+          <w:p>
+            <w:pPr>
+              <w:pStyle w:val="Compact"/>
+              <w:spacing w:before="0" w:after="0" w:line="240" w:lineRule="auto"/>
               <w:jc w:val="left"/>
             </w:pPr>
             <w:r>
+              <w:rPr>
+                <w:sz w:val="16"/>
+              </w:rPr>
               <w:t xml:space="preserve">Existing source analysis</w:t>
             </w:r>
           </w:p>
         </w:tc>
         <w:tc>
-          <w:tcPr/>
-          <w:p>
-            <w:pPr>
-              <w:pStyle w:val="Compact"/>
+          <w:tcPr>
+            <w:tcW w:type="dxa" w:w="8325"/>
+            <w:vAlign w:val="top"/>
+          </w:tcPr>
+          <w:p>
+            <w:pPr>
+              <w:pStyle w:val="Compact"/>
+              <w:spacing w:before="0" w:after="0" w:line="240" w:lineRule="auto"/>
               <w:jc w:val="left"/>
             </w:pPr>
             <w:r>
+              <w:rPr>
+                <w:sz w:val="16"/>
+              </w:rPr>
               <w:t xml:space="preserve">Main evidence; what the SI retains</w:t>
             </w:r>
           </w:p>
         </w:tc>
       </w:tr>
       <w:tr>
-        <w:tc>
-          <w:tcPr/>
-          <w:p>
-            <w:pPr>
-              <w:pStyle w:val="Compact"/>
+        <w:trPr>
+          <w:cantSplit/>
+        </w:trPr>
+        <w:tc>
+          <w:tcPr>
+            <w:tcW w:type="dxa" w:w="3784"/>
+            <w:vAlign w:val="top"/>
+          </w:tcPr>
+          <w:p>
+            <w:pPr>
+              <w:pStyle w:val="Compact"/>
+              <w:spacing w:before="0" w:after="0" w:line="240" w:lineRule="auto"/>
               <w:jc w:val="left"/>
             </w:pPr>
             <w:r>
+              <w:rPr>
+                <w:sz w:val="16"/>
+              </w:rPr>
               <w:t xml:space="preserve">1. Ecological constraint</w:t>
             </w:r>
           </w:p>
         </w:tc>
         <w:tc>
-          <w:tcPr/>
-          <w:p>
-            <w:pPr>
-              <w:pStyle w:val="Compact"/>
+          <w:tcPr>
+            <w:tcW w:type="dxa" w:w="3027"/>
+            <w:vAlign w:val="top"/>
+          </w:tcPr>
+          <w:p>
+            <w:pPr>
+              <w:pStyle w:val="Compact"/>
+              <w:spacing w:before="0" w:after="0" w:line="240" w:lineRule="auto"/>
               <w:jc w:val="left"/>
             </w:pPr>
             <w:r>
+              <w:rPr>
+                <w:sz w:val="16"/>
+              </w:rPr>
               <w:t xml:space="preserve">original H3</w:t>
             </w:r>
           </w:p>
         </w:tc>
         <w:tc>
-          <w:tcPr/>
-          <w:p>
-            <w:pPr>
-              <w:pStyle w:val="Compact"/>
+          <w:tcPr>
+            <w:tcW w:type="dxa" w:w="8325"/>
+            <w:vAlign w:val="top"/>
+          </w:tcPr>
+          <w:p>
+            <w:pPr>
+              <w:pStyle w:val="Compact"/>
+              <w:spacing w:before="0" w:after="0" w:line="240" w:lineRule="auto"/>
               <w:jc w:val="left"/>
             </w:pPr>
             <w:r>
+              <w:rPr>
+                <w:sz w:val="16"/>
+              </w:rPr>
               <w:t xml:space="preserve">GloPL site-level isolation–PL coefficient; details and null sensitivities in S5</w:t>
             </w:r>
           </w:p>
         </w:tc>
       </w:tr>
       <w:tr>
-        <w:tc>
-          <w:tcPr/>
-          <w:p>
-            <w:pPr>
-              <w:pStyle w:val="Compact"/>
+        <w:trPr>
+          <w:cantSplit/>
+        </w:trPr>
+        <w:tc>
+          <w:tcPr>
+            <w:tcW w:type="dxa" w:w="3784"/>
+            <w:vAlign w:val="top"/>
+          </w:tcPr>
+          <w:p>
+            <w:pPr>
+              <w:pStyle w:val="Compact"/>
+              <w:spacing w:before="0" w:after="0" w:line="240" w:lineRule="auto"/>
               <w:jc w:val="left"/>
             </w:pPr>
             <w:r>
+              <w:rPr>
+                <w:sz w:val="16"/>
+              </w:rPr>
               <w:t xml:space="preserve">2A. Reproductive and floral patterns</w:t>
             </w:r>
           </w:p>
         </w:tc>
         <w:tc>
-          <w:tcPr/>
-          <w:p>
-            <w:pPr>
-              <w:pStyle w:val="Compact"/>
+          <w:tcPr>
+            <w:tcW w:type="dxa" w:w="3027"/>
+            <w:vAlign w:val="top"/>
+          </w:tcPr>
+          <w:p>
+            <w:pPr>
+              <w:pStyle w:val="Compact"/>
+              <w:spacing w:before="0" w:after="0" w:line="240" w:lineRule="auto"/>
               <w:jc w:val="left"/>
             </w:pPr>
             <w:r>
+              <w:rPr>
+                <w:sz w:val="16"/>
+              </w:rPr>
               <w:t xml:space="preserve">original H1</w:t>
             </w:r>
           </w:p>
         </w:tc>
         <w:tc>
-          <w:tcPr/>
-          <w:p>
-            <w:pPr>
-              <w:pStyle w:val="Compact"/>
+          <w:tcPr>
+            <w:tcW w:type="dxa" w:w="8325"/>
+            <w:vAlign w:val="top"/>
+          </w:tcPr>
+          <w:p>
+            <w:pPr>
+              <w:pStyle w:val="Compact"/>
+              <w:spacing w:before="0" w:after="0" w:line="240" w:lineRule="auto"/>
               <w:jc w:val="left"/>
             </w:pPr>
             <w:r>
+              <w:rPr>
+                <w:sz w:val="16"/>
+              </w:rPr>
               <w:t xml:space="preserve">Seven independent atomic traits × four regions; full denominators, pointwise tests and provenance scopes in S3</w:t>
             </w:r>
           </w:p>
         </w:tc>
       </w:tr>
       <w:tr>
-        <w:tc>
-          <w:tcPr/>
-          <w:p>
-            <w:pPr>
-              <w:pStyle w:val="Compact"/>
+        <w:trPr>
+          <w:cantSplit/>
+        </w:trPr>
+        <w:tc>
+          <w:tcPr>
+            <w:tcW w:type="dxa" w:w="3784"/>
+            <w:vAlign w:val="top"/>
+          </w:tcPr>
+          <w:p>
+            <w:pPr>
+              <w:pStyle w:val="Compact"/>
+              <w:spacing w:before="0" w:after="0" w:line="240" w:lineRule="auto"/>
               <w:jc w:val="left"/>
             </w:pPr>
             <w:r>
+              <w:rPr>
+                <w:sz w:val="16"/>
+              </w:rPr>
               <w:t xml:space="preserve">2B. Selfing-conditioned floral responses</w:t>
             </w:r>
           </w:p>
         </w:tc>
         <w:tc>
-          <w:tcPr/>
-          <w:p>
-            <w:pPr>
-              <w:pStyle w:val="Compact"/>
+          <w:tcPr>
+            <w:tcW w:type="dxa" w:w="3027"/>
+            <w:vAlign w:val="top"/>
+          </w:tcPr>
+          <w:p>
+            <w:pPr>
+              <w:pStyle w:val="Compact"/>
+              <w:spacing w:before="0" w:after="0" w:line="240" w:lineRule="auto"/>
               <w:jc w:val="left"/>
             </w:pPr>
             <w:r>
+              <w:rPr>
+                <w:sz w:val="16"/>
+              </w:rPr>
               <w:t xml:space="preserve">original H2</w:t>
             </w:r>
           </w:p>
         </w:tc>
         <w:tc>
-          <w:tcPr/>
-          <w:p>
-            <w:pPr>
-              <w:pStyle w:val="Compact"/>
+          <w:tcPr>
+            <w:tcW w:type="dxa" w:w="8325"/>
+            <w:vAlign w:val="top"/>
+          </w:tcPr>
+          <w:p>
+            <w:pPr>
+              <w:pStyle w:val="Compact"/>
+              <w:spacing w:before="0" w:after="0" w:line="240" w:lineRule="auto"/>
               <w:jc w:val="left"/>
             </w:pPr>
             <w:r>
               <w:rPr>
                 <w:rStyle w:val="VerbatimChar"/>
+                <w:sz w:val="16"/>
               </w:rPr>
               <w:t xml:space="preserve">F ~ D + selfing_core + area + climate</w:t>
             </w:r>
             <w:r>
+              <w:rPr>
+                <w:sz w:val="16"/>
+              </w:rPr>
               <w:t xml:space="preserve">, treated as conditional statistical decomposition; full direct/All and raw colour–architecture checks in S4</w:t>
             </w:r>
           </w:p>
         </w:tc>
       </w:tr>
       <w:tr>
-        <w:tc>
-          <w:tcPr/>
-          <w:p>
-            <w:pPr>
-              <w:pStyle w:val="Compact"/>
+        <w:trPr>
+          <w:cantSplit/>
+        </w:trPr>
+        <w:tc>
+          <w:tcPr>
+            <w:tcW w:type="dxa" w:w="3784"/>
+            <w:vAlign w:val="top"/>
+          </w:tcPr>
+          <w:p>
+            <w:pPr>
+              <w:pStyle w:val="Compact"/>
+              <w:spacing w:before="0" w:after="0" w:line="240" w:lineRule="auto"/>
               <w:jc w:val="left"/>
             </w:pPr>
             <w:r>
+              <w:rPr>
+                <w:sz w:val="16"/>
+              </w:rPr>
               <w:t xml:space="preserve">3. Functional compatibility</w:t>
             </w:r>
           </w:p>
         </w:tc>
         <w:tc>
-          <w:tcPr/>
-          <w:p>
-            <w:pPr>
-              <w:pStyle w:val="Compact"/>
+          <w:tcPr>
+            <w:tcW w:type="dxa" w:w="3027"/>
+            <w:vAlign w:val="top"/>
+          </w:tcPr>
+          <w:p>
+            <w:pPr>
+              <w:pStyle w:val="Compact"/>
+              <w:spacing w:before="0" w:after="0" w:line="240" w:lineRule="auto"/>
               <w:jc w:val="left"/>
             </w:pPr>
             <w:r>
+              <w:rPr>
+                <w:sz w:val="16"/>
+              </w:rPr>
               <w:t xml:space="preserve">original H4</w:t>
             </w:r>
           </w:p>
         </w:tc>
         <w:tc>
-          <w:tcPr/>
-          <w:p>
-            <w:pPr>
-              <w:pStyle w:val="Compact"/>
+          <w:tcPr>
+            <w:tcW w:type="dxa" w:w="8325"/>
+            <w:vAlign w:val="top"/>
+          </w:tcPr>
+          <w:p>
+            <w:pPr>
+              <w:pStyle w:val="Compact"/>
+              <w:spacing w:before="0" w:after="0" w:line="240" w:lineRule="auto"/>
               <w:jc w:val="left"/>
             </w:pPr>
             <w:r>
+              <w:rPr>
+                <w:sz w:val="16"/>
+              </w:rPr>
               <w:t xml:space="preserve">Separate exact-species GloPL score fits; species counts, post-hoc status and atomic alternatives in S6</w:t>
             </w:r>
           </w:p>
@@ -487,297 +608,484 @@
       <w:tblPr>
         <w:tblStyle w:val="Table"/>
         <w:tblW w:type="auto" w:w="0"/>
+        <w:tblLayout w:type="fixed"/>
         <w:tblLook w:firstRow="1" w:lastRow="0" w:firstColumn="0" w:lastColumn="0" w:noHBand="0" w:noVBand="0" w:val="0020"/>
         <w:jc w:val="start"/>
       </w:tblPr>
       <w:tblGrid>
-        <w:gridCol w:w="3960"/>
-        <w:gridCol w:w="3960"/>
+        <w:gridCol w:w="5298"/>
+        <w:gridCol w:w="9839"/>
       </w:tblGrid>
       <w:tr>
         <w:trPr>
           <w:tblHeader w:val="true"/>
+          <w:cantSplit/>
+          <w:tblHeader/>
         </w:trPr>
         <w:tc>
-          <w:tcPr/>
-          <w:p>
-            <w:pPr>
-              <w:pStyle w:val="Compact"/>
+          <w:tcPr>
+            <w:tcW w:type="dxa" w:w="5298"/>
+            <w:vAlign w:val="top"/>
+          </w:tcPr>
+          <w:p>
+            <w:pPr>
+              <w:pStyle w:val="Compact"/>
+              <w:spacing w:before="0" w:after="0" w:line="240" w:lineRule="auto"/>
               <w:jc w:val="left"/>
             </w:pPr>
             <w:r>
+              <w:rPr>
+                <w:sz w:val="16"/>
+              </w:rPr>
               <w:t xml:space="preserve">Quantity</w:t>
             </w:r>
           </w:p>
         </w:tc>
         <w:tc>
-          <w:tcPr/>
-          <w:p>
-            <w:pPr>
-              <w:pStyle w:val="Compact"/>
-              <w:jc w:val="right"/>
-            </w:pPr>
-            <w:r>
+          <w:tcPr>
+            <w:tcW w:type="dxa" w:w="9839"/>
+            <w:vAlign w:val="top"/>
+          </w:tcPr>
+          <w:p>
+            <w:pPr>
+              <w:pStyle w:val="Compact"/>
+              <w:spacing w:before="0" w:after="0" w:line="240" w:lineRule="auto"/>
+              <w:jc w:val="right"/>
+            </w:pPr>
+            <w:r>
+              <w:rPr>
+                <w:sz w:val="16"/>
+              </w:rPr>
               <w:t xml:space="preserve">Corrected value</w:t>
             </w:r>
           </w:p>
         </w:tc>
       </w:tr>
       <w:tr>
-        <w:tc>
-          <w:tcPr/>
-          <w:p>
-            <w:pPr>
-              <w:pStyle w:val="Compact"/>
+        <w:trPr>
+          <w:cantSplit/>
+        </w:trPr>
+        <w:tc>
+          <w:tcPr>
+            <w:tcW w:type="dxa" w:w="5298"/>
+            <w:vAlign w:val="top"/>
+          </w:tcPr>
+          <w:p>
+            <w:pPr>
+              <w:pStyle w:val="Compact"/>
+              <w:spacing w:before="0" w:after="0" w:line="240" w:lineRule="auto"/>
               <w:jc w:val="left"/>
             </w:pPr>
             <w:r>
+              <w:rPr>
+                <w:sz w:val="16"/>
+              </w:rPr>
               <w:t xml:space="preserve">Global island units</w:t>
             </w:r>
           </w:p>
         </w:tc>
         <w:tc>
-          <w:tcPr/>
-          <w:p>
-            <w:pPr>
-              <w:pStyle w:val="Compact"/>
-              <w:jc w:val="right"/>
-            </w:pPr>
-            <w:r>
+          <w:tcPr>
+            <w:tcW w:type="dxa" w:w="9839"/>
+            <w:vAlign w:val="top"/>
+          </w:tcPr>
+          <w:p>
+            <w:pPr>
+              <w:pStyle w:val="Compact"/>
+              <w:spacing w:before="0" w:after="0" w:line="240" w:lineRule="auto"/>
+              <w:jc w:val="right"/>
+            </w:pPr>
+            <w:r>
+              <w:rPr>
+                <w:sz w:val="16"/>
+              </w:rPr>
               <w:t xml:space="preserve">8,264</w:t>
             </w:r>
           </w:p>
         </w:tc>
       </w:tr>
       <w:tr>
-        <w:tc>
-          <w:tcPr/>
-          <w:p>
-            <w:pPr>
-              <w:pStyle w:val="Compact"/>
+        <w:trPr>
+          <w:cantSplit/>
+        </w:trPr>
+        <w:tc>
+          <w:tcPr>
+            <w:tcW w:type="dxa" w:w="5298"/>
+            <w:vAlign w:val="top"/>
+          </w:tcPr>
+          <w:p>
+            <w:pPr>
+              <w:pStyle w:val="Compact"/>
+              <w:spacing w:before="0" w:after="0" w:line="240" w:lineRule="auto"/>
               <w:jc w:val="left"/>
             </w:pPr>
             <w:r>
+              <w:rPr>
+                <w:sz w:val="16"/>
+              </w:rPr>
               <w:t xml:space="preserve">Broad H1 union</w:t>
             </w:r>
           </w:p>
         </w:tc>
         <w:tc>
-          <w:tcPr/>
-          <w:p>
-            <w:pPr>
-              <w:pStyle w:val="Compact"/>
-              <w:jc w:val="right"/>
-            </w:pPr>
-            <w:r>
+          <w:tcPr>
+            <w:tcW w:type="dxa" w:w="9839"/>
+            <w:vAlign w:val="top"/>
+          </w:tcPr>
+          <w:p>
+            <w:pPr>
+              <w:pStyle w:val="Compact"/>
+              <w:spacing w:before="0" w:after="0" w:line="240" w:lineRule="auto"/>
+              <w:jc w:val="right"/>
+            </w:pPr>
+            <w:r>
+              <w:rPr>
+                <w:sz w:val="16"/>
+              </w:rPr>
               <w:t xml:space="preserve">4,379</w:t>
             </w:r>
           </w:p>
         </w:tc>
       </w:tr>
       <w:tr>
-        <w:tc>
-          <w:tcPr/>
-          <w:p>
-            <w:pPr>
-              <w:pStyle w:val="Compact"/>
+        <w:trPr>
+          <w:cantSplit/>
+        </w:trPr>
+        <w:tc>
+          <w:tcPr>
+            <w:tcW w:type="dxa" w:w="5298"/>
+            <w:vAlign w:val="top"/>
+          </w:tcPr>
+          <w:p>
+            <w:pPr>
+              <w:pStyle w:val="Compact"/>
+              <w:spacing w:before="0" w:after="0" w:line="240" w:lineRule="auto"/>
               <w:jc w:val="left"/>
             </w:pPr>
             <w:r>
+              <w:rPr>
+                <w:sz w:val="16"/>
+              </w:rPr>
               <w:t xml:space="preserve">Accepted angiosperm species</w:t>
             </w:r>
           </w:p>
         </w:tc>
         <w:tc>
-          <w:tcPr/>
-          <w:p>
-            <w:pPr>
-              <w:pStyle w:val="Compact"/>
-              <w:jc w:val="right"/>
-            </w:pPr>
-            <w:r>
+          <w:tcPr>
+            <w:tcW w:type="dxa" w:w="9839"/>
+            <w:vAlign w:val="top"/>
+          </w:tcPr>
+          <w:p>
+            <w:pPr>
+              <w:pStyle w:val="Compact"/>
+              <w:spacing w:before="0" w:after="0" w:line="240" w:lineRule="auto"/>
+              <w:jc w:val="right"/>
+            </w:pPr>
+            <w:r>
+              <w:rPr>
+                <w:sz w:val="16"/>
+              </w:rPr>
               <w:t xml:space="preserve">106,295</w:t>
             </w:r>
           </w:p>
         </w:tc>
       </w:tr>
       <w:tr>
-        <w:tc>
-          <w:tcPr/>
-          <w:p>
-            <w:pPr>
-              <w:pStyle w:val="Compact"/>
+        <w:trPr>
+          <w:cantSplit/>
+        </w:trPr>
+        <w:tc>
+          <w:tcPr>
+            <w:tcW w:type="dxa" w:w="5298"/>
+            <w:vAlign w:val="top"/>
+          </w:tcPr>
+          <w:p>
+            <w:pPr>
+              <w:pStyle w:val="Compact"/>
+              <w:spacing w:before="0" w:after="0" w:line="240" w:lineRule="auto"/>
               <w:jc w:val="left"/>
             </w:pPr>
             <w:r>
+              <w:rPr>
+                <w:sz w:val="16"/>
+              </w:rPr>
               <w:t xml:space="preserve">Possible species × axis cells</w:t>
             </w:r>
           </w:p>
         </w:tc>
         <w:tc>
-          <w:tcPr/>
-          <w:p>
-            <w:pPr>
-              <w:pStyle w:val="Compact"/>
-              <w:jc w:val="right"/>
-            </w:pPr>
-            <w:r>
+          <w:tcPr>
+            <w:tcW w:type="dxa" w:w="9839"/>
+            <w:vAlign w:val="top"/>
+          </w:tcPr>
+          <w:p>
+            <w:pPr>
+              <w:pStyle w:val="Compact"/>
+              <w:spacing w:before="0" w:after="0" w:line="240" w:lineRule="auto"/>
+              <w:jc w:val="right"/>
+            </w:pPr>
+            <w:r>
+              <w:rPr>
+                <w:sz w:val="16"/>
+              </w:rPr>
               <w:t xml:space="preserve">318,885</w:t>
             </w:r>
           </w:p>
         </w:tc>
       </w:tr>
       <w:tr>
-        <w:tc>
-          <w:tcPr/>
-          <w:p>
-            <w:pPr>
-              <w:pStyle w:val="Compact"/>
+        <w:trPr>
+          <w:cantSplit/>
+        </w:trPr>
+        <w:tc>
+          <w:tcPr>
+            <w:tcW w:type="dxa" w:w="5298"/>
+            <w:vAlign w:val="top"/>
+          </w:tcPr>
+          <w:p>
+            <w:pPr>
+              <w:pStyle w:val="Compact"/>
+              <w:spacing w:before="0" w:after="0" w:line="240" w:lineRule="auto"/>
               <w:jc w:val="left"/>
             </w:pPr>
             <w:r>
+              <w:rPr>
+                <w:sz w:val="16"/>
+              </w:rPr>
               <w:t xml:space="preserve">Resolved species × axis cells</w:t>
             </w:r>
           </w:p>
         </w:tc>
         <w:tc>
-          <w:tcPr/>
-          <w:p>
-            <w:pPr>
-              <w:pStyle w:val="Compact"/>
-              <w:jc w:val="right"/>
-            </w:pPr>
-            <w:r>
+          <w:tcPr>
+            <w:tcW w:type="dxa" w:w="9839"/>
+            <w:vAlign w:val="top"/>
+          </w:tcPr>
+          <w:p>
+            <w:pPr>
+              <w:pStyle w:val="Compact"/>
+              <w:spacing w:before="0" w:after="0" w:line="240" w:lineRule="auto"/>
+              <w:jc w:val="right"/>
+            </w:pPr>
+            <w:r>
+              <w:rPr>
+                <w:sz w:val="16"/>
+              </w:rPr>
               <w:t xml:space="preserve">222,688</w:t>
             </w:r>
           </w:p>
         </w:tc>
       </w:tr>
       <w:tr>
-        <w:tc>
-          <w:tcPr/>
-          <w:p>
-            <w:pPr>
-              <w:pStyle w:val="Compact"/>
+        <w:trPr>
+          <w:cantSplit/>
+        </w:trPr>
+        <w:tc>
+          <w:tcPr>
+            <w:tcW w:type="dxa" w:w="5298"/>
+            <w:vAlign w:val="top"/>
+          </w:tcPr>
+          <w:p>
+            <w:pPr>
+              <w:pStyle w:val="Compact"/>
+              <w:spacing w:before="0" w:after="0" w:line="240" w:lineRule="auto"/>
               <w:jc w:val="left"/>
             </w:pPr>
             <w:r>
+              <w:rPr>
+                <w:sz w:val="16"/>
+              </w:rPr>
               <w:t xml:space="preserve">GloPL experimental rows</w:t>
             </w:r>
           </w:p>
         </w:tc>
         <w:tc>
-          <w:tcPr/>
-          <w:p>
-            <w:pPr>
-              <w:pStyle w:val="Compact"/>
-              <w:jc w:val="right"/>
-            </w:pPr>
-            <w:r>
+          <w:tcPr>
+            <w:tcW w:type="dxa" w:w="9839"/>
+            <w:vAlign w:val="top"/>
+          </w:tcPr>
+          <w:p>
+            <w:pPr>
+              <w:pStyle w:val="Compact"/>
+              <w:spacing w:before="0" w:after="0" w:line="240" w:lineRule="auto"/>
+              <w:jc w:val="right"/>
+            </w:pPr>
+            <w:r>
+              <w:rPr>
+                <w:sz w:val="16"/>
+              </w:rPr>
               <w:t xml:space="preserve">2,969</w:t>
             </w:r>
           </w:p>
         </w:tc>
       </w:tr>
       <w:tr>
-        <w:tc>
-          <w:tcPr/>
-          <w:p>
-            <w:pPr>
-              <w:pStyle w:val="Compact"/>
+        <w:trPr>
+          <w:cantSplit/>
+        </w:trPr>
+        <w:tc>
+          <w:tcPr>
+            <w:tcW w:type="dxa" w:w="5298"/>
+            <w:vAlign w:val="top"/>
+          </w:tcPr>
+          <w:p>
+            <w:pPr>
+              <w:pStyle w:val="Compact"/>
+              <w:spacing w:before="0" w:after="0" w:line="240" w:lineRule="auto"/>
               <w:jc w:val="left"/>
             </w:pPr>
             <w:r>
+              <w:rPr>
+                <w:sz w:val="16"/>
+              </w:rPr>
               <w:t xml:space="preserve">GloPL measurement cells</w:t>
             </w:r>
           </w:p>
         </w:tc>
         <w:tc>
-          <w:tcPr/>
-          <w:p>
-            <w:pPr>
-              <w:pStyle w:val="Compact"/>
-              <w:jc w:val="right"/>
-            </w:pPr>
-            <w:r>
+          <w:tcPr>
+            <w:tcW w:type="dxa" w:w="9839"/>
+            <w:vAlign w:val="top"/>
+          </w:tcPr>
+          <w:p>
+            <w:pPr>
+              <w:pStyle w:val="Compact"/>
+              <w:spacing w:before="0" w:after="0" w:line="240" w:lineRule="auto"/>
+              <w:jc w:val="right"/>
+            </w:pPr>
+            <w:r>
+              <w:rPr>
+                <w:sz w:val="16"/>
+              </w:rPr>
               <w:t xml:space="preserve">1,408</w:t>
             </w:r>
           </w:p>
         </w:tc>
       </w:tr>
       <w:tr>
-        <w:tc>
-          <w:tcPr/>
-          <w:p>
-            <w:pPr>
-              <w:pStyle w:val="Compact"/>
+        <w:trPr>
+          <w:cantSplit/>
+        </w:trPr>
+        <w:tc>
+          <w:tcPr>
+            <w:tcW w:type="dxa" w:w="5298"/>
+            <w:vAlign w:val="top"/>
+          </w:tcPr>
+          <w:p>
+            <w:pPr>
+              <w:pStyle w:val="Compact"/>
+              <w:spacing w:before="0" w:after="0" w:line="240" w:lineRule="auto"/>
               <w:jc w:val="left"/>
             </w:pPr>
             <w:r>
+              <w:rPr>
+                <w:sz w:val="16"/>
+              </w:rPr>
               <w:t xml:space="preserve">GloPL unique sites</w:t>
             </w:r>
           </w:p>
         </w:tc>
         <w:tc>
-          <w:tcPr/>
-          <w:p>
-            <w:pPr>
-              <w:pStyle w:val="Compact"/>
-              <w:jc w:val="right"/>
-            </w:pPr>
-            <w:r>
+          <w:tcPr>
+            <w:tcW w:type="dxa" w:w="9839"/>
+            <w:vAlign w:val="top"/>
+          </w:tcPr>
+          <w:p>
+            <w:pPr>
+              <w:pStyle w:val="Compact"/>
+              <w:spacing w:before="0" w:after="0" w:line="240" w:lineRule="auto"/>
+              <w:jc w:val="right"/>
+            </w:pPr>
+            <w:r>
+              <w:rPr>
+                <w:sz w:val="16"/>
+              </w:rPr>
               <w:t xml:space="preserve">1,248</w:t>
             </w:r>
           </w:p>
         </w:tc>
       </w:tr>
       <w:tr>
-        <w:tc>
-          <w:tcPr/>
-          <w:p>
-            <w:pPr>
-              <w:pStyle w:val="Compact"/>
+        <w:trPr>
+          <w:cantSplit/>
+        </w:trPr>
+        <w:tc>
+          <w:tcPr>
+            <w:tcW w:type="dxa" w:w="5298"/>
+            <w:vAlign w:val="top"/>
+          </w:tcPr>
+          <w:p>
+            <w:pPr>
+              <w:pStyle w:val="Compact"/>
+              <w:spacing w:before="0" w:after="0" w:line="240" w:lineRule="auto"/>
               <w:jc w:val="left"/>
             </w:pPr>
             <w:r>
+              <w:rPr>
+                <w:sz w:val="16"/>
+              </w:rPr>
               <w:t xml:space="preserve">GloPL publications</w:t>
             </w:r>
           </w:p>
         </w:tc>
         <w:tc>
-          <w:tcPr/>
-          <w:p>
-            <w:pPr>
-              <w:pStyle w:val="Compact"/>
-              <w:jc w:val="right"/>
-            </w:pPr>
-            <w:r>
+          <w:tcPr>
+            <w:tcW w:type="dxa" w:w="9839"/>
+            <w:vAlign w:val="top"/>
+          </w:tcPr>
+          <w:p>
+            <w:pPr>
+              <w:pStyle w:val="Compact"/>
+              <w:spacing w:before="0" w:after="0" w:line="240" w:lineRule="auto"/>
+              <w:jc w:val="right"/>
+            </w:pPr>
+            <w:r>
+              <w:rPr>
+                <w:sz w:val="16"/>
+              </w:rPr>
               <w:t xml:space="preserve">919</w:t>
             </w:r>
           </w:p>
         </w:tc>
       </w:tr>
       <w:tr>
-        <w:tc>
-          <w:tcPr/>
-          <w:p>
-            <w:pPr>
-              <w:pStyle w:val="Compact"/>
+        <w:trPr>
+          <w:cantSplit/>
+        </w:trPr>
+        <w:tc>
+          <w:tcPr>
+            <w:tcW w:type="dxa" w:w="5298"/>
+            <w:vAlign w:val="top"/>
+          </w:tcPr>
+          <w:p>
+            <w:pPr>
+              <w:pStyle w:val="Compact"/>
+              <w:spacing w:before="0" w:after="0" w:line="240" w:lineRule="auto"/>
               <w:jc w:val="left"/>
             </w:pPr>
             <w:r>
+              <w:rPr>
+                <w:sz w:val="16"/>
+              </w:rPr>
               <w:t xml:space="preserve">True continental GloPL zero-distance sites</w:t>
             </w:r>
           </w:p>
         </w:tc>
         <w:tc>
-          <w:tcPr/>
-          <w:p>
-            <w:pPr>
-              <w:pStyle w:val="Compact"/>
-              <w:jc w:val="right"/>
-            </w:pPr>
-            <w:r>
+          <w:tcPr>
+            <w:tcW w:type="dxa" w:w="9839"/>
+            <w:vAlign w:val="top"/>
+          </w:tcPr>
+          <w:p>
+            <w:pPr>
+              <w:pStyle w:val="Compact"/>
+              <w:spacing w:before="0" w:after="0" w:line="240" w:lineRule="auto"/>
+              <w:jc w:val="right"/>
+            </w:pPr>
+            <w:r>
+              <w:rPr>
+                <w:sz w:val="16"/>
+              </w:rPr>
               <w:t xml:space="preserve">996</w:t>
             </w:r>
           </w:p>
@@ -1279,568 +1587,898 @@
       <w:tblPr>
         <w:tblStyle w:val="Table"/>
         <w:tblW w:type="auto" w:w="0"/>
+        <w:tblLayout w:type="fixed"/>
         <w:tblLook w:firstRow="1" w:lastRow="0" w:firstColumn="0" w:lastColumn="0" w:noHBand="0" w:noVBand="0" w:val="0020"/>
         <w:jc w:val="start"/>
       </w:tblPr>
       <w:tblGrid>
-        <w:gridCol w:w="880"/>
-        <w:gridCol w:w="880"/>
-        <w:gridCol w:w="880"/>
-        <w:gridCol w:w="880"/>
-        <w:gridCol w:w="880"/>
-        <w:gridCol w:w="880"/>
-        <w:gridCol w:w="880"/>
-        <w:gridCol w:w="880"/>
-        <w:gridCol w:w="880"/>
+        <w:gridCol w:w="3713"/>
+        <w:gridCol w:w="1428"/>
+        <w:gridCol w:w="1428"/>
+        <w:gridCol w:w="1428"/>
+        <w:gridCol w:w="1428"/>
+        <w:gridCol w:w="1428"/>
+        <w:gridCol w:w="1428"/>
+        <w:gridCol w:w="1428"/>
+        <w:gridCol w:w="1428"/>
       </w:tblGrid>
       <w:tr>
         <w:trPr>
           <w:tblHeader w:val="true"/>
+          <w:cantSplit/>
+          <w:tblHeader/>
         </w:trPr>
         <w:tc>
-          <w:tcPr/>
-          <w:p>
-            <w:pPr>
-              <w:pStyle w:val="Compact"/>
+          <w:tcPr>
+            <w:tcW w:type="dxa" w:w="3713"/>
+            <w:vAlign w:val="top"/>
+          </w:tcPr>
+          <w:p>
+            <w:pPr>
+              <w:pStyle w:val="Compact"/>
+              <w:spacing w:before="0" w:after="0" w:line="240" w:lineRule="auto"/>
               <w:jc w:val="left"/>
             </w:pPr>
             <w:r>
+              <w:rPr>
+                <w:sz w:val="15"/>
+              </w:rPr>
               <w:t xml:space="preserve">Region</w:t>
             </w:r>
           </w:p>
         </w:tc>
         <w:tc>
-          <w:tcPr/>
-          <w:p>
-            <w:pPr>
-              <w:pStyle w:val="Compact"/>
-              <w:jc w:val="right"/>
-            </w:pPr>
-            <w:r>
+          <w:tcPr>
+            <w:tcW w:type="dxa" w:w="1428"/>
+            <w:vAlign w:val="top"/>
+          </w:tcPr>
+          <w:p>
+            <w:pPr>
+              <w:pStyle w:val="Compact"/>
+              <w:spacing w:before="0" w:after="0" w:line="240" w:lineRule="auto"/>
+              <w:jc w:val="right"/>
+            </w:pPr>
+            <w:r>
+              <w:rPr>
+                <w:sz w:val="15"/>
+              </w:rPr>
               <w:t xml:space="preserve">All-analysis β</w:t>
             </w:r>
           </w:p>
         </w:tc>
         <w:tc>
-          <w:tcPr/>
-          <w:p>
-            <w:pPr>
-              <w:pStyle w:val="Compact"/>
-              <w:jc w:val="right"/>
-            </w:pPr>
-            <w:r>
+          <w:tcPr>
+            <w:tcW w:type="dxa" w:w="1428"/>
+            <w:vAlign w:val="top"/>
+          </w:tcPr>
+          <w:p>
+            <w:pPr>
+              <w:pStyle w:val="Compact"/>
+              <w:spacing w:before="0" w:after="0" w:line="240" w:lineRule="auto"/>
+              <w:jc w:val="right"/>
+            </w:pPr>
+            <w:r>
+              <w:rPr>
+                <w:sz w:val="15"/>
+              </w:rPr>
               <w:t xml:space="preserve">SE</w:t>
             </w:r>
           </w:p>
         </w:tc>
         <w:tc>
-          <w:tcPr/>
-          <w:p>
-            <w:pPr>
-              <w:pStyle w:val="Compact"/>
-              <w:jc w:val="right"/>
-            </w:pPr>
-            <w:r>
+          <w:tcPr>
+            <w:tcW w:type="dxa" w:w="1428"/>
+            <w:vAlign w:val="top"/>
+          </w:tcPr>
+          <w:p>
+            <w:pPr>
+              <w:pStyle w:val="Compact"/>
+              <w:spacing w:before="0" w:after="0" w:line="240" w:lineRule="auto"/>
+              <w:jc w:val="right"/>
+            </w:pPr>
+            <w:r>
+              <w:rPr>
+                <w:sz w:val="15"/>
+              </w:rPr>
               <w:t xml:space="preserve">P</w:t>
             </w:r>
           </w:p>
         </w:tc>
         <w:tc>
-          <w:tcPr/>
-          <w:p>
-            <w:pPr>
-              <w:pStyle w:val="Compact"/>
-              <w:jc w:val="right"/>
-            </w:pPr>
-            <w:r>
+          <w:tcPr>
+            <w:tcW w:type="dxa" w:w="1428"/>
+            <w:vAlign w:val="top"/>
+          </w:tcPr>
+          <w:p>
+            <w:pPr>
+              <w:pStyle w:val="Compact"/>
+              <w:spacing w:before="0" w:after="0" w:line="240" w:lineRule="auto"/>
+              <w:jc w:val="right"/>
+            </w:pPr>
+            <w:r>
+              <w:rPr>
+                <w:sz w:val="15"/>
+              </w:rPr>
               <w:t xml:space="preserve">q</w:t>
             </w:r>
           </w:p>
         </w:tc>
         <w:tc>
-          <w:tcPr/>
-          <w:p>
-            <w:pPr>
-              <w:pStyle w:val="Compact"/>
-              <w:jc w:val="right"/>
-            </w:pPr>
-            <w:r>
+          <w:tcPr>
+            <w:tcW w:type="dxa" w:w="1428"/>
+            <w:vAlign w:val="top"/>
+          </w:tcPr>
+          <w:p>
+            <w:pPr>
+              <w:pStyle w:val="Compact"/>
+              <w:spacing w:before="0" w:after="0" w:line="240" w:lineRule="auto"/>
+              <w:jc w:val="right"/>
+            </w:pPr>
+            <w:r>
+              <w:rPr>
+                <w:sz w:val="15"/>
+              </w:rPr>
               <w:t xml:space="preserve">Direct-only β</w:t>
             </w:r>
           </w:p>
         </w:tc>
         <w:tc>
-          <w:tcPr/>
-          <w:p>
-            <w:pPr>
-              <w:pStyle w:val="Compact"/>
-              <w:jc w:val="right"/>
-            </w:pPr>
-            <w:r>
+          <w:tcPr>
+            <w:tcW w:type="dxa" w:w="1428"/>
+            <w:vAlign w:val="top"/>
+          </w:tcPr>
+          <w:p>
+            <w:pPr>
+              <w:pStyle w:val="Compact"/>
+              <w:spacing w:before="0" w:after="0" w:line="240" w:lineRule="auto"/>
+              <w:jc w:val="right"/>
+            </w:pPr>
+            <w:r>
+              <w:rPr>
+                <w:sz w:val="15"/>
+              </w:rPr>
               <w:t xml:space="preserve">SE</w:t>
             </w:r>
           </w:p>
         </w:tc>
         <w:tc>
-          <w:tcPr/>
-          <w:p>
-            <w:pPr>
-              <w:pStyle w:val="Compact"/>
-              <w:jc w:val="right"/>
-            </w:pPr>
-            <w:r>
+          <w:tcPr>
+            <w:tcW w:type="dxa" w:w="1428"/>
+            <w:vAlign w:val="top"/>
+          </w:tcPr>
+          <w:p>
+            <w:pPr>
+              <w:pStyle w:val="Compact"/>
+              <w:spacing w:before="0" w:after="0" w:line="240" w:lineRule="auto"/>
+              <w:jc w:val="right"/>
+            </w:pPr>
+            <w:r>
+              <w:rPr>
+                <w:sz w:val="15"/>
+              </w:rPr>
               <w:t xml:space="preserve">P</w:t>
             </w:r>
           </w:p>
         </w:tc>
         <w:tc>
-          <w:tcPr/>
-          <w:p>
-            <w:pPr>
-              <w:pStyle w:val="Compact"/>
-              <w:jc w:val="right"/>
-            </w:pPr>
-            <w:r>
+          <w:tcPr>
+            <w:tcW w:type="dxa" w:w="1428"/>
+            <w:vAlign w:val="top"/>
+          </w:tcPr>
+          <w:p>
+            <w:pPr>
+              <w:pStyle w:val="Compact"/>
+              <w:spacing w:before="0" w:after="0" w:line="240" w:lineRule="auto"/>
+              <w:jc w:val="right"/>
+            </w:pPr>
+            <w:r>
+              <w:rPr>
+                <w:sz w:val="15"/>
+              </w:rPr>
               <w:t xml:space="preserve">q</w:t>
             </w:r>
           </w:p>
         </w:tc>
       </w:tr>
       <w:tr>
-        <w:tc>
-          <w:tcPr/>
-          <w:p>
-            <w:pPr>
-              <w:pStyle w:val="Compact"/>
+        <w:trPr>
+          <w:cantSplit/>
+        </w:trPr>
+        <w:tc>
+          <w:tcPr>
+            <w:tcW w:type="dxa" w:w="3713"/>
+            <w:vAlign w:val="top"/>
+          </w:tcPr>
+          <w:p>
+            <w:pPr>
+              <w:pStyle w:val="Compact"/>
+              <w:spacing w:before="0" w:after="0" w:line="240" w:lineRule="auto"/>
               <w:jc w:val="left"/>
             </w:pPr>
             <w:r>
+              <w:rPr>
+                <w:sz w:val="15"/>
+              </w:rPr>
               <w:t xml:space="preserve">Northern mid-latitude</w:t>
             </w:r>
           </w:p>
         </w:tc>
         <w:tc>
-          <w:tcPr/>
-          <w:p>
-            <w:pPr>
-              <w:pStyle w:val="Compact"/>
-              <w:jc w:val="right"/>
-            </w:pPr>
-            <w:r>
+          <w:tcPr>
+            <w:tcW w:type="dxa" w:w="1428"/>
+            <w:vAlign w:val="top"/>
+          </w:tcPr>
+          <w:p>
+            <w:pPr>
+              <w:pStyle w:val="Compact"/>
+              <w:spacing w:before="0" w:after="0" w:line="240" w:lineRule="auto"/>
+              <w:jc w:val="right"/>
+            </w:pPr>
+            <w:r>
+              <w:rPr>
+                <w:sz w:val="15"/>
+              </w:rPr>
               <w:t xml:space="preserve">0.02068</w:t>
             </w:r>
           </w:p>
         </w:tc>
         <w:tc>
-          <w:tcPr/>
-          <w:p>
-            <w:pPr>
-              <w:pStyle w:val="Compact"/>
-              <w:jc w:val="right"/>
-            </w:pPr>
-            <w:r>
+          <w:tcPr>
+            <w:tcW w:type="dxa" w:w="1428"/>
+            <w:vAlign w:val="top"/>
+          </w:tcPr>
+          <w:p>
+            <w:pPr>
+              <w:pStyle w:val="Compact"/>
+              <w:spacing w:before="0" w:after="0" w:line="240" w:lineRule="auto"/>
+              <w:jc w:val="right"/>
+            </w:pPr>
+            <w:r>
+              <w:rPr>
+                <w:sz w:val="15"/>
+              </w:rPr>
               <w:t xml:space="preserve">0.01281</w:t>
             </w:r>
           </w:p>
         </w:tc>
         <w:tc>
-          <w:tcPr/>
-          <w:p>
-            <w:pPr>
-              <w:pStyle w:val="Compact"/>
-              <w:jc w:val="right"/>
-            </w:pPr>
-            <w:r>
+          <w:tcPr>
+            <w:tcW w:type="dxa" w:w="1428"/>
+            <w:vAlign w:val="top"/>
+          </w:tcPr>
+          <w:p>
+            <w:pPr>
+              <w:pStyle w:val="Compact"/>
+              <w:spacing w:before="0" w:after="0" w:line="240" w:lineRule="auto"/>
+              <w:jc w:val="right"/>
+            </w:pPr>
+            <w:r>
+              <w:rPr>
+                <w:sz w:val="15"/>
+              </w:rPr>
               <w:t xml:space="preserve">0.1103</w:t>
             </w:r>
           </w:p>
         </w:tc>
         <w:tc>
-          <w:tcPr/>
-          <w:p>
-            <w:pPr>
-              <w:pStyle w:val="Compact"/>
-              <w:jc w:val="right"/>
-            </w:pPr>
-            <w:r>
+          <w:tcPr>
+            <w:tcW w:type="dxa" w:w="1428"/>
+            <w:vAlign w:val="top"/>
+          </w:tcPr>
+          <w:p>
+            <w:pPr>
+              <w:pStyle w:val="Compact"/>
+              <w:spacing w:before="0" w:after="0" w:line="240" w:lineRule="auto"/>
+              <w:jc w:val="right"/>
+            </w:pPr>
+            <w:r>
+              <w:rPr>
+                <w:sz w:val="15"/>
+              </w:rPr>
               <w:t xml:space="preserve">0.1764</w:t>
             </w:r>
           </w:p>
         </w:tc>
         <w:tc>
-          <w:tcPr/>
-          <w:p>
-            <w:pPr>
-              <w:pStyle w:val="Compact"/>
-              <w:jc w:val="right"/>
-            </w:pPr>
-            <w:r>
+          <w:tcPr>
+            <w:tcW w:type="dxa" w:w="1428"/>
+            <w:vAlign w:val="top"/>
+          </w:tcPr>
+          <w:p>
+            <w:pPr>
+              <w:pStyle w:val="Compact"/>
+              <w:spacing w:before="0" w:after="0" w:line="240" w:lineRule="auto"/>
+              <w:jc w:val="right"/>
+            </w:pPr>
+            <w:r>
+              <w:rPr>
+                <w:sz w:val="15"/>
+              </w:rPr>
               <w:t xml:space="preserve">0.01715</w:t>
             </w:r>
           </w:p>
         </w:tc>
         <w:tc>
-          <w:tcPr/>
-          <w:p>
-            <w:pPr>
-              <w:pStyle w:val="Compact"/>
-              <w:jc w:val="right"/>
-            </w:pPr>
-            <w:r>
+          <w:tcPr>
+            <w:tcW w:type="dxa" w:w="1428"/>
+            <w:vAlign w:val="top"/>
+          </w:tcPr>
+          <w:p>
+            <w:pPr>
+              <w:pStyle w:val="Compact"/>
+              <w:spacing w:before="0" w:after="0" w:line="240" w:lineRule="auto"/>
+              <w:jc w:val="right"/>
+            </w:pPr>
+            <w:r>
+              <w:rPr>
+                <w:sz w:val="15"/>
+              </w:rPr>
               <w:t xml:space="preserve">0.01144</w:t>
             </w:r>
           </w:p>
         </w:tc>
         <w:tc>
-          <w:tcPr/>
-          <w:p>
-            <w:pPr>
-              <w:pStyle w:val="Compact"/>
-              <w:jc w:val="right"/>
-            </w:pPr>
-            <w:r>
+          <w:tcPr>
+            <w:tcW w:type="dxa" w:w="1428"/>
+            <w:vAlign w:val="top"/>
+          </w:tcPr>
+          <w:p>
+            <w:pPr>
+              <w:pStyle w:val="Compact"/>
+              <w:spacing w:before="0" w:after="0" w:line="240" w:lineRule="auto"/>
+              <w:jc w:val="right"/>
+            </w:pPr>
+            <w:r>
+              <w:rPr>
+                <w:sz w:val="15"/>
+              </w:rPr>
               <w:t xml:space="preserve">0.1378</w:t>
             </w:r>
           </w:p>
         </w:tc>
         <w:tc>
-          <w:tcPr/>
-          <w:p>
-            <w:pPr>
-              <w:pStyle w:val="Compact"/>
-              <w:jc w:val="right"/>
-            </w:pPr>
-            <w:r>
+          <w:tcPr>
+            <w:tcW w:type="dxa" w:w="1428"/>
+            <w:vAlign w:val="top"/>
+          </w:tcPr>
+          <w:p>
+            <w:pPr>
+              <w:pStyle w:val="Compact"/>
+              <w:spacing w:before="0" w:after="0" w:line="240" w:lineRule="auto"/>
+              <w:jc w:val="right"/>
+            </w:pPr>
+            <w:r>
+              <w:rPr>
+                <w:sz w:val="15"/>
+              </w:rPr>
               <w:t xml:space="preserve">0.2205</w:t>
             </w:r>
           </w:p>
         </w:tc>
       </w:tr>
       <w:tr>
-        <w:tc>
-          <w:tcPr/>
-          <w:p>
-            <w:pPr>
-              <w:pStyle w:val="Compact"/>
+        <w:trPr>
+          <w:cantSplit/>
+        </w:trPr>
+        <w:tc>
+          <w:tcPr>
+            <w:tcW w:type="dxa" w:w="3713"/>
+            <w:vAlign w:val="top"/>
+          </w:tcPr>
+          <w:p>
+            <w:pPr>
+              <w:pStyle w:val="Compact"/>
+              <w:spacing w:before="0" w:after="0" w:line="240" w:lineRule="auto"/>
               <w:jc w:val="left"/>
             </w:pPr>
             <w:r>
+              <w:rPr>
+                <w:sz w:val="15"/>
+              </w:rPr>
               <w:t xml:space="preserve">Northern high latitude</w:t>
             </w:r>
           </w:p>
         </w:tc>
         <w:tc>
-          <w:tcPr/>
-          <w:p>
-            <w:pPr>
-              <w:pStyle w:val="Compact"/>
-              <w:jc w:val="right"/>
-            </w:pPr>
-            <w:r>
+          <w:tcPr>
+            <w:tcW w:type="dxa" w:w="1428"/>
+            <w:vAlign w:val="top"/>
+          </w:tcPr>
+          <w:p>
+            <w:pPr>
+              <w:pStyle w:val="Compact"/>
+              <w:spacing w:before="0" w:after="0" w:line="240" w:lineRule="auto"/>
+              <w:jc w:val="right"/>
+            </w:pPr>
+            <w:r>
+              <w:rPr>
+                <w:sz w:val="15"/>
+              </w:rPr>
               <w:t xml:space="preserve">0.12557</w:t>
             </w:r>
           </w:p>
         </w:tc>
         <w:tc>
-          <w:tcPr/>
-          <w:p>
-            <w:pPr>
-              <w:pStyle w:val="Compact"/>
-              <w:jc w:val="right"/>
-            </w:pPr>
-            <w:r>
+          <w:tcPr>
+            <w:tcW w:type="dxa" w:w="1428"/>
+            <w:vAlign w:val="top"/>
+          </w:tcPr>
+          <w:p>
+            <w:pPr>
+              <w:pStyle w:val="Compact"/>
+              <w:spacing w:before="0" w:after="0" w:line="240" w:lineRule="auto"/>
+              <w:jc w:val="right"/>
+            </w:pPr>
+            <w:r>
+              <w:rPr>
+                <w:sz w:val="15"/>
+              </w:rPr>
               <w:t xml:space="preserve">0.03390</w:t>
             </w:r>
           </w:p>
         </w:tc>
         <w:tc>
-          <w:tcPr/>
-          <w:p>
-            <w:pPr>
-              <w:pStyle w:val="Compact"/>
-              <w:jc w:val="right"/>
-            </w:pPr>
-            <w:r>
+          <w:tcPr>
+            <w:tcW w:type="dxa" w:w="1428"/>
+            <w:vAlign w:val="top"/>
+          </w:tcPr>
+          <w:p>
+            <w:pPr>
+              <w:pStyle w:val="Compact"/>
+              <w:spacing w:before="0" w:after="0" w:line="240" w:lineRule="auto"/>
+              <w:jc w:val="right"/>
+            </w:pPr>
+            <w:r>
+              <w:rPr>
+                <w:sz w:val="15"/>
+              </w:rPr>
               <w:t xml:space="preserve">0.000474</w:t>
             </w:r>
           </w:p>
         </w:tc>
         <w:tc>
-          <w:tcPr/>
-          <w:p>
-            <w:pPr>
-              <w:pStyle w:val="Compact"/>
-              <w:jc w:val="right"/>
-            </w:pPr>
-            <w:r>
+          <w:tcPr>
+            <w:tcW w:type="dxa" w:w="1428"/>
+            <w:vAlign w:val="top"/>
+          </w:tcPr>
+          <w:p>
+            <w:pPr>
+              <w:pStyle w:val="Compact"/>
+              <w:spacing w:before="0" w:after="0" w:line="240" w:lineRule="auto"/>
+              <w:jc w:val="right"/>
+            </w:pPr>
+            <w:r>
+              <w:rPr>
+                <w:sz w:val="15"/>
+              </w:rPr>
               <w:t xml:space="preserve">0.00243</w:t>
             </w:r>
           </w:p>
         </w:tc>
         <w:tc>
-          <w:tcPr/>
-          <w:p>
-            <w:pPr>
-              <w:pStyle w:val="Compact"/>
-              <w:jc w:val="right"/>
-            </w:pPr>
-            <w:r>
+          <w:tcPr>
+            <w:tcW w:type="dxa" w:w="1428"/>
+            <w:vAlign w:val="top"/>
+          </w:tcPr>
+          <w:p>
+            <w:pPr>
+              <w:pStyle w:val="Compact"/>
+              <w:spacing w:before="0" w:after="0" w:line="240" w:lineRule="auto"/>
+              <w:jc w:val="right"/>
+            </w:pPr>
+            <w:r>
+              <w:rPr>
+                <w:sz w:val="15"/>
+              </w:rPr>
               <w:t xml:space="preserve">0.11657</w:t>
             </w:r>
           </w:p>
         </w:tc>
         <w:tc>
-          <w:tcPr/>
-          <w:p>
-            <w:pPr>
-              <w:pStyle w:val="Compact"/>
-              <w:jc w:val="right"/>
-            </w:pPr>
-            <w:r>
+          <w:tcPr>
+            <w:tcW w:type="dxa" w:w="1428"/>
+            <w:vAlign w:val="top"/>
+          </w:tcPr>
+          <w:p>
+            <w:pPr>
+              <w:pStyle w:val="Compact"/>
+              <w:spacing w:before="0" w:after="0" w:line="240" w:lineRule="auto"/>
+              <w:jc w:val="right"/>
+            </w:pPr>
+            <w:r>
+              <w:rPr>
+                <w:sz w:val="15"/>
+              </w:rPr>
               <w:t xml:space="preserve">0.03716</w:t>
             </w:r>
           </w:p>
         </w:tc>
         <w:tc>
-          <w:tcPr/>
-          <w:p>
-            <w:pPr>
-              <w:pStyle w:val="Compact"/>
-              <w:jc w:val="right"/>
-            </w:pPr>
-            <w:r>
+          <w:tcPr>
+            <w:tcW w:type="dxa" w:w="1428"/>
+            <w:vAlign w:val="top"/>
+          </w:tcPr>
+          <w:p>
+            <w:pPr>
+              <w:pStyle w:val="Compact"/>
+              <w:spacing w:before="0" w:after="0" w:line="240" w:lineRule="auto"/>
+              <w:jc w:val="right"/>
+            </w:pPr>
+            <w:r>
+              <w:rPr>
+                <w:sz w:val="15"/>
+              </w:rPr>
               <w:t xml:space="preserve">0.002744</w:t>
             </w:r>
           </w:p>
         </w:tc>
         <w:tc>
-          <w:tcPr/>
-          <w:p>
-            <w:pPr>
-              <w:pStyle w:val="Compact"/>
-              <w:jc w:val="right"/>
-            </w:pPr>
-            <w:r>
+          <w:tcPr>
+            <w:tcW w:type="dxa" w:w="1428"/>
+            <w:vAlign w:val="top"/>
+          </w:tcPr>
+          <w:p>
+            <w:pPr>
+              <w:pStyle w:val="Compact"/>
+              <w:spacing w:before="0" w:after="0" w:line="240" w:lineRule="auto"/>
+              <w:jc w:val="right"/>
+            </w:pPr>
+            <w:r>
+              <w:rPr>
+                <w:sz w:val="15"/>
+              </w:rPr>
               <w:t xml:space="preserve">0.01097</w:t>
             </w:r>
           </w:p>
         </w:tc>
       </w:tr>
       <w:tr>
-        <w:tc>
-          <w:tcPr/>
-          <w:p>
-            <w:pPr>
-              <w:pStyle w:val="Compact"/>
+        <w:trPr>
+          <w:cantSplit/>
+        </w:trPr>
+        <w:tc>
+          <w:tcPr>
+            <w:tcW w:type="dxa" w:w="3713"/>
+            <w:vAlign w:val="top"/>
+          </w:tcPr>
+          <w:p>
+            <w:pPr>
+              <w:pStyle w:val="Compact"/>
+              <w:spacing w:before="0" w:after="0" w:line="240" w:lineRule="auto"/>
               <w:jc w:val="left"/>
             </w:pPr>
             <w:r>
+              <w:rPr>
+                <w:sz w:val="15"/>
+              </w:rPr>
               <w:t xml:space="preserve">Tropical</w:t>
             </w:r>
           </w:p>
         </w:tc>
         <w:tc>
-          <w:tcPr/>
-          <w:p>
-            <w:pPr>
-              <w:pStyle w:val="Compact"/>
-              <w:jc w:val="right"/>
-            </w:pPr>
-            <w:r>
+          <w:tcPr>
+            <w:tcW w:type="dxa" w:w="1428"/>
+            <w:vAlign w:val="top"/>
+          </w:tcPr>
+          <w:p>
+            <w:pPr>
+              <w:pStyle w:val="Compact"/>
+              <w:spacing w:before="0" w:after="0" w:line="240" w:lineRule="auto"/>
+              <w:jc w:val="right"/>
+            </w:pPr>
+            <w:r>
+              <w:rPr>
+                <w:sz w:val="15"/>
+              </w:rPr>
               <w:t xml:space="preserve">0.06846</w:t>
             </w:r>
           </w:p>
         </w:tc>
         <w:tc>
-          <w:tcPr/>
-          <w:p>
-            <w:pPr>
-              <w:pStyle w:val="Compact"/>
-              <w:jc w:val="right"/>
-            </w:pPr>
-            <w:r>
+          <w:tcPr>
+            <w:tcW w:type="dxa" w:w="1428"/>
+            <w:vAlign w:val="top"/>
+          </w:tcPr>
+          <w:p>
+            <w:pPr>
+              <w:pStyle w:val="Compact"/>
+              <w:spacing w:before="0" w:after="0" w:line="240" w:lineRule="auto"/>
+              <w:jc w:val="right"/>
+            </w:pPr>
+            <w:r>
+              <w:rPr>
+                <w:sz w:val="15"/>
+              </w:rPr>
               <w:t xml:space="preserve">0.02494</w:t>
             </w:r>
           </w:p>
         </w:tc>
         <w:tc>
-          <w:tcPr/>
-          <w:p>
-            <w:pPr>
-              <w:pStyle w:val="Compact"/>
-              <w:jc w:val="right"/>
-            </w:pPr>
-            <w:r>
+          <w:tcPr>
+            <w:tcW w:type="dxa" w:w="1428"/>
+            <w:vAlign w:val="top"/>
+          </w:tcPr>
+          <w:p>
+            <w:pPr>
+              <w:pStyle w:val="Compact"/>
+              <w:spacing w:before="0" w:after="0" w:line="240" w:lineRule="auto"/>
+              <w:jc w:val="right"/>
+            </w:pPr>
+            <w:r>
+              <w:rPr>
+                <w:sz w:val="15"/>
+              </w:rPr>
               <w:t xml:space="preserve">0.007174</w:t>
             </w:r>
           </w:p>
         </w:tc>
         <w:tc>
-          <w:tcPr/>
-          <w:p>
-            <w:pPr>
-              <w:pStyle w:val="Compact"/>
-              <w:jc w:val="right"/>
-            </w:pPr>
-            <w:r>
+          <w:tcPr>
+            <w:tcW w:type="dxa" w:w="1428"/>
+            <w:vAlign w:val="top"/>
+          </w:tcPr>
+          <w:p>
+            <w:pPr>
+              <w:pStyle w:val="Compact"/>
+              <w:spacing w:before="0" w:after="0" w:line="240" w:lineRule="auto"/>
+              <w:jc w:val="right"/>
+            </w:pPr>
+            <w:r>
+              <w:rPr>
+                <w:sz w:val="15"/>
+              </w:rPr>
               <w:t xml:space="preserve">0.01913</w:t>
             </w:r>
           </w:p>
         </w:tc>
         <w:tc>
-          <w:tcPr/>
-          <w:p>
-            <w:pPr>
-              <w:pStyle w:val="Compact"/>
-              <w:jc w:val="right"/>
-            </w:pPr>
-            <w:r>
+          <w:tcPr>
+            <w:tcW w:type="dxa" w:w="1428"/>
+            <w:vAlign w:val="top"/>
+          </w:tcPr>
+          <w:p>
+            <w:pPr>
+              <w:pStyle w:val="Compact"/>
+              <w:spacing w:before="0" w:after="0" w:line="240" w:lineRule="auto"/>
+              <w:jc w:val="right"/>
+            </w:pPr>
+            <w:r>
+              <w:rPr>
+                <w:sz w:val="15"/>
+              </w:rPr>
               <w:t xml:space="preserve">0.05249</w:t>
             </w:r>
           </w:p>
         </w:tc>
         <w:tc>
-          <w:tcPr/>
-          <w:p>
-            <w:pPr>
-              <w:pStyle w:val="Compact"/>
-              <w:jc w:val="right"/>
-            </w:pPr>
-            <w:r>
+          <w:tcPr>
+            <w:tcW w:type="dxa" w:w="1428"/>
+            <w:vAlign w:val="top"/>
+          </w:tcPr>
+          <w:p>
+            <w:pPr>
+              <w:pStyle w:val="Compact"/>
+              <w:spacing w:before="0" w:after="0" w:line="240" w:lineRule="auto"/>
+              <w:jc w:val="right"/>
+            </w:pPr>
+            <w:r>
+              <w:rPr>
+                <w:sz w:val="15"/>
+              </w:rPr>
               <w:t xml:space="preserve">0.02616</w:t>
             </w:r>
           </w:p>
         </w:tc>
         <w:tc>
-          <w:tcPr/>
-          <w:p>
-            <w:pPr>
-              <w:pStyle w:val="Compact"/>
-              <w:jc w:val="right"/>
-            </w:pPr>
-            <w:r>
+          <w:tcPr>
+            <w:tcW w:type="dxa" w:w="1428"/>
+            <w:vAlign w:val="top"/>
+          </w:tcPr>
+          <w:p>
+            <w:pPr>
+              <w:pStyle w:val="Compact"/>
+              <w:spacing w:before="0" w:after="0" w:line="240" w:lineRule="auto"/>
+              <w:jc w:val="right"/>
+            </w:pPr>
+            <w:r>
+              <w:rPr>
+                <w:sz w:val="15"/>
+              </w:rPr>
               <w:t xml:space="preserve">0.04751</w:t>
             </w:r>
           </w:p>
         </w:tc>
         <w:tc>
-          <w:tcPr/>
-          <w:p>
-            <w:pPr>
-              <w:pStyle w:val="Compact"/>
-              <w:jc w:val="right"/>
-            </w:pPr>
-            <w:r>
+          <w:tcPr>
+            <w:tcW w:type="dxa" w:w="1428"/>
+            <w:vAlign w:val="top"/>
+          </w:tcPr>
+          <w:p>
+            <w:pPr>
+              <w:pStyle w:val="Compact"/>
+              <w:spacing w:before="0" w:after="0" w:line="240" w:lineRule="auto"/>
+              <w:jc w:val="right"/>
+            </w:pPr>
+            <w:r>
+              <w:rPr>
+                <w:sz w:val="15"/>
+              </w:rPr>
               <w:t xml:space="preserve">0.1267</w:t>
             </w:r>
           </w:p>
         </w:tc>
       </w:tr>
       <w:tr>
-        <w:tc>
-          <w:tcPr/>
-          <w:p>
-            <w:pPr>
-              <w:pStyle w:val="Compact"/>
+        <w:trPr>
+          <w:cantSplit/>
+        </w:trPr>
+        <w:tc>
+          <w:tcPr>
+            <w:tcW w:type="dxa" w:w="3713"/>
+            <w:vAlign w:val="top"/>
+          </w:tcPr>
+          <w:p>
+            <w:pPr>
+              <w:pStyle w:val="Compact"/>
+              <w:spacing w:before="0" w:after="0" w:line="240" w:lineRule="auto"/>
               <w:jc w:val="left"/>
             </w:pPr>
             <w:r>
+              <w:rPr>
+                <w:sz w:val="15"/>
+              </w:rPr>
               <w:t xml:space="preserve">Southern extratropical</w:t>
             </w:r>
           </w:p>
         </w:tc>
         <w:tc>
-          <w:tcPr/>
-          <w:p>
-            <w:pPr>
-              <w:pStyle w:val="Compact"/>
-              <w:jc w:val="right"/>
-            </w:pPr>
-            <w:r>
+          <w:tcPr>
+            <w:tcW w:type="dxa" w:w="1428"/>
+            <w:vAlign w:val="top"/>
+          </w:tcPr>
+          <w:p>
+            <w:pPr>
+              <w:pStyle w:val="Compact"/>
+              <w:spacing w:before="0" w:after="0" w:line="240" w:lineRule="auto"/>
+              <w:jc w:val="right"/>
+            </w:pPr>
+            <w:r>
+              <w:rPr>
+                <w:sz w:val="15"/>
+              </w:rPr>
               <w:t xml:space="preserve">0.04929</w:t>
             </w:r>
           </w:p>
         </w:tc>
         <w:tc>
-          <w:tcPr/>
-          <w:p>
-            <w:pPr>
-              <w:pStyle w:val="Compact"/>
-              <w:jc w:val="right"/>
-            </w:pPr>
-            <w:r>
+          <w:tcPr>
+            <w:tcW w:type="dxa" w:w="1428"/>
+            <w:vAlign w:val="top"/>
+          </w:tcPr>
+          <w:p>
+            <w:pPr>
+              <w:pStyle w:val="Compact"/>
+              <w:spacing w:before="0" w:after="0" w:line="240" w:lineRule="auto"/>
+              <w:jc w:val="right"/>
+            </w:pPr>
+            <w:r>
+              <w:rPr>
+                <w:sz w:val="15"/>
+              </w:rPr>
               <w:t xml:space="preserve">0.03979</w:t>
             </w:r>
           </w:p>
         </w:tc>
         <w:tc>
-          <w:tcPr/>
-          <w:p>
-            <w:pPr>
-              <w:pStyle w:val="Compact"/>
-              <w:jc w:val="right"/>
-            </w:pPr>
-            <w:r>
+          <w:tcPr>
+            <w:tcW w:type="dxa" w:w="1428"/>
+            <w:vAlign w:val="top"/>
+          </w:tcPr>
+          <w:p>
+            <w:pPr>
+              <w:pStyle w:val="Compact"/>
+              <w:spacing w:before="0" w:after="0" w:line="240" w:lineRule="auto"/>
+              <w:jc w:val="right"/>
+            </w:pPr>
+            <w:r>
+              <w:rPr>
+                <w:sz w:val="15"/>
+              </w:rPr>
               <w:t xml:space="preserve">0.2232</w:t>
             </w:r>
           </w:p>
         </w:tc>
         <w:tc>
-          <w:tcPr/>
-          <w:p>
-            <w:pPr>
-              <w:pStyle w:val="Compact"/>
-              <w:jc w:val="right"/>
-            </w:pPr>
-            <w:r>
+          <w:tcPr>
+            <w:tcW w:type="dxa" w:w="1428"/>
+            <w:vAlign w:val="top"/>
+          </w:tcPr>
+          <w:p>
+            <w:pPr>
+              <w:pStyle w:val="Compact"/>
+              <w:spacing w:before="0" w:after="0" w:line="240" w:lineRule="auto"/>
+              <w:jc w:val="right"/>
+            </w:pPr>
+            <w:r>
+              <w:rPr>
+                <w:sz w:val="15"/>
+              </w:rPr>
               <w:t xml:space="preserve">0.2977</w:t>
             </w:r>
           </w:p>
         </w:tc>
         <w:tc>
-          <w:tcPr/>
-          <w:p>
-            <w:pPr>
-              <w:pStyle w:val="Compact"/>
-              <w:jc w:val="right"/>
-            </w:pPr>
-            <w:r>
+          <w:tcPr>
+            <w:tcW w:type="dxa" w:w="1428"/>
+            <w:vAlign w:val="top"/>
+          </w:tcPr>
+          <w:p>
+            <w:pPr>
+              <w:pStyle w:val="Compact"/>
+              <w:spacing w:before="0" w:after="0" w:line="240" w:lineRule="auto"/>
+              <w:jc w:val="right"/>
+            </w:pPr>
+            <w:r>
+              <w:rPr>
+                <w:sz w:val="15"/>
+              </w:rPr>
               <w:t xml:space="preserve">0.05779</w:t>
             </w:r>
           </w:p>
         </w:tc>
         <w:tc>
-          <w:tcPr/>
-          <w:p>
-            <w:pPr>
-              <w:pStyle w:val="Compact"/>
-              <w:jc w:val="right"/>
-            </w:pPr>
-            <w:r>
+          <w:tcPr>
+            <w:tcW w:type="dxa" w:w="1428"/>
+            <w:vAlign w:val="top"/>
+          </w:tcPr>
+          <w:p>
+            <w:pPr>
+              <w:pStyle w:val="Compact"/>
+              <w:spacing w:before="0" w:after="0" w:line="240" w:lineRule="auto"/>
+              <w:jc w:val="right"/>
+            </w:pPr>
+            <w:r>
+              <w:rPr>
+                <w:sz w:val="15"/>
+              </w:rPr>
               <w:t xml:space="preserve">0.03473</w:t>
             </w:r>
           </w:p>
         </w:tc>
         <w:tc>
-          <w:tcPr/>
-          <w:p>
-            <w:pPr>
-              <w:pStyle w:val="Compact"/>
-              <w:jc w:val="right"/>
-            </w:pPr>
-            <w:r>
+          <w:tcPr>
+            <w:tcW w:type="dxa" w:w="1428"/>
+            <w:vAlign w:val="top"/>
+          </w:tcPr>
+          <w:p>
+            <w:pPr>
+              <w:pStyle w:val="Compact"/>
+              <w:spacing w:before="0" w:after="0" w:line="240" w:lineRule="auto"/>
+              <w:jc w:val="right"/>
+            </w:pPr>
+            <w:r>
+              <w:rPr>
+                <w:sz w:val="15"/>
+              </w:rPr>
               <w:t xml:space="preserve">0.1046</w:t>
             </w:r>
           </w:p>
         </w:tc>
         <w:tc>
-          <w:tcPr/>
-          <w:p>
-            <w:pPr>
-              <w:pStyle w:val="Compact"/>
-              <w:jc w:val="right"/>
-            </w:pPr>
-            <w:r>
+          <w:tcPr>
+            <w:tcW w:type="dxa" w:w="1428"/>
+            <w:vAlign w:val="top"/>
+          </w:tcPr>
+          <w:p>
+            <w:pPr>
+              <w:pStyle w:val="Compact"/>
+              <w:spacing w:before="0" w:after="0" w:line="240" w:lineRule="auto"/>
+              <w:jc w:val="right"/>
+            </w:pPr>
+            <w:r>
+              <w:rPr>
+                <w:sz w:val="15"/>
+              </w:rPr>
               <w:t xml:space="preserve">0.2091</w:t>
             </w:r>
           </w:p>
@@ -1944,385 +2582,610 @@
       <w:tblPr>
         <w:tblStyle w:val="Table"/>
         <w:tblW w:type="auto" w:w="0"/>
+        <w:tblLayout w:type="fixed"/>
         <w:tblLook w:firstRow="1" w:lastRow="0" w:firstColumn="0" w:lastColumn="0" w:noHBand="0" w:noVBand="0" w:val="0020"/>
         <w:jc w:val="start"/>
       </w:tblPr>
       <w:tblGrid>
-        <w:gridCol w:w="1320"/>
-        <w:gridCol w:w="1320"/>
-        <w:gridCol w:w="1320"/>
-        <w:gridCol w:w="1320"/>
-        <w:gridCol w:w="1320"/>
-        <w:gridCol w:w="1320"/>
+        <w:gridCol w:w="5178"/>
+        <w:gridCol w:w="1992"/>
+        <w:gridCol w:w="1992"/>
+        <w:gridCol w:w="1992"/>
+        <w:gridCol w:w="1992"/>
+        <w:gridCol w:w="1992"/>
       </w:tblGrid>
       <w:tr>
         <w:trPr>
           <w:tblHeader w:val="true"/>
+          <w:cantSplit/>
+          <w:tblHeader/>
         </w:trPr>
         <w:tc>
-          <w:tcPr/>
-          <w:p>
-            <w:pPr>
-              <w:pStyle w:val="Compact"/>
+          <w:tcPr>
+            <w:tcW w:type="dxa" w:w="5178"/>
+            <w:vAlign w:val="top"/>
+          </w:tcPr>
+          <w:p>
+            <w:pPr>
+              <w:pStyle w:val="Compact"/>
+              <w:spacing w:before="0" w:after="0" w:line="240" w:lineRule="auto"/>
               <w:jc w:val="left"/>
             </w:pPr>
             <w:r>
+              <w:rPr>
+                <w:sz w:val="15"/>
+              </w:rPr>
               <w:t xml:space="preserve">Region</w:t>
             </w:r>
           </w:p>
         </w:tc>
         <w:tc>
-          <w:tcPr/>
-          <w:p>
-            <w:pPr>
-              <w:pStyle w:val="Compact"/>
-              <w:jc w:val="right"/>
-            </w:pPr>
-            <w:r>
+          <w:tcPr>
+            <w:tcW w:type="dxa" w:w="1992"/>
+            <w:vAlign w:val="top"/>
+          </w:tcPr>
+          <w:p>
+            <w:pPr>
+              <w:pStyle w:val="Compact"/>
+              <w:spacing w:before="0" w:after="0" w:line="240" w:lineRule="auto"/>
+              <w:jc w:val="right"/>
+            </w:pPr>
+            <w:r>
+              <w:rPr>
+                <w:sz w:val="15"/>
+              </w:rPr>
               <w:t xml:space="preserve">Complete-score islands</w:t>
             </w:r>
           </w:p>
         </w:tc>
         <w:tc>
-          <w:tcPr/>
-          <w:p>
-            <w:pPr>
-              <w:pStyle w:val="Compact"/>
-              <w:jc w:val="right"/>
-            </w:pPr>
-            <w:r>
+          <w:tcPr>
+            <w:tcW w:type="dxa" w:w="1992"/>
+            <w:vAlign w:val="top"/>
+          </w:tcPr>
+          <w:p>
+            <w:pPr>
+              <w:pStyle w:val="Compact"/>
+              <w:spacing w:before="0" w:after="0" w:line="240" w:lineRule="auto"/>
+              <w:jc w:val="right"/>
+            </w:pPr>
+            <w:r>
+              <w:rPr>
+                <w:sz w:val="15"/>
+              </w:rPr>
               <w:t xml:space="preserve">β isolation</w:t>
             </w:r>
           </w:p>
         </w:tc>
         <w:tc>
-          <w:tcPr/>
-          <w:p>
-            <w:pPr>
-              <w:pStyle w:val="Compact"/>
-              <w:jc w:val="right"/>
-            </w:pPr>
-            <w:r>
+          <w:tcPr>
+            <w:tcW w:type="dxa" w:w="1992"/>
+            <w:vAlign w:val="top"/>
+          </w:tcPr>
+          <w:p>
+            <w:pPr>
+              <w:pStyle w:val="Compact"/>
+              <w:spacing w:before="0" w:after="0" w:line="240" w:lineRule="auto"/>
+              <w:jc w:val="right"/>
+            </w:pPr>
+            <w:r>
+              <w:rPr>
+                <w:sz w:val="15"/>
+              </w:rPr>
               <w:t xml:space="preserve">SE</w:t>
             </w:r>
           </w:p>
         </w:tc>
         <w:tc>
-          <w:tcPr/>
-          <w:p>
-            <w:pPr>
-              <w:pStyle w:val="Compact"/>
-              <w:jc w:val="right"/>
-            </w:pPr>
-            <w:r>
+          <w:tcPr>
+            <w:tcW w:type="dxa" w:w="1992"/>
+            <w:vAlign w:val="top"/>
+          </w:tcPr>
+          <w:p>
+            <w:pPr>
+              <w:pStyle w:val="Compact"/>
+              <w:spacing w:before="0" w:after="0" w:line="240" w:lineRule="auto"/>
+              <w:jc w:val="right"/>
+            </w:pPr>
+            <w:r>
+              <w:rPr>
+                <w:sz w:val="15"/>
+              </w:rPr>
               <w:t xml:space="preserve">P</w:t>
             </w:r>
           </w:p>
         </w:tc>
         <w:tc>
-          <w:tcPr/>
-          <w:p>
-            <w:pPr>
-              <w:pStyle w:val="Compact"/>
-              <w:jc w:val="right"/>
-            </w:pPr>
-            <w:r>
+          <w:tcPr>
+            <w:tcW w:type="dxa" w:w="1992"/>
+            <w:vAlign w:val="top"/>
+          </w:tcPr>
+          <w:p>
+            <w:pPr>
+              <w:pStyle w:val="Compact"/>
+              <w:spacing w:before="0" w:after="0" w:line="240" w:lineRule="auto"/>
+              <w:jc w:val="right"/>
+            </w:pPr>
+            <w:r>
+              <w:rPr>
+                <w:sz w:val="15"/>
+              </w:rPr>
               <w:t xml:space="preserve">q</w:t>
             </w:r>
           </w:p>
         </w:tc>
       </w:tr>
       <w:tr>
-        <w:tc>
-          <w:tcPr/>
-          <w:p>
-            <w:pPr>
-              <w:pStyle w:val="Compact"/>
+        <w:trPr>
+          <w:cantSplit/>
+        </w:trPr>
+        <w:tc>
+          <w:tcPr>
+            <w:tcW w:type="dxa" w:w="5178"/>
+            <w:vAlign w:val="top"/>
+          </w:tcPr>
+          <w:p>
+            <w:pPr>
+              <w:pStyle w:val="Compact"/>
+              <w:spacing w:before="0" w:after="0" w:line="240" w:lineRule="auto"/>
               <w:jc w:val="left"/>
             </w:pPr>
             <w:r>
+              <w:rPr>
+                <w:sz w:val="15"/>
+              </w:rPr>
               <w:t xml:space="preserve">Northern mid-latitude</w:t>
             </w:r>
           </w:p>
         </w:tc>
         <w:tc>
-          <w:tcPr/>
-          <w:p>
-            <w:pPr>
-              <w:pStyle w:val="Compact"/>
-              <w:jc w:val="right"/>
-            </w:pPr>
-            <w:r>
+          <w:tcPr>
+            <w:tcW w:type="dxa" w:w="1992"/>
+            <w:vAlign w:val="top"/>
+          </w:tcPr>
+          <w:p>
+            <w:pPr>
+              <w:pStyle w:val="Compact"/>
+              <w:spacing w:before="0" w:after="0" w:line="240" w:lineRule="auto"/>
+              <w:jc w:val="right"/>
+            </w:pPr>
+            <w:r>
+              <w:rPr>
+                <w:sz w:val="15"/>
+              </w:rPr>
               <w:t xml:space="preserve">1,725</w:t>
             </w:r>
           </w:p>
         </w:tc>
         <w:tc>
-          <w:tcPr/>
-          <w:p>
-            <w:pPr>
-              <w:pStyle w:val="Compact"/>
-              <w:jc w:val="right"/>
-            </w:pPr>
-            <w:r>
+          <w:tcPr>
+            <w:tcW w:type="dxa" w:w="1992"/>
+            <w:vAlign w:val="top"/>
+          </w:tcPr>
+          <w:p>
+            <w:pPr>
+              <w:pStyle w:val="Compact"/>
+              <w:spacing w:before="0" w:after="0" w:line="240" w:lineRule="auto"/>
+              <w:jc w:val="right"/>
+            </w:pPr>
+            <w:r>
+              <w:rPr>
+                <w:sz w:val="15"/>
+              </w:rPr>
               <w:t xml:space="preserve">0.02296</w:t>
             </w:r>
           </w:p>
         </w:tc>
         <w:tc>
-          <w:tcPr/>
-          <w:p>
-            <w:pPr>
-              <w:pStyle w:val="Compact"/>
-              <w:jc w:val="right"/>
-            </w:pPr>
-            <w:r>
+          <w:tcPr>
+            <w:tcW w:type="dxa" w:w="1992"/>
+            <w:vAlign w:val="top"/>
+          </w:tcPr>
+          <w:p>
+            <w:pPr>
+              <w:pStyle w:val="Compact"/>
+              <w:spacing w:before="0" w:after="0" w:line="240" w:lineRule="auto"/>
+              <w:jc w:val="right"/>
+            </w:pPr>
+            <w:r>
+              <w:rPr>
+                <w:sz w:val="15"/>
+              </w:rPr>
               <w:t xml:space="preserve">0.01107</w:t>
             </w:r>
           </w:p>
         </w:tc>
         <w:tc>
-          <w:tcPr/>
-          <w:p>
-            <w:pPr>
-              <w:pStyle w:val="Compact"/>
-              <w:jc w:val="right"/>
-            </w:pPr>
-            <w:r>
+          <w:tcPr>
+            <w:tcW w:type="dxa" w:w="1992"/>
+            <w:vAlign w:val="top"/>
+          </w:tcPr>
+          <w:p>
+            <w:pPr>
+              <w:pStyle w:val="Compact"/>
+              <w:spacing w:before="0" w:after="0" w:line="240" w:lineRule="auto"/>
+              <w:jc w:val="right"/>
+            </w:pPr>
+            <w:r>
+              <w:rPr>
+                <w:sz w:val="15"/>
+              </w:rPr>
               <w:t xml:space="preserve">0.03812</w:t>
             </w:r>
           </w:p>
         </w:tc>
         <w:tc>
-          <w:tcPr/>
-          <w:p>
-            <w:pPr>
-              <w:pStyle w:val="Compact"/>
-              <w:jc w:val="right"/>
-            </w:pPr>
-            <w:r>
+          <w:tcPr>
+            <w:tcW w:type="dxa" w:w="1992"/>
+            <w:vAlign w:val="top"/>
+          </w:tcPr>
+          <w:p>
+            <w:pPr>
+              <w:pStyle w:val="Compact"/>
+              <w:spacing w:before="0" w:after="0" w:line="240" w:lineRule="auto"/>
+              <w:jc w:val="right"/>
+            </w:pPr>
+            <w:r>
+              <w:rPr>
+                <w:sz w:val="15"/>
+              </w:rPr>
               <w:t xml:space="preserve">0.05082</w:t>
             </w:r>
           </w:p>
         </w:tc>
       </w:tr>
       <w:tr>
-        <w:tc>
-          <w:tcPr/>
-          <w:p>
-            <w:pPr>
-              <w:pStyle w:val="Compact"/>
+        <w:trPr>
+          <w:cantSplit/>
+        </w:trPr>
+        <w:tc>
+          <w:tcPr>
+            <w:tcW w:type="dxa" w:w="5178"/>
+            <w:vAlign w:val="top"/>
+          </w:tcPr>
+          <w:p>
+            <w:pPr>
+              <w:pStyle w:val="Compact"/>
+              <w:spacing w:before="0" w:after="0" w:line="240" w:lineRule="auto"/>
               <w:jc w:val="left"/>
             </w:pPr>
             <w:r>
+              <w:rPr>
+                <w:sz w:val="15"/>
+              </w:rPr>
               <w:t xml:space="preserve">Northern high latitude</w:t>
             </w:r>
           </w:p>
         </w:tc>
         <w:tc>
-          <w:tcPr/>
-          <w:p>
-            <w:pPr>
-              <w:pStyle w:val="Compact"/>
-              <w:jc w:val="right"/>
-            </w:pPr>
-            <w:r>
+          <w:tcPr>
+            <w:tcW w:type="dxa" w:w="1992"/>
+            <w:vAlign w:val="top"/>
+          </w:tcPr>
+          <w:p>
+            <w:pPr>
+              <w:pStyle w:val="Compact"/>
+              <w:spacing w:before="0" w:after="0" w:line="240" w:lineRule="auto"/>
+              <w:jc w:val="right"/>
+            </w:pPr>
+            <w:r>
+              <w:rPr>
+                <w:sz w:val="15"/>
+              </w:rPr>
               <w:t xml:space="preserve">221</w:t>
             </w:r>
           </w:p>
         </w:tc>
         <w:tc>
-          <w:tcPr/>
-          <w:p>
-            <w:pPr>
-              <w:pStyle w:val="Compact"/>
-              <w:jc w:val="right"/>
-            </w:pPr>
-            <w:r>
+          <w:tcPr>
+            <w:tcW w:type="dxa" w:w="1992"/>
+            <w:vAlign w:val="top"/>
+          </w:tcPr>
+          <w:p>
+            <w:pPr>
+              <w:pStyle w:val="Compact"/>
+              <w:spacing w:before="0" w:after="0" w:line="240" w:lineRule="auto"/>
+              <w:jc w:val="right"/>
+            </w:pPr>
+            <w:r>
+              <w:rPr>
+                <w:sz w:val="15"/>
+              </w:rPr>
               <w:t xml:space="preserve">0.08508</w:t>
             </w:r>
           </w:p>
         </w:tc>
         <w:tc>
-          <w:tcPr/>
-          <w:p>
-            <w:pPr>
-              <w:pStyle w:val="Compact"/>
-              <w:jc w:val="right"/>
-            </w:pPr>
-            <w:r>
+          <w:tcPr>
+            <w:tcW w:type="dxa" w:w="1992"/>
+            <w:vAlign w:val="top"/>
+          </w:tcPr>
+          <w:p>
+            <w:pPr>
+              <w:pStyle w:val="Compact"/>
+              <w:spacing w:before="0" w:after="0" w:line="240" w:lineRule="auto"/>
+              <w:jc w:val="right"/>
+            </w:pPr>
+            <w:r>
+              <w:rPr>
+                <w:sz w:val="15"/>
+              </w:rPr>
               <w:t xml:space="preserve">0.03433</w:t>
             </w:r>
           </w:p>
         </w:tc>
         <w:tc>
-          <w:tcPr/>
-          <w:p>
-            <w:pPr>
-              <w:pStyle w:val="Compact"/>
-              <w:jc w:val="right"/>
-            </w:pPr>
-            <w:r>
+          <w:tcPr>
+            <w:tcW w:type="dxa" w:w="1992"/>
+            <w:vAlign w:val="top"/>
+          </w:tcPr>
+          <w:p>
+            <w:pPr>
+              <w:pStyle w:val="Compact"/>
+              <w:spacing w:before="0" w:after="0" w:line="240" w:lineRule="auto"/>
+              <w:jc w:val="right"/>
+            </w:pPr>
+            <w:r>
+              <w:rPr>
+                <w:sz w:val="15"/>
+              </w:rPr>
               <w:t xml:space="preserve">0.01321</w:t>
             </w:r>
           </w:p>
         </w:tc>
         <w:tc>
-          <w:tcPr/>
-          <w:p>
-            <w:pPr>
-              <w:pStyle w:val="Compact"/>
-              <w:jc w:val="right"/>
-            </w:pPr>
-            <w:r>
+          <w:tcPr>
+            <w:tcW w:type="dxa" w:w="1992"/>
+            <w:vAlign w:val="top"/>
+          </w:tcPr>
+          <w:p>
+            <w:pPr>
+              <w:pStyle w:val="Compact"/>
+              <w:spacing w:before="0" w:after="0" w:line="240" w:lineRule="auto"/>
+              <w:jc w:val="right"/>
+            </w:pPr>
+            <w:r>
+              <w:rPr>
+                <w:sz w:val="15"/>
+              </w:rPr>
               <w:t xml:space="preserve">0.03759</w:t>
             </w:r>
           </w:p>
         </w:tc>
       </w:tr>
       <w:tr>
-        <w:tc>
-          <w:tcPr/>
-          <w:p>
-            <w:pPr>
-              <w:pStyle w:val="Compact"/>
+        <w:trPr>
+          <w:cantSplit/>
+        </w:trPr>
+        <w:tc>
+          <w:tcPr>
+            <w:tcW w:type="dxa" w:w="5178"/>
+            <w:vAlign w:val="top"/>
+          </w:tcPr>
+          <w:p>
+            <w:pPr>
+              <w:pStyle w:val="Compact"/>
+              <w:spacing w:before="0" w:after="0" w:line="240" w:lineRule="auto"/>
               <w:jc w:val="left"/>
             </w:pPr>
             <w:r>
+              <w:rPr>
+                <w:sz w:val="15"/>
+              </w:rPr>
               <w:t xml:space="preserve">Tropical</w:t>
             </w:r>
           </w:p>
         </w:tc>
         <w:tc>
-          <w:tcPr/>
-          <w:p>
-            <w:pPr>
-              <w:pStyle w:val="Compact"/>
-              <w:jc w:val="right"/>
-            </w:pPr>
-            <w:r>
+          <w:tcPr>
+            <w:tcW w:type="dxa" w:w="1992"/>
+            <w:vAlign w:val="top"/>
+          </w:tcPr>
+          <w:p>
+            <w:pPr>
+              <w:pStyle w:val="Compact"/>
+              <w:spacing w:before="0" w:after="0" w:line="240" w:lineRule="auto"/>
+              <w:jc w:val="right"/>
+            </w:pPr>
+            <w:r>
+              <w:rPr>
+                <w:sz w:val="15"/>
+              </w:rPr>
               <w:t xml:space="preserve">438</w:t>
             </w:r>
           </w:p>
         </w:tc>
         <w:tc>
-          <w:tcPr/>
-          <w:p>
-            <w:pPr>
-              <w:pStyle w:val="Compact"/>
-              <w:jc w:val="right"/>
-            </w:pPr>
-            <w:r>
+          <w:tcPr>
+            <w:tcW w:type="dxa" w:w="1992"/>
+            <w:vAlign w:val="top"/>
+          </w:tcPr>
+          <w:p>
+            <w:pPr>
+              <w:pStyle w:val="Compact"/>
+              <w:spacing w:before="0" w:after="0" w:line="240" w:lineRule="auto"/>
+              <w:jc w:val="right"/>
+            </w:pPr>
+            <w:r>
+              <w:rPr>
+                <w:sz w:val="15"/>
+              </w:rPr>
               <w:t xml:space="preserve">0.05058</w:t>
             </w:r>
           </w:p>
         </w:tc>
         <w:tc>
-          <w:tcPr/>
-          <w:p>
-            <w:pPr>
-              <w:pStyle w:val="Compact"/>
-              <w:jc w:val="right"/>
-            </w:pPr>
-            <w:r>
+          <w:tcPr>
+            <w:tcW w:type="dxa" w:w="1992"/>
+            <w:vAlign w:val="top"/>
+          </w:tcPr>
+          <w:p>
+            <w:pPr>
+              <w:pStyle w:val="Compact"/>
+              <w:spacing w:before="0" w:after="0" w:line="240" w:lineRule="auto"/>
+              <w:jc w:val="right"/>
+            </w:pPr>
+            <w:r>
+              <w:rPr>
+                <w:sz w:val="15"/>
+              </w:rPr>
               <w:t xml:space="preserve">0.02153</w:t>
             </w:r>
           </w:p>
         </w:tc>
         <w:tc>
-          <w:tcPr/>
-          <w:p>
-            <w:pPr>
-              <w:pStyle w:val="Compact"/>
-              <w:jc w:val="right"/>
-            </w:pPr>
-            <w:r>
+          <w:tcPr>
+            <w:tcW w:type="dxa" w:w="1992"/>
+            <w:vAlign w:val="top"/>
+          </w:tcPr>
+          <w:p>
+            <w:pPr>
+              <w:pStyle w:val="Compact"/>
+              <w:spacing w:before="0" w:after="0" w:line="240" w:lineRule="auto"/>
+              <w:jc w:val="right"/>
+            </w:pPr>
+            <w:r>
+              <w:rPr>
+                <w:sz w:val="15"/>
+              </w:rPr>
               <w:t xml:space="preserve">0.01880</w:t>
             </w:r>
           </w:p>
         </w:tc>
         <w:tc>
-          <w:tcPr/>
-          <w:p>
-            <w:pPr>
-              <w:pStyle w:val="Compact"/>
-              <w:jc w:val="right"/>
-            </w:pPr>
-            <w:r>
+          <w:tcPr>
+            <w:tcW w:type="dxa" w:w="1992"/>
+            <w:vAlign w:val="top"/>
+          </w:tcPr>
+          <w:p>
+            <w:pPr>
+              <w:pStyle w:val="Compact"/>
+              <w:spacing w:before="0" w:after="0" w:line="240" w:lineRule="auto"/>
+              <w:jc w:val="right"/>
+            </w:pPr>
+            <w:r>
+              <w:rPr>
+                <w:sz w:val="15"/>
+              </w:rPr>
               <w:t xml:space="preserve">0.03759</w:t>
             </w:r>
           </w:p>
         </w:tc>
       </w:tr>
       <w:tr>
-        <w:tc>
-          <w:tcPr/>
-          <w:p>
-            <w:pPr>
-              <w:pStyle w:val="Compact"/>
+        <w:trPr>
+          <w:cantSplit/>
+        </w:trPr>
+        <w:tc>
+          <w:tcPr>
+            <w:tcW w:type="dxa" w:w="5178"/>
+            <w:vAlign w:val="top"/>
+          </w:tcPr>
+          <w:p>
+            <w:pPr>
+              <w:pStyle w:val="Compact"/>
+              <w:spacing w:before="0" w:after="0" w:line="240" w:lineRule="auto"/>
               <w:jc w:val="left"/>
             </w:pPr>
             <w:r>
+              <w:rPr>
+                <w:sz w:val="15"/>
+              </w:rPr>
               <w:t xml:space="preserve">Southern extratropical</w:t>
             </w:r>
           </w:p>
         </w:tc>
         <w:tc>
-          <w:tcPr/>
-          <w:p>
-            <w:pPr>
-              <w:pStyle w:val="Compact"/>
-              <w:jc w:val="right"/>
-            </w:pPr>
-            <w:r>
+          <w:tcPr>
+            <w:tcW w:type="dxa" w:w="1992"/>
+            <w:vAlign w:val="top"/>
+          </w:tcPr>
+          <w:p>
+            <w:pPr>
+              <w:pStyle w:val="Compact"/>
+              <w:spacing w:before="0" w:after="0" w:line="240" w:lineRule="auto"/>
+              <w:jc w:val="right"/>
+            </w:pPr>
+            <w:r>
+              <w:rPr>
+                <w:sz w:val="15"/>
+              </w:rPr>
               <w:t xml:space="preserve">157</w:t>
             </w:r>
           </w:p>
         </w:tc>
         <w:tc>
-          <w:tcPr/>
-          <w:p>
-            <w:pPr>
-              <w:pStyle w:val="Compact"/>
-              <w:jc w:val="right"/>
-            </w:pPr>
-            <w:r>
+          <w:tcPr>
+            <w:tcW w:type="dxa" w:w="1992"/>
+            <w:vAlign w:val="top"/>
+          </w:tcPr>
+          <w:p>
+            <w:pPr>
+              <w:pStyle w:val="Compact"/>
+              <w:spacing w:before="0" w:after="0" w:line="240" w:lineRule="auto"/>
+              <w:jc w:val="right"/>
+            </w:pPr>
+            <w:r>
+              <w:rPr>
+                <w:sz w:val="15"/>
+              </w:rPr>
               <w:t xml:space="preserve">0.03487</w:t>
             </w:r>
           </w:p>
         </w:tc>
         <w:tc>
-          <w:tcPr/>
-          <w:p>
-            <w:pPr>
-              <w:pStyle w:val="Compact"/>
-              <w:jc w:val="right"/>
-            </w:pPr>
-            <w:r>
+          <w:tcPr>
+            <w:tcW w:type="dxa" w:w="1992"/>
+            <w:vAlign w:val="top"/>
+          </w:tcPr>
+          <w:p>
+            <w:pPr>
+              <w:pStyle w:val="Compact"/>
+              <w:spacing w:before="0" w:after="0" w:line="240" w:lineRule="auto"/>
+              <w:jc w:val="right"/>
+            </w:pPr>
+            <w:r>
+              <w:rPr>
+                <w:sz w:val="15"/>
+              </w:rPr>
               <w:t xml:space="preserve">0.03165</w:t>
             </w:r>
           </w:p>
         </w:tc>
         <w:tc>
-          <w:tcPr/>
-          <w:p>
-            <w:pPr>
-              <w:pStyle w:val="Compact"/>
-              <w:jc w:val="right"/>
-            </w:pPr>
-            <w:r>
+          <w:tcPr>
+            <w:tcW w:type="dxa" w:w="1992"/>
+            <w:vAlign w:val="top"/>
+          </w:tcPr>
+          <w:p>
+            <w:pPr>
+              <w:pStyle w:val="Compact"/>
+              <w:spacing w:before="0" w:after="0" w:line="240" w:lineRule="auto"/>
+              <w:jc w:val="right"/>
+            </w:pPr>
+            <w:r>
+              <w:rPr>
+                <w:sz w:val="15"/>
+              </w:rPr>
               <w:t xml:space="preserve">0.27060</w:t>
             </w:r>
           </w:p>
         </w:tc>
         <w:tc>
-          <w:tcPr/>
-          <w:p>
-            <w:pPr>
-              <w:pStyle w:val="Compact"/>
-              <w:jc w:val="right"/>
-            </w:pPr>
-            <w:r>
+          <w:tcPr>
+            <w:tcW w:type="dxa" w:w="1992"/>
+            <w:vAlign w:val="top"/>
+          </w:tcPr>
+          <w:p>
+            <w:pPr>
+              <w:pStyle w:val="Compact"/>
+              <w:spacing w:before="0" w:after="0" w:line="240" w:lineRule="auto"/>
+              <w:jc w:val="right"/>
+            </w:pPr>
+            <w:r>
+              <w:rPr>
+                <w:sz w:val="15"/>
+              </w:rPr>
               <w:t xml:space="preserve">0.27060</w:t>
             </w:r>
           </w:p>
@@ -2542,360 +3405,568 @@
       <w:tblPr>
         <w:tblStyle w:val="Table"/>
         <w:tblW w:type="auto" w:w="0"/>
+        <w:tblLayout w:type="fixed"/>
         <w:tblLook w:firstRow="1" w:lastRow="0" w:firstColumn="0" w:lastColumn="0" w:noHBand="0" w:noVBand="0" w:val="0020"/>
         <w:jc w:val="start"/>
       </w:tblPr>
       <w:tblGrid>
-        <w:gridCol w:w="1131"/>
-        <w:gridCol w:w="1131"/>
-        <w:gridCol w:w="1131"/>
-        <w:gridCol w:w="1131"/>
-        <w:gridCol w:w="1131"/>
-        <w:gridCol w:w="1131"/>
-        <w:gridCol w:w="1131"/>
+        <w:gridCol w:w="4576"/>
+        <w:gridCol w:w="1760"/>
+        <w:gridCol w:w="1760"/>
+        <w:gridCol w:w="1760"/>
+        <w:gridCol w:w="1760"/>
+        <w:gridCol w:w="1760"/>
+        <w:gridCol w:w="1760"/>
       </w:tblGrid>
       <w:tr>
         <w:trPr>
           <w:tblHeader w:val="true"/>
+          <w:cantSplit/>
+          <w:tblHeader/>
         </w:trPr>
         <w:tc>
-          <w:tcPr/>
-          <w:p>
-            <w:pPr>
-              <w:pStyle w:val="Compact"/>
+          <w:tcPr>
+            <w:tcW w:type="dxa" w:w="4576"/>
+            <w:vAlign w:val="top"/>
+          </w:tcPr>
+          <w:p>
+            <w:pPr>
+              <w:pStyle w:val="Compact"/>
+              <w:spacing w:before="0" w:after="0" w:line="240" w:lineRule="auto"/>
               <w:jc w:val="left"/>
             </w:pPr>
             <w:r>
+              <w:rPr>
+                <w:sz w:val="15"/>
+              </w:rPr>
               <w:t xml:space="preserve">Analysis</w:t>
             </w:r>
           </w:p>
         </w:tc>
         <w:tc>
-          <w:tcPr/>
-          <w:p>
-            <w:pPr>
-              <w:pStyle w:val="Compact"/>
-              <w:jc w:val="right"/>
-            </w:pPr>
-            <w:r>
+          <w:tcPr>
+            <w:tcW w:type="dxa" w:w="1760"/>
+            <w:vAlign w:val="top"/>
+          </w:tcPr>
+          <w:p>
+            <w:pPr>
+              <w:pStyle w:val="Compact"/>
+              <w:spacing w:before="0" w:after="0" w:line="240" w:lineRule="auto"/>
+              <w:jc w:val="right"/>
+            </w:pPr>
+            <w:r>
+              <w:rPr>
+                <w:sz w:val="15"/>
+              </w:rPr>
               <w:t xml:space="preserve">β distance</w:t>
             </w:r>
           </w:p>
         </w:tc>
         <w:tc>
-          <w:tcPr/>
-          <w:p>
-            <w:pPr>
-              <w:pStyle w:val="Compact"/>
-              <w:jc w:val="right"/>
-            </w:pPr>
-            <w:r>
+          <w:tcPr>
+            <w:tcW w:type="dxa" w:w="1760"/>
+            <w:vAlign w:val="top"/>
+          </w:tcPr>
+          <w:p>
+            <w:pPr>
+              <w:pStyle w:val="Compact"/>
+              <w:spacing w:before="0" w:after="0" w:line="240" w:lineRule="auto"/>
+              <w:jc w:val="right"/>
+            </w:pPr>
+            <w:r>
+              <w:rPr>
+                <w:sz w:val="15"/>
+              </w:rPr>
               <w:t xml:space="preserve">SE</w:t>
             </w:r>
           </w:p>
         </w:tc>
         <w:tc>
-          <w:tcPr/>
-          <w:p>
-            <w:pPr>
-              <w:pStyle w:val="Compact"/>
-              <w:jc w:val="right"/>
-            </w:pPr>
-            <w:r>
+          <w:tcPr>
+            <w:tcW w:type="dxa" w:w="1760"/>
+            <w:vAlign w:val="top"/>
+          </w:tcPr>
+          <w:p>
+            <w:pPr>
+              <w:pStyle w:val="Compact"/>
+              <w:spacing w:before="0" w:after="0" w:line="240" w:lineRule="auto"/>
+              <w:jc w:val="right"/>
+            </w:pPr>
+            <w:r>
+              <w:rPr>
+                <w:sz w:val="15"/>
+              </w:rPr>
               <w:t xml:space="preserve">Two-sided P</w:t>
             </w:r>
           </w:p>
         </w:tc>
         <w:tc>
-          <w:tcPr/>
-          <w:p>
-            <w:pPr>
-              <w:pStyle w:val="Compact"/>
-              <w:jc w:val="right"/>
-            </w:pPr>
-            <w:r>
+          <w:tcPr>
+            <w:tcW w:type="dxa" w:w="1760"/>
+            <w:vAlign w:val="top"/>
+          </w:tcPr>
+          <w:p>
+            <w:pPr>
+              <w:pStyle w:val="Compact"/>
+              <w:spacing w:before="0" w:after="0" w:line="240" w:lineRule="auto"/>
+              <w:jc w:val="right"/>
+            </w:pPr>
+            <w:r>
+              <w:rPr>
+                <w:sz w:val="15"/>
+              </w:rPr>
               <w:t xml:space="preserve">Cells</w:t>
             </w:r>
           </w:p>
         </w:tc>
         <w:tc>
-          <w:tcPr/>
-          <w:p>
-            <w:pPr>
-              <w:pStyle w:val="Compact"/>
-              <w:jc w:val="right"/>
-            </w:pPr>
-            <w:r>
+          <w:tcPr>
+            <w:tcW w:type="dxa" w:w="1760"/>
+            <w:vAlign w:val="top"/>
+          </w:tcPr>
+          <w:p>
+            <w:pPr>
+              <w:pStyle w:val="Compact"/>
+              <w:spacing w:before="0" w:after="0" w:line="240" w:lineRule="auto"/>
+              <w:jc w:val="right"/>
+            </w:pPr>
+            <w:r>
+              <w:rPr>
+                <w:sz w:val="15"/>
+              </w:rPr>
               <w:t xml:space="preserve">Publications</w:t>
             </w:r>
           </w:p>
         </w:tc>
         <w:tc>
-          <w:tcPr/>
-          <w:p>
-            <w:pPr>
-              <w:pStyle w:val="Compact"/>
-              <w:jc w:val="right"/>
-            </w:pPr>
-            <w:r>
+          <w:tcPr>
+            <w:tcW w:type="dxa" w:w="1760"/>
+            <w:vAlign w:val="top"/>
+          </w:tcPr>
+          <w:p>
+            <w:pPr>
+              <w:pStyle w:val="Compact"/>
+              <w:spacing w:before="0" w:after="0" w:line="240" w:lineRule="auto"/>
+              <w:jc w:val="right"/>
+            </w:pPr>
+            <w:r>
+              <w:rPr>
+                <w:sz w:val="15"/>
+              </w:rPr>
               <w:t xml:space="preserve">Sites</w:t>
             </w:r>
           </w:p>
         </w:tc>
       </w:tr>
       <w:tr>
-        <w:tc>
-          <w:tcPr/>
-          <w:p>
-            <w:pPr>
-              <w:pStyle w:val="Compact"/>
+        <w:trPr>
+          <w:cantSplit/>
+        </w:trPr>
+        <w:tc>
+          <w:tcPr>
+            <w:tcW w:type="dxa" w:w="4576"/>
+            <w:vAlign w:val="top"/>
+          </w:tcPr>
+          <w:p>
+            <w:pPr>
+              <w:pStyle w:val="Compact"/>
+              <w:spacing w:before="0" w:after="0" w:line="240" w:lineRule="auto"/>
               <w:jc w:val="left"/>
             </w:pPr>
             <w:r>
+              <w:rPr>
+                <w:sz w:val="15"/>
+              </w:rPr>
               <w:t xml:space="preserve">Primary</w:t>
             </w:r>
           </w:p>
         </w:tc>
         <w:tc>
-          <w:tcPr/>
-          <w:p>
-            <w:pPr>
-              <w:pStyle w:val="Compact"/>
-              <w:jc w:val="right"/>
-            </w:pPr>
-            <w:r>
+          <w:tcPr>
+            <w:tcW w:type="dxa" w:w="1760"/>
+            <w:vAlign w:val="top"/>
+          </w:tcPr>
+          <w:p>
+            <w:pPr>
+              <w:pStyle w:val="Compact"/>
+              <w:spacing w:before="0" w:after="0" w:line="240" w:lineRule="auto"/>
+              <w:jc w:val="right"/>
+            </w:pPr>
+            <w:r>
+              <w:rPr>
+                <w:sz w:val="15"/>
+              </w:rPr>
               <w:t xml:space="preserve">0.09191</w:t>
             </w:r>
           </w:p>
         </w:tc>
         <w:tc>
-          <w:tcPr/>
-          <w:p>
-            <w:pPr>
-              <w:pStyle w:val="Compact"/>
-              <w:jc w:val="right"/>
-            </w:pPr>
-            <w:r>
+          <w:tcPr>
+            <w:tcW w:type="dxa" w:w="1760"/>
+            <w:vAlign w:val="top"/>
+          </w:tcPr>
+          <w:p>
+            <w:pPr>
+              <w:pStyle w:val="Compact"/>
+              <w:spacing w:before="0" w:after="0" w:line="240" w:lineRule="auto"/>
+              <w:jc w:val="right"/>
+            </w:pPr>
+            <w:r>
+              <w:rPr>
+                <w:sz w:val="15"/>
+              </w:rPr>
               <w:t xml:space="preserve">0.03806</w:t>
             </w:r>
           </w:p>
         </w:tc>
         <w:tc>
-          <w:tcPr/>
-          <w:p>
-            <w:pPr>
-              <w:pStyle w:val="Compact"/>
-              <w:jc w:val="right"/>
-            </w:pPr>
-            <w:r>
+          <w:tcPr>
+            <w:tcW w:type="dxa" w:w="1760"/>
+            <w:vAlign w:val="top"/>
+          </w:tcPr>
+          <w:p>
+            <w:pPr>
+              <w:pStyle w:val="Compact"/>
+              <w:spacing w:before="0" w:after="0" w:line="240" w:lineRule="auto"/>
+              <w:jc w:val="right"/>
+            </w:pPr>
+            <w:r>
+              <w:rPr>
+                <w:sz w:val="15"/>
+              </w:rPr>
               <w:t xml:space="preserve">0.01594</w:t>
             </w:r>
           </w:p>
         </w:tc>
         <w:tc>
-          <w:tcPr/>
-          <w:p>
-            <w:pPr>
-              <w:pStyle w:val="Compact"/>
-              <w:jc w:val="right"/>
-            </w:pPr>
-            <w:r>
+          <w:tcPr>
+            <w:tcW w:type="dxa" w:w="1760"/>
+            <w:vAlign w:val="top"/>
+          </w:tcPr>
+          <w:p>
+            <w:pPr>
+              <w:pStyle w:val="Compact"/>
+              <w:spacing w:before="0" w:after="0" w:line="240" w:lineRule="auto"/>
+              <w:jc w:val="right"/>
+            </w:pPr>
+            <w:r>
+              <w:rPr>
+                <w:sz w:val="15"/>
+              </w:rPr>
               <w:t xml:space="preserve">1,408</w:t>
             </w:r>
           </w:p>
         </w:tc>
         <w:tc>
-          <w:tcPr/>
-          <w:p>
-            <w:pPr>
-              <w:pStyle w:val="Compact"/>
-              <w:jc w:val="right"/>
-            </w:pPr>
-            <w:r>
+          <w:tcPr>
+            <w:tcW w:type="dxa" w:w="1760"/>
+            <w:vAlign w:val="top"/>
+          </w:tcPr>
+          <w:p>
+            <w:pPr>
+              <w:pStyle w:val="Compact"/>
+              <w:spacing w:before="0" w:after="0" w:line="240" w:lineRule="auto"/>
+              <w:jc w:val="right"/>
+            </w:pPr>
+            <w:r>
+              <w:rPr>
+                <w:sz w:val="15"/>
+              </w:rPr>
               <w:t xml:space="preserve">919</w:t>
             </w:r>
           </w:p>
         </w:tc>
         <w:tc>
-          <w:tcPr/>
-          <w:p>
-            <w:pPr>
-              <w:pStyle w:val="Compact"/>
-              <w:jc w:val="right"/>
-            </w:pPr>
-            <w:r>
+          <w:tcPr>
+            <w:tcW w:type="dxa" w:w="1760"/>
+            <w:vAlign w:val="top"/>
+          </w:tcPr>
+          <w:p>
+            <w:pPr>
+              <w:pStyle w:val="Compact"/>
+              <w:spacing w:before="0" w:after="0" w:line="240" w:lineRule="auto"/>
+              <w:jc w:val="right"/>
+            </w:pPr>
+            <w:r>
+              <w:rPr>
+                <w:sz w:val="15"/>
+              </w:rPr>
               <w:t xml:space="preserve">1,248</w:t>
             </w:r>
           </w:p>
         </w:tc>
       </w:tr>
       <w:tr>
-        <w:tc>
-          <w:tcPr/>
-          <w:p>
-            <w:pPr>
-              <w:pStyle w:val="Compact"/>
+        <w:trPr>
+          <w:cantSplit/>
+        </w:trPr>
+        <w:tc>
+          <w:tcPr>
+            <w:tcW w:type="dxa" w:w="4576"/>
+            <w:vAlign w:val="top"/>
+          </w:tcPr>
+          <w:p>
+            <w:pPr>
+              <w:pStyle w:val="Compact"/>
+              <w:spacing w:before="0" w:after="0" w:line="240" w:lineRule="auto"/>
               <w:jc w:val="left"/>
             </w:pPr>
             <w:r>
+              <w:rPr>
+                <w:sz w:val="15"/>
+              </w:rPr>
               <w:t xml:space="preserve">Supplemental-only</w:t>
             </w:r>
           </w:p>
         </w:tc>
         <w:tc>
-          <w:tcPr/>
-          <w:p>
-            <w:pPr>
-              <w:pStyle w:val="Compact"/>
-              <w:jc w:val="right"/>
-            </w:pPr>
-            <w:r>
+          <w:tcPr>
+            <w:tcW w:type="dxa" w:w="1760"/>
+            <w:vAlign w:val="top"/>
+          </w:tcPr>
+          <w:p>
+            <w:pPr>
+              <w:pStyle w:val="Compact"/>
+              <w:spacing w:before="0" w:after="0" w:line="240" w:lineRule="auto"/>
+              <w:jc w:val="right"/>
+            </w:pPr>
+            <w:r>
+              <w:rPr>
+                <w:sz w:val="15"/>
+              </w:rPr>
               <w:t xml:space="preserve">0.04410</w:t>
             </w:r>
           </w:p>
         </w:tc>
         <w:tc>
-          <w:tcPr/>
-          <w:p>
-            <w:pPr>
-              <w:pStyle w:val="Compact"/>
-              <w:jc w:val="right"/>
-            </w:pPr>
-            <w:r>
+          <w:tcPr>
+            <w:tcW w:type="dxa" w:w="1760"/>
+            <w:vAlign w:val="top"/>
+          </w:tcPr>
+          <w:p>
+            <w:pPr>
+              <w:pStyle w:val="Compact"/>
+              <w:spacing w:before="0" w:after="0" w:line="240" w:lineRule="auto"/>
+              <w:jc w:val="right"/>
+            </w:pPr>
+            <w:r>
+              <w:rPr>
+                <w:sz w:val="15"/>
+              </w:rPr>
               <w:t xml:space="preserve">0.04351</w:t>
             </w:r>
           </w:p>
         </w:tc>
         <w:tc>
-          <w:tcPr/>
-          <w:p>
-            <w:pPr>
-              <w:pStyle w:val="Compact"/>
-              <w:jc w:val="right"/>
-            </w:pPr>
-            <w:r>
+          <w:tcPr>
+            <w:tcW w:type="dxa" w:w="1760"/>
+            <w:vAlign w:val="top"/>
+          </w:tcPr>
+          <w:p>
+            <w:pPr>
+              <w:pStyle w:val="Compact"/>
+              <w:spacing w:before="0" w:after="0" w:line="240" w:lineRule="auto"/>
+              <w:jc w:val="right"/>
+            </w:pPr>
+            <w:r>
+              <w:rPr>
+                <w:sz w:val="15"/>
+              </w:rPr>
               <w:t xml:space="preserve">0.31134</w:t>
             </w:r>
           </w:p>
         </w:tc>
         <w:tc>
-          <w:tcPr/>
-          <w:p>
-            <w:pPr>
-              <w:pStyle w:val="Compact"/>
-              <w:jc w:val="right"/>
-            </w:pPr>
-            <w:r>
+          <w:tcPr>
+            <w:tcW w:type="dxa" w:w="1760"/>
+            <w:vAlign w:val="top"/>
+          </w:tcPr>
+          <w:p>
+            <w:pPr>
+              <w:pStyle w:val="Compact"/>
+              <w:spacing w:before="0" w:after="0" w:line="240" w:lineRule="auto"/>
+              <w:jc w:val="right"/>
+            </w:pPr>
+            <w:r>
+              <w:rPr>
+                <w:sz w:val="15"/>
+              </w:rPr>
               <w:t xml:space="preserve">828</w:t>
             </w:r>
           </w:p>
         </w:tc>
         <w:tc>
-          <w:tcPr/>
-          <w:p>
-            <w:pPr>
-              <w:pStyle w:val="Compact"/>
-              <w:jc w:val="right"/>
-            </w:pPr>
-            <w:r>
+          <w:tcPr>
+            <w:tcW w:type="dxa" w:w="1760"/>
+            <w:vAlign w:val="top"/>
+          </w:tcPr>
+          <w:p>
+            <w:pPr>
+              <w:pStyle w:val="Compact"/>
+              <w:spacing w:before="0" w:after="0" w:line="240" w:lineRule="auto"/>
+              <w:jc w:val="right"/>
+            </w:pPr>
+            <w:r>
+              <w:rPr>
+                <w:sz w:val="15"/>
+              </w:rPr>
               <w:t xml:space="preserve">470</w:t>
             </w:r>
           </w:p>
         </w:tc>
         <w:tc>
-          <w:tcPr/>
-          <w:p>
-            <w:pPr>
-              <w:pStyle w:val="Compact"/>
-              <w:jc w:val="right"/>
-            </w:pPr>
-            <w:r>
+          <w:tcPr>
+            <w:tcW w:type="dxa" w:w="1760"/>
+            <w:vAlign w:val="top"/>
+          </w:tcPr>
+          <w:p>
+            <w:pPr>
+              <w:pStyle w:val="Compact"/>
+              <w:spacing w:before="0" w:after="0" w:line="240" w:lineRule="auto"/>
+              <w:jc w:val="right"/>
+            </w:pPr>
+            <w:r>
+              <w:rPr>
+                <w:sz w:val="15"/>
+              </w:rPr>
               <w:t xml:space="preserve">736</w:t>
             </w:r>
           </w:p>
         </w:tc>
       </w:tr>
       <w:tr>
-        <w:tc>
-          <w:tcPr/>
-          <w:p>
-            <w:pPr>
-              <w:pStyle w:val="Compact"/>
+        <w:trPr>
+          <w:cantSplit/>
+        </w:trPr>
+        <w:tc>
+          <w:tcPr>
+            <w:tcW w:type="dxa" w:w="4576"/>
+            <w:vAlign w:val="top"/>
+          </w:tcPr>
+          <w:p>
+            <w:pPr>
+              <w:pStyle w:val="Compact"/>
+              <w:spacing w:before="0" w:after="0" w:line="240" w:lineRule="auto"/>
               <w:jc w:val="left"/>
             </w:pPr>
             <w:r>
+              <w:rPr>
+                <w:sz w:val="15"/>
+              </w:rPr>
               <w:t xml:space="preserve">No-zero-constant</w:t>
             </w:r>
           </w:p>
         </w:tc>
         <w:tc>
-          <w:tcPr/>
-          <w:p>
-            <w:pPr>
-              <w:pStyle w:val="Compact"/>
-              <w:jc w:val="right"/>
-            </w:pPr>
-            <w:r>
+          <w:tcPr>
+            <w:tcW w:type="dxa" w:w="1760"/>
+            <w:vAlign w:val="top"/>
+          </w:tcPr>
+          <w:p>
+            <w:pPr>
+              <w:pStyle w:val="Compact"/>
+              <w:spacing w:before="0" w:after="0" w:line="240" w:lineRule="auto"/>
+              <w:jc w:val="right"/>
+            </w:pPr>
+            <w:r>
+              <w:rPr>
+                <w:sz w:val="15"/>
+              </w:rPr>
               <w:t xml:space="preserve">0.09089</w:t>
             </w:r>
           </w:p>
         </w:tc>
         <w:tc>
-          <w:tcPr/>
-          <w:p>
-            <w:pPr>
-              <w:pStyle w:val="Compact"/>
-              <w:jc w:val="right"/>
-            </w:pPr>
-            <w:r>
+          <w:tcPr>
+            <w:tcW w:type="dxa" w:w="1760"/>
+            <w:vAlign w:val="top"/>
+          </w:tcPr>
+          <w:p>
+            <w:pPr>
+              <w:pStyle w:val="Compact"/>
+              <w:spacing w:before="0" w:after="0" w:line="240" w:lineRule="auto"/>
+              <w:jc w:val="right"/>
+            </w:pPr>
+            <w:r>
+              <w:rPr>
+                <w:sz w:val="15"/>
+              </w:rPr>
               <w:t xml:space="preserve">0.03865</w:t>
             </w:r>
           </w:p>
         </w:tc>
         <w:tc>
-          <w:tcPr/>
-          <w:p>
-            <w:pPr>
-              <w:pStyle w:val="Compact"/>
-              <w:jc w:val="right"/>
-            </w:pPr>
-            <w:r>
+          <w:tcPr>
+            <w:tcW w:type="dxa" w:w="1760"/>
+            <w:vAlign w:val="top"/>
+          </w:tcPr>
+          <w:p>
+            <w:pPr>
+              <w:pStyle w:val="Compact"/>
+              <w:spacing w:before="0" w:after="0" w:line="240" w:lineRule="auto"/>
+              <w:jc w:val="right"/>
+            </w:pPr>
+            <w:r>
+              <w:rPr>
+                <w:sz w:val="15"/>
+              </w:rPr>
               <w:t xml:space="preserve">0.01891</w:t>
             </w:r>
           </w:p>
         </w:tc>
         <w:tc>
-          <w:tcPr/>
-          <w:p>
-            <w:pPr>
-              <w:pStyle w:val="Compact"/>
-              <w:jc w:val="right"/>
-            </w:pPr>
-            <w:r>
+          <w:tcPr>
+            <w:tcW w:type="dxa" w:w="1760"/>
+            <w:vAlign w:val="top"/>
+          </w:tcPr>
+          <w:p>
+            <w:pPr>
+              <w:pStyle w:val="Compact"/>
+              <w:spacing w:before="0" w:after="0" w:line="240" w:lineRule="auto"/>
+              <w:jc w:val="right"/>
+            </w:pPr>
+            <w:r>
+              <w:rPr>
+                <w:sz w:val="15"/>
+              </w:rPr>
               <w:t xml:space="preserve">1,375</w:t>
             </w:r>
           </w:p>
         </w:tc>
         <w:tc>
-          <w:tcPr/>
-          <w:p>
-            <w:pPr>
-              <w:pStyle w:val="Compact"/>
-              <w:jc w:val="right"/>
-            </w:pPr>
-            <w:r>
+          <w:tcPr>
+            <w:tcW w:type="dxa" w:w="1760"/>
+            <w:vAlign w:val="top"/>
+          </w:tcPr>
+          <w:p>
+            <w:pPr>
+              <w:pStyle w:val="Compact"/>
+              <w:spacing w:before="0" w:after="0" w:line="240" w:lineRule="auto"/>
+              <w:jc w:val="right"/>
+            </w:pPr>
+            <w:r>
+              <w:rPr>
+                <w:sz w:val="15"/>
+              </w:rPr>
               <w:t xml:space="preserve">912</w:t>
             </w:r>
           </w:p>
         </w:tc>
         <w:tc>
-          <w:tcPr/>
-          <w:p>
-            <w:pPr>
-              <w:pStyle w:val="Compact"/>
-              <w:jc w:val="right"/>
-            </w:pPr>
-            <w:r>
+          <w:tcPr>
+            <w:tcW w:type="dxa" w:w="1760"/>
+            <w:vAlign w:val="top"/>
+          </w:tcPr>
+          <w:p>
+            <w:pPr>
+              <w:pStyle w:val="Compact"/>
+              <w:spacing w:before="0" w:after="0" w:line="240" w:lineRule="auto"/>
+              <w:jc w:val="right"/>
+            </w:pPr>
+            <w:r>
+              <w:rPr>
+                <w:sz w:val="15"/>
+              </w:rPr>
               <w:t xml:space="preserve">1,238</w:t>
             </w:r>
           </w:p>
@@ -2932,274 +4003,430 @@
       <w:tblPr>
         <w:tblStyle w:val="Table"/>
         <w:tblW w:type="auto" w:w="0"/>
+        <w:tblLayout w:type="fixed"/>
         <w:tblLook w:firstRow="1" w:lastRow="0" w:firstColumn="0" w:lastColumn="0" w:noHBand="0" w:noVBand="0" w:val="0020"/>
         <w:jc w:val="start"/>
       </w:tblPr>
       <w:tblGrid>
-        <w:gridCol w:w="1131"/>
-        <w:gridCol w:w="1131"/>
-        <w:gridCol w:w="1131"/>
-        <w:gridCol w:w="1131"/>
-        <w:gridCol w:w="1131"/>
-        <w:gridCol w:w="1131"/>
-        <w:gridCol w:w="1131"/>
+        <w:gridCol w:w="4576"/>
+        <w:gridCol w:w="1760"/>
+        <w:gridCol w:w="1760"/>
+        <w:gridCol w:w="1760"/>
+        <w:gridCol w:w="1760"/>
+        <w:gridCol w:w="1760"/>
+        <w:gridCol w:w="1760"/>
       </w:tblGrid>
       <w:tr>
         <w:trPr>
           <w:tblHeader w:val="true"/>
+          <w:cantSplit/>
+          <w:tblHeader/>
         </w:trPr>
         <w:tc>
-          <w:tcPr/>
-          <w:p>
-            <w:pPr>
-              <w:pStyle w:val="Compact"/>
+          <w:tcPr>
+            <w:tcW w:type="dxa" w:w="4576"/>
+            <w:vAlign w:val="top"/>
+          </w:tcPr>
+          <w:p>
+            <w:pPr>
+              <w:pStyle w:val="Compact"/>
+              <w:spacing w:before="0" w:after="0" w:line="240" w:lineRule="auto"/>
               <w:jc w:val="left"/>
             </w:pPr>
             <w:r>
+              <w:rPr>
+                <w:sz w:val="15"/>
+              </w:rPr>
               <w:t xml:space="preserve">Analysis</w:t>
             </w:r>
           </w:p>
         </w:tc>
         <w:tc>
-          <w:tcPr/>
-          <w:p>
-            <w:pPr>
-              <w:pStyle w:val="Compact"/>
-              <w:jc w:val="right"/>
-            </w:pPr>
-            <w:r>
+          <w:tcPr>
+            <w:tcW w:type="dxa" w:w="1760"/>
+            <w:vAlign w:val="top"/>
+          </w:tcPr>
+          <w:p>
+            <w:pPr>
+              <w:pStyle w:val="Compact"/>
+              <w:spacing w:before="0" w:after="0" w:line="240" w:lineRule="auto"/>
+              <w:jc w:val="right"/>
+            </w:pPr>
+            <w:r>
+              <w:rPr>
+                <w:sz w:val="15"/>
+              </w:rPr>
               <w:t xml:space="preserve">β</w:t>
             </w:r>
           </w:p>
         </w:tc>
         <w:tc>
-          <w:tcPr/>
-          <w:p>
-            <w:pPr>
-              <w:pStyle w:val="Compact"/>
-              <w:jc w:val="right"/>
-            </w:pPr>
-            <w:r>
+          <w:tcPr>
+            <w:tcW w:type="dxa" w:w="1760"/>
+            <w:vAlign w:val="top"/>
+          </w:tcPr>
+          <w:p>
+            <w:pPr>
+              <w:pStyle w:val="Compact"/>
+              <w:spacing w:before="0" w:after="0" w:line="240" w:lineRule="auto"/>
+              <w:jc w:val="right"/>
+            </w:pPr>
+            <w:r>
+              <w:rPr>
+                <w:sz w:val="15"/>
+              </w:rPr>
               <w:t xml:space="preserve">SE</w:t>
             </w:r>
           </w:p>
         </w:tc>
         <w:tc>
-          <w:tcPr/>
-          <w:p>
-            <w:pPr>
-              <w:pStyle w:val="Compact"/>
-              <w:jc w:val="right"/>
-            </w:pPr>
-            <w:r>
+          <w:tcPr>
+            <w:tcW w:type="dxa" w:w="1760"/>
+            <w:vAlign w:val="top"/>
+          </w:tcPr>
+          <w:p>
+            <w:pPr>
+              <w:pStyle w:val="Compact"/>
+              <w:spacing w:before="0" w:after="0" w:line="240" w:lineRule="auto"/>
+              <w:jc w:val="right"/>
+            </w:pPr>
+            <w:r>
+              <w:rPr>
+                <w:sz w:val="15"/>
+              </w:rPr>
               <w:t xml:space="preserve">Two-sided P</w:t>
             </w:r>
           </w:p>
         </w:tc>
         <w:tc>
-          <w:tcPr/>
-          <w:p>
-            <w:pPr>
-              <w:pStyle w:val="Compact"/>
-              <w:jc w:val="right"/>
-            </w:pPr>
-            <w:r>
+          <w:tcPr>
+            <w:tcW w:type="dxa" w:w="1760"/>
+            <w:vAlign w:val="top"/>
+          </w:tcPr>
+          <w:p>
+            <w:pPr>
+              <w:pStyle w:val="Compact"/>
+              <w:spacing w:before="0" w:after="0" w:line="240" w:lineRule="auto"/>
+              <w:jc w:val="right"/>
+            </w:pPr>
+            <w:r>
+              <w:rPr>
+                <w:sz w:val="15"/>
+              </w:rPr>
               <w:t xml:space="preserve">Cells</w:t>
             </w:r>
           </w:p>
         </w:tc>
         <w:tc>
-          <w:tcPr/>
-          <w:p>
-            <w:pPr>
-              <w:pStyle w:val="Compact"/>
-              <w:jc w:val="right"/>
-            </w:pPr>
-            <w:r>
+          <w:tcPr>
+            <w:tcW w:type="dxa" w:w="1760"/>
+            <w:vAlign w:val="top"/>
+          </w:tcPr>
+          <w:p>
+            <w:pPr>
+              <w:pStyle w:val="Compact"/>
+              <w:spacing w:before="0" w:after="0" w:line="240" w:lineRule="auto"/>
+              <w:jc w:val="right"/>
+            </w:pPr>
+            <w:r>
+              <w:rPr>
+                <w:sz w:val="15"/>
+              </w:rPr>
               <w:t xml:space="preserve">Publications</w:t>
             </w:r>
           </w:p>
         </w:tc>
         <w:tc>
-          <w:tcPr/>
-          <w:p>
-            <w:pPr>
-              <w:pStyle w:val="Compact"/>
-              <w:jc w:val="right"/>
-            </w:pPr>
-            <w:r>
+          <w:tcPr>
+            <w:tcW w:type="dxa" w:w="1760"/>
+            <w:vAlign w:val="top"/>
+          </w:tcPr>
+          <w:p>
+            <w:pPr>
+              <w:pStyle w:val="Compact"/>
+              <w:spacing w:before="0" w:after="0" w:line="240" w:lineRule="auto"/>
+              <w:jc w:val="right"/>
+            </w:pPr>
+            <w:r>
+              <w:rPr>
+                <w:sz w:val="15"/>
+              </w:rPr>
               <w:t xml:space="preserve">Sites</w:t>
             </w:r>
           </w:p>
         </w:tc>
       </w:tr>
       <w:tr>
-        <w:tc>
-          <w:tcPr/>
-          <w:p>
-            <w:pPr>
-              <w:pStyle w:val="Compact"/>
+        <w:trPr>
+          <w:cantSplit/>
+        </w:trPr>
+        <w:tc>
+          <w:tcPr>
+            <w:tcW w:type="dxa" w:w="4576"/>
+            <w:vAlign w:val="top"/>
+          </w:tcPr>
+          <w:p>
+            <w:pPr>
+              <w:pStyle w:val="Compact"/>
+              <w:spacing w:before="0" w:after="0" w:line="240" w:lineRule="auto"/>
               <w:jc w:val="left"/>
             </w:pPr>
             <w:r>
+              <w:rPr>
+                <w:sz w:val="15"/>
+              </w:rPr>
               <w:t xml:space="preserve">Offshore continuous gradient</w:t>
             </w:r>
           </w:p>
         </w:tc>
         <w:tc>
-          <w:tcPr/>
-          <w:p>
-            <w:pPr>
-              <w:pStyle w:val="Compact"/>
-              <w:jc w:val="right"/>
-            </w:pPr>
-            <w:r>
+          <w:tcPr>
+            <w:tcW w:type="dxa" w:w="1760"/>
+            <w:vAlign w:val="top"/>
+          </w:tcPr>
+          <w:p>
+            <w:pPr>
+              <w:pStyle w:val="Compact"/>
+              <w:spacing w:before="0" w:after="0" w:line="240" w:lineRule="auto"/>
+              <w:jc w:val="right"/>
+            </w:pPr>
+            <w:r>
+              <w:rPr>
+                <w:sz w:val="15"/>
+              </w:rPr>
               <w:t xml:space="preserve">0.22031</w:t>
             </w:r>
           </w:p>
         </w:tc>
         <w:tc>
-          <w:tcPr/>
-          <w:p>
-            <w:pPr>
-              <w:pStyle w:val="Compact"/>
-              <w:jc w:val="right"/>
-            </w:pPr>
-            <w:r>
+          <w:tcPr>
+            <w:tcW w:type="dxa" w:w="1760"/>
+            <w:vAlign w:val="top"/>
+          </w:tcPr>
+          <w:p>
+            <w:pPr>
+              <w:pStyle w:val="Compact"/>
+              <w:spacing w:before="0" w:after="0" w:line="240" w:lineRule="auto"/>
+              <w:jc w:val="right"/>
+            </w:pPr>
+            <w:r>
+              <w:rPr>
+                <w:sz w:val="15"/>
+              </w:rPr>
               <w:t xml:space="preserve">0.09704</w:t>
             </w:r>
           </w:p>
         </w:tc>
         <w:tc>
-          <w:tcPr/>
-          <w:p>
-            <w:pPr>
-              <w:pStyle w:val="Compact"/>
-              <w:jc w:val="right"/>
-            </w:pPr>
-            <w:r>
+          <w:tcPr>
+            <w:tcW w:type="dxa" w:w="1760"/>
+            <w:vAlign w:val="top"/>
+          </w:tcPr>
+          <w:p>
+            <w:pPr>
+              <w:pStyle w:val="Compact"/>
+              <w:spacing w:before="0" w:after="0" w:line="240" w:lineRule="auto"/>
+              <w:jc w:val="right"/>
+            </w:pPr>
+            <w:r>
+              <w:rPr>
+                <w:sz w:val="15"/>
+              </w:rPr>
               <w:t xml:space="preserve">0.02319</w:t>
             </w:r>
           </w:p>
         </w:tc>
         <w:tc>
-          <w:tcPr/>
-          <w:p>
-            <w:pPr>
-              <w:pStyle w:val="Compact"/>
-              <w:jc w:val="right"/>
-            </w:pPr>
-            <w:r>
+          <w:tcPr>
+            <w:tcW w:type="dxa" w:w="1760"/>
+            <w:vAlign w:val="top"/>
+          </w:tcPr>
+          <w:p>
+            <w:pPr>
+              <w:pStyle w:val="Compact"/>
+              <w:spacing w:before="0" w:after="0" w:line="240" w:lineRule="auto"/>
+              <w:jc w:val="right"/>
+            </w:pPr>
+            <w:r>
+              <w:rPr>
+                <w:sz w:val="15"/>
+              </w:rPr>
               <w:t xml:space="preserve">276</w:t>
             </w:r>
           </w:p>
         </w:tc>
         <w:tc>
-          <w:tcPr/>
-          <w:p>
-            <w:pPr>
-              <w:pStyle w:val="Compact"/>
-              <w:jc w:val="right"/>
-            </w:pPr>
-            <w:r>
+          <w:tcPr>
+            <w:tcW w:type="dxa" w:w="1760"/>
+            <w:vAlign w:val="top"/>
+          </w:tcPr>
+          <w:p>
+            <w:pPr>
+              <w:pStyle w:val="Compact"/>
+              <w:spacing w:before="0" w:after="0" w:line="240" w:lineRule="auto"/>
+              <w:jc w:val="right"/>
+            </w:pPr>
+            <w:r>
+              <w:rPr>
+                <w:sz w:val="15"/>
+              </w:rPr>
               <w:t xml:space="preserve">153</w:t>
             </w:r>
           </w:p>
         </w:tc>
         <w:tc>
-          <w:tcPr/>
-          <w:p>
-            <w:pPr>
-              <w:pStyle w:val="Compact"/>
-              <w:jc w:val="right"/>
-            </w:pPr>
-            <w:r>
+          <w:tcPr>
+            <w:tcW w:type="dxa" w:w="1760"/>
+            <w:vAlign w:val="top"/>
+          </w:tcPr>
+          <w:p>
+            <w:pPr>
+              <w:pStyle w:val="Compact"/>
+              <w:spacing w:before="0" w:after="0" w:line="240" w:lineRule="auto"/>
+              <w:jc w:val="right"/>
+            </w:pPr>
+            <w:r>
+              <w:rPr>
+                <w:sz w:val="15"/>
+              </w:rPr>
               <w:t xml:space="preserve">252</w:t>
             </w:r>
           </w:p>
         </w:tc>
       </w:tr>
       <w:tr>
-        <w:tc>
-          <w:tcPr/>
-          <w:p>
-            <w:pPr>
-              <w:pStyle w:val="Compact"/>
+        <w:trPr>
+          <w:cantSplit/>
+        </w:trPr>
+        <w:tc>
+          <w:tcPr>
+            <w:tcW w:type="dxa" w:w="4576"/>
+            <w:vAlign w:val="top"/>
+          </w:tcPr>
+          <w:p>
+            <w:pPr>
+              <w:pStyle w:val="Compact"/>
+              <w:spacing w:before="0" w:after="0" w:line="240" w:lineRule="auto"/>
               <w:jc w:val="left"/>
             </w:pPr>
             <w:r>
+              <w:rPr>
+                <w:sz w:val="15"/>
+              </w:rPr>
               <w:t xml:space="preserve">Mainland vs offshore indicator</w:t>
             </w:r>
           </w:p>
         </w:tc>
         <w:tc>
-          <w:tcPr/>
-          <w:p>
-            <w:pPr>
-              <w:pStyle w:val="Compact"/>
-              <w:jc w:val="right"/>
-            </w:pPr>
-            <w:r>
+          <w:tcPr>
+            <w:tcW w:type="dxa" w:w="1760"/>
+            <w:vAlign w:val="top"/>
+          </w:tcPr>
+          <w:p>
+            <w:pPr>
+              <w:pStyle w:val="Compact"/>
+              <w:spacing w:before="0" w:after="0" w:line="240" w:lineRule="auto"/>
+              <w:jc w:val="right"/>
+            </w:pPr>
+            <w:r>
+              <w:rPr>
+                <w:sz w:val="15"/>
+              </w:rPr>
               <w:t xml:space="preserve">0.12743</w:t>
             </w:r>
           </w:p>
         </w:tc>
         <w:tc>
-          <w:tcPr/>
-          <w:p>
-            <w:pPr>
-              <w:pStyle w:val="Compact"/>
-              <w:jc w:val="right"/>
-            </w:pPr>
-            <w:r>
+          <w:tcPr>
+            <w:tcW w:type="dxa" w:w="1760"/>
+            <w:vAlign w:val="top"/>
+          </w:tcPr>
+          <w:p>
+            <w:pPr>
+              <w:pStyle w:val="Compact"/>
+              <w:spacing w:before="0" w:after="0" w:line="240" w:lineRule="auto"/>
+              <w:jc w:val="right"/>
+            </w:pPr>
+            <w:r>
+              <w:rPr>
+                <w:sz w:val="15"/>
+              </w:rPr>
               <w:t xml:space="preserve">0.08714</w:t>
             </w:r>
           </w:p>
         </w:tc>
         <w:tc>
-          <w:tcPr/>
-          <w:p>
-            <w:pPr>
-              <w:pStyle w:val="Compact"/>
-              <w:jc w:val="right"/>
-            </w:pPr>
-            <w:r>
+          <w:tcPr>
+            <w:tcW w:type="dxa" w:w="1760"/>
+            <w:vAlign w:val="top"/>
+          </w:tcPr>
+          <w:p>
+            <w:pPr>
+              <w:pStyle w:val="Compact"/>
+              <w:spacing w:before="0" w:after="0" w:line="240" w:lineRule="auto"/>
+              <w:jc w:val="right"/>
+            </w:pPr>
+            <w:r>
+              <w:rPr>
+                <w:sz w:val="15"/>
+              </w:rPr>
               <w:t xml:space="preserve">0.14364</w:t>
             </w:r>
           </w:p>
         </w:tc>
         <w:tc>
-          <w:tcPr/>
-          <w:p>
-            <w:pPr>
-              <w:pStyle w:val="Compact"/>
-              <w:jc w:val="right"/>
-            </w:pPr>
-            <w:r>
+          <w:tcPr>
+            <w:tcW w:type="dxa" w:w="1760"/>
+            <w:vAlign w:val="top"/>
+          </w:tcPr>
+          <w:p>
+            <w:pPr>
+              <w:pStyle w:val="Compact"/>
+              <w:spacing w:before="0" w:after="0" w:line="240" w:lineRule="auto"/>
+              <w:jc w:val="right"/>
+            </w:pPr>
+            <w:r>
+              <w:rPr>
+                <w:sz w:val="15"/>
+              </w:rPr>
               <w:t xml:space="preserve">1,408</w:t>
             </w:r>
           </w:p>
         </w:tc>
         <w:tc>
-          <w:tcPr/>
-          <w:p>
-            <w:pPr>
-              <w:pStyle w:val="Compact"/>
-              <w:jc w:val="right"/>
-            </w:pPr>
-            <w:r>
+          <w:tcPr>
+            <w:tcW w:type="dxa" w:w="1760"/>
+            <w:vAlign w:val="top"/>
+          </w:tcPr>
+          <w:p>
+            <w:pPr>
+              <w:pStyle w:val="Compact"/>
+              <w:spacing w:before="0" w:after="0" w:line="240" w:lineRule="auto"/>
+              <w:jc w:val="right"/>
+            </w:pPr>
+            <w:r>
+              <w:rPr>
+                <w:sz w:val="15"/>
+              </w:rPr>
               <w:t xml:space="preserve">919</w:t>
             </w:r>
           </w:p>
         </w:tc>
         <w:tc>
-          <w:tcPr/>
-          <w:p>
-            <w:pPr>
-              <w:pStyle w:val="Compact"/>
-              <w:jc w:val="right"/>
-            </w:pPr>
-            <w:r>
+          <w:tcPr>
+            <w:tcW w:type="dxa" w:w="1760"/>
+            <w:vAlign w:val="top"/>
+          </w:tcPr>
+          <w:p>
+            <w:pPr>
+              <w:pStyle w:val="Compact"/>
+              <w:spacing w:before="0" w:after="0" w:line="240" w:lineRule="auto"/>
+              <w:jc w:val="right"/>
+            </w:pPr>
+            <w:r>
+              <w:rPr>
+                <w:sz w:val="15"/>
+              </w:rPr>
               <w:t xml:space="preserve">1,248</w:t>
             </w:r>
           </w:p>
@@ -3381,618 +4608,982 @@
       <w:tblPr>
         <w:tblStyle w:val="Table"/>
         <w:tblW w:type="auto" w:w="0"/>
+        <w:tblLayout w:type="fixed"/>
         <w:tblLook w:firstRow="1" w:lastRow="0" w:firstColumn="0" w:lastColumn="0" w:noHBand="0" w:noVBand="0" w:val="0020"/>
         <w:jc w:val="start"/>
       </w:tblPr>
       <w:tblGrid>
-        <w:gridCol w:w="1131"/>
-        <w:gridCol w:w="1131"/>
-        <w:gridCol w:w="1131"/>
-        <w:gridCol w:w="1131"/>
-        <w:gridCol w:w="1131"/>
-        <w:gridCol w:w="1131"/>
-        <w:gridCol w:w="1131"/>
+        <w:gridCol w:w="4576"/>
+        <w:gridCol w:w="1760"/>
+        <w:gridCol w:w="1760"/>
+        <w:gridCol w:w="1760"/>
+        <w:gridCol w:w="1760"/>
+        <w:gridCol w:w="1760"/>
+        <w:gridCol w:w="1760"/>
       </w:tblGrid>
       <w:tr>
         <w:trPr>
           <w:tblHeader w:val="true"/>
+          <w:cantSplit/>
+          <w:tblHeader/>
         </w:trPr>
         <w:tc>
-          <w:tcPr/>
-          <w:p>
-            <w:pPr>
-              <w:pStyle w:val="Compact"/>
+          <w:tcPr>
+            <w:tcW w:type="dxa" w:w="4576"/>
+            <w:vAlign w:val="top"/>
+          </w:tcPr>
+          <w:p>
+            <w:pPr>
+              <w:pStyle w:val="Compact"/>
+              <w:spacing w:before="0" w:after="0" w:line="240" w:lineRule="auto"/>
               <w:jc w:val="left"/>
             </w:pPr>
             <w:r>
+              <w:rPr>
+                <w:sz w:val="15"/>
+              </w:rPr>
               <w:t xml:space="preserve">Trait family / score</w:t>
             </w:r>
           </w:p>
         </w:tc>
         <w:tc>
-          <w:tcPr/>
-          <w:p>
-            <w:pPr>
-              <w:pStyle w:val="Compact"/>
+          <w:tcPr>
+            <w:tcW w:type="dxa" w:w="1760"/>
+            <w:vAlign w:val="top"/>
+          </w:tcPr>
+          <w:p>
+            <w:pPr>
+              <w:pStyle w:val="Compact"/>
+              <w:spacing w:before="0" w:after="0" w:line="240" w:lineRule="auto"/>
               <w:jc w:val="left"/>
             </w:pPr>
             <w:r>
+              <w:rPr>
+                <w:sz w:val="15"/>
+              </w:rPr>
               <w:t xml:space="preserve">Analysis</w:t>
             </w:r>
           </w:p>
         </w:tc>
         <w:tc>
-          <w:tcPr/>
-          <w:p>
-            <w:pPr>
-              <w:pStyle w:val="Compact"/>
-              <w:jc w:val="right"/>
-            </w:pPr>
-            <w:r>
+          <w:tcPr>
+            <w:tcW w:type="dxa" w:w="1760"/>
+            <w:vAlign w:val="top"/>
+          </w:tcPr>
+          <w:p>
+            <w:pPr>
+              <w:pStyle w:val="Compact"/>
+              <w:spacing w:before="0" w:after="0" w:line="240" w:lineRule="auto"/>
+              <w:jc w:val="right"/>
+            </w:pPr>
+            <w:r>
+              <w:rPr>
+                <w:sz w:val="15"/>
+              </w:rPr>
               <w:t xml:space="preserve">β trait score</w:t>
             </w:r>
           </w:p>
         </w:tc>
         <w:tc>
-          <w:tcPr/>
-          <w:p>
-            <w:pPr>
-              <w:pStyle w:val="Compact"/>
-              <w:jc w:val="right"/>
-            </w:pPr>
-            <w:r>
+          <w:tcPr>
+            <w:tcW w:type="dxa" w:w="1760"/>
+            <w:vAlign w:val="top"/>
+          </w:tcPr>
+          <w:p>
+            <w:pPr>
+              <w:pStyle w:val="Compact"/>
+              <w:spacing w:before="0" w:after="0" w:line="240" w:lineRule="auto"/>
+              <w:jc w:val="right"/>
+            </w:pPr>
+            <w:r>
+              <w:rPr>
+                <w:sz w:val="15"/>
+              </w:rPr>
               <w:t xml:space="preserve">SE</w:t>
             </w:r>
           </w:p>
         </w:tc>
         <w:tc>
-          <w:tcPr/>
-          <w:p>
-            <w:pPr>
-              <w:pStyle w:val="Compact"/>
-              <w:jc w:val="right"/>
-            </w:pPr>
-            <w:r>
+          <w:tcPr>
+            <w:tcW w:type="dxa" w:w="1760"/>
+            <w:vAlign w:val="top"/>
+          </w:tcPr>
+          <w:p>
+            <w:pPr>
+              <w:pStyle w:val="Compact"/>
+              <w:spacing w:before="0" w:after="0" w:line="240" w:lineRule="auto"/>
+              <w:jc w:val="right"/>
+            </w:pPr>
+            <w:r>
+              <w:rPr>
+                <w:sz w:val="15"/>
+              </w:rPr>
               <w:t xml:space="preserve">Two-sided P</w:t>
             </w:r>
           </w:p>
         </w:tc>
         <w:tc>
-          <w:tcPr/>
-          <w:p>
-            <w:pPr>
-              <w:pStyle w:val="Compact"/>
-              <w:jc w:val="right"/>
-            </w:pPr>
-            <w:r>
+          <w:tcPr>
+            <w:tcW w:type="dxa" w:w="1760"/>
+            <w:vAlign w:val="top"/>
+          </w:tcPr>
+          <w:p>
+            <w:pPr>
+              <w:pStyle w:val="Compact"/>
+              <w:spacing w:before="0" w:after="0" w:line="240" w:lineRule="auto"/>
+              <w:jc w:val="right"/>
+            </w:pPr>
+            <w:r>
+              <w:rPr>
+                <w:sz w:val="15"/>
+              </w:rPr>
               <w:t xml:space="preserve">Species</w:t>
             </w:r>
           </w:p>
         </w:tc>
         <w:tc>
-          <w:tcPr/>
-          <w:p>
-            <w:pPr>
-              <w:pStyle w:val="Compact"/>
-              <w:jc w:val="right"/>
-            </w:pPr>
-            <w:r>
+          <w:tcPr>
+            <w:tcW w:type="dxa" w:w="1760"/>
+            <w:vAlign w:val="top"/>
+          </w:tcPr>
+          <w:p>
+            <w:pPr>
+              <w:pStyle w:val="Compact"/>
+              <w:spacing w:before="0" w:after="0" w:line="240" w:lineRule="auto"/>
+              <w:jc w:val="right"/>
+            </w:pPr>
+            <w:r>
+              <w:rPr>
+                <w:sz w:val="15"/>
+              </w:rPr>
               <w:t xml:space="preserve">Publications</w:t>
             </w:r>
           </w:p>
         </w:tc>
       </w:tr>
       <w:tr>
-        <w:tc>
-          <w:tcPr/>
-          <w:p>
-            <w:pPr>
-              <w:pStyle w:val="Compact"/>
+        <w:trPr>
+          <w:cantSplit/>
+        </w:trPr>
+        <w:tc>
+          <w:tcPr>
+            <w:tcW w:type="dxa" w:w="4576"/>
+            <w:vAlign w:val="top"/>
+          </w:tcPr>
+          <w:p>
+            <w:pPr>
+              <w:pStyle w:val="Compact"/>
+              <w:spacing w:before="0" w:after="0" w:line="240" w:lineRule="auto"/>
               <w:jc w:val="left"/>
             </w:pPr>
             <w:r>
+              <w:rPr>
+                <w:sz w:val="15"/>
+              </w:rPr>
               <w:t xml:space="preserve">Reproductive assurance / selfing_core</w:t>
             </w:r>
           </w:p>
         </w:tc>
         <w:tc>
-          <w:tcPr/>
-          <w:p>
-            <w:pPr>
-              <w:pStyle w:val="Compact"/>
+          <w:tcPr>
+            <w:tcW w:type="dxa" w:w="1760"/>
+            <w:vAlign w:val="top"/>
+          </w:tcPr>
+          <w:p>
+            <w:pPr>
+              <w:pStyle w:val="Compact"/>
+              <w:spacing w:before="0" w:after="0" w:line="240" w:lineRule="auto"/>
               <w:jc w:val="left"/>
             </w:pPr>
             <w:r>
+              <w:rPr>
+                <w:sz w:val="15"/>
+              </w:rPr>
               <w:t xml:space="preserve">Primary</w:t>
             </w:r>
           </w:p>
         </w:tc>
         <w:tc>
-          <w:tcPr/>
-          <w:p>
-            <w:pPr>
-              <w:pStyle w:val="Compact"/>
-              <w:jc w:val="right"/>
-            </w:pPr>
-            <w:r>
+          <w:tcPr>
+            <w:tcW w:type="dxa" w:w="1760"/>
+            <w:vAlign w:val="top"/>
+          </w:tcPr>
+          <w:p>
+            <w:pPr>
+              <w:pStyle w:val="Compact"/>
+              <w:spacing w:before="0" w:after="0" w:line="240" w:lineRule="auto"/>
+              <w:jc w:val="right"/>
+            </w:pPr>
+            <w:r>
+              <w:rPr>
+                <w:sz w:val="15"/>
+              </w:rPr>
               <w:t xml:space="preserve">-0.29830</w:t>
             </w:r>
           </w:p>
         </w:tc>
         <w:tc>
-          <w:tcPr/>
-          <w:p>
-            <w:pPr>
-              <w:pStyle w:val="Compact"/>
-              <w:jc w:val="right"/>
-            </w:pPr>
-            <w:r>
+          <w:tcPr>
+            <w:tcW w:type="dxa" w:w="1760"/>
+            <w:vAlign w:val="top"/>
+          </w:tcPr>
+          <w:p>
+            <w:pPr>
+              <w:pStyle w:val="Compact"/>
+              <w:spacing w:before="0" w:after="0" w:line="240" w:lineRule="auto"/>
+              <w:jc w:val="right"/>
+            </w:pPr>
+            <w:r>
+              <w:rPr>
+                <w:sz w:val="15"/>
+              </w:rPr>
               <w:t xml:space="preserve">0.10352</w:t>
             </w:r>
           </w:p>
         </w:tc>
         <w:tc>
-          <w:tcPr/>
-          <w:p>
-            <w:pPr>
-              <w:pStyle w:val="Compact"/>
-              <w:jc w:val="right"/>
-            </w:pPr>
-            <w:r>
+          <w:tcPr>
+            <w:tcW w:type="dxa" w:w="1760"/>
+            <w:vAlign w:val="top"/>
+          </w:tcPr>
+          <w:p>
+            <w:pPr>
+              <w:pStyle w:val="Compact"/>
+              <w:spacing w:before="0" w:after="0" w:line="240" w:lineRule="auto"/>
+              <w:jc w:val="right"/>
+            </w:pPr>
+            <w:r>
+              <w:rPr>
+                <w:sz w:val="15"/>
+              </w:rPr>
               <w:t xml:space="preserve">0.00417</w:t>
             </w:r>
           </w:p>
         </w:tc>
         <w:tc>
-          <w:tcPr/>
-          <w:p>
-            <w:pPr>
-              <w:pStyle w:val="Compact"/>
-              <w:jc w:val="right"/>
-            </w:pPr>
-            <w:r>
+          <w:tcPr>
+            <w:tcW w:type="dxa" w:w="1760"/>
+            <w:vAlign w:val="top"/>
+          </w:tcPr>
+          <w:p>
+            <w:pPr>
+              <w:pStyle w:val="Compact"/>
+              <w:spacing w:before="0" w:after="0" w:line="240" w:lineRule="auto"/>
+              <w:jc w:val="right"/>
+            </w:pPr>
+            <w:r>
+              <w:rPr>
+                <w:sz w:val="15"/>
+              </w:rPr>
               <w:t xml:space="preserve">455</w:t>
             </w:r>
           </w:p>
         </w:tc>
         <w:tc>
-          <w:tcPr/>
-          <w:p>
-            <w:pPr>
-              <w:pStyle w:val="Compact"/>
-              <w:jc w:val="right"/>
-            </w:pPr>
-            <w:r>
+          <w:tcPr>
+            <w:tcW w:type="dxa" w:w="1760"/>
+            <w:vAlign w:val="top"/>
+          </w:tcPr>
+          <w:p>
+            <w:pPr>
+              <w:pStyle w:val="Compact"/>
+              <w:spacing w:before="0" w:after="0" w:line="240" w:lineRule="auto"/>
+              <w:jc w:val="right"/>
+            </w:pPr>
+            <w:r>
+              <w:rPr>
+                <w:sz w:val="15"/>
+              </w:rPr>
               <w:t xml:space="preserve">409</w:t>
             </w:r>
           </w:p>
         </w:tc>
       </w:tr>
       <w:tr>
-        <w:tc>
-          <w:tcPr/>
-          <w:p>
-            <w:pPr>
-              <w:pStyle w:val="Compact"/>
+        <w:trPr>
+          <w:cantSplit/>
+        </w:trPr>
+        <w:tc>
+          <w:tcPr>
+            <w:tcW w:type="dxa" w:w="4576"/>
+            <w:vAlign w:val="top"/>
+          </w:tcPr>
+          <w:p>
+            <w:pPr>
+              <w:pStyle w:val="Compact"/>
+              <w:spacing w:before="0" w:after="0" w:line="240" w:lineRule="auto"/>
               <w:jc w:val="left"/>
             </w:pPr>
             <w:r>
+              <w:rPr>
+                <w:sz w:val="15"/>
+              </w:rPr>
               <w:t xml:space="preserve">Reproductive assurance / selfing_core</w:t>
             </w:r>
           </w:p>
         </w:tc>
         <w:tc>
-          <w:tcPr/>
-          <w:p>
-            <w:pPr>
-              <w:pStyle w:val="Compact"/>
+          <w:tcPr>
+            <w:tcW w:type="dxa" w:w="1760"/>
+            <w:vAlign w:val="top"/>
+          </w:tcPr>
+          <w:p>
+            <w:pPr>
+              <w:pStyle w:val="Compact"/>
+              <w:spacing w:before="0" w:after="0" w:line="240" w:lineRule="auto"/>
               <w:jc w:val="left"/>
             </w:pPr>
             <w:r>
+              <w:rPr>
+                <w:sz w:val="15"/>
+              </w:rPr>
               <w:t xml:space="preserve">No-zero-constant</w:t>
             </w:r>
           </w:p>
         </w:tc>
         <w:tc>
-          <w:tcPr/>
-          <w:p>
-            <w:pPr>
-              <w:pStyle w:val="Compact"/>
-              <w:jc w:val="right"/>
-            </w:pPr>
-            <w:r>
+          <w:tcPr>
+            <w:tcW w:type="dxa" w:w="1760"/>
+            <w:vAlign w:val="top"/>
+          </w:tcPr>
+          <w:p>
+            <w:pPr>
+              <w:pStyle w:val="Compact"/>
+              <w:spacing w:before="0" w:after="0" w:line="240" w:lineRule="auto"/>
+              <w:jc w:val="right"/>
+            </w:pPr>
+            <w:r>
+              <w:rPr>
+                <w:sz w:val="15"/>
+              </w:rPr>
               <w:t xml:space="preserve">-0.30078</w:t>
             </w:r>
           </w:p>
         </w:tc>
         <w:tc>
-          <w:tcPr/>
-          <w:p>
-            <w:pPr>
-              <w:pStyle w:val="Compact"/>
-              <w:jc w:val="right"/>
-            </w:pPr>
-            <w:r>
+          <w:tcPr>
+            <w:tcW w:type="dxa" w:w="1760"/>
+            <w:vAlign w:val="top"/>
+          </w:tcPr>
+          <w:p>
+            <w:pPr>
+              <w:pStyle w:val="Compact"/>
+              <w:spacing w:before="0" w:after="0" w:line="240" w:lineRule="auto"/>
+              <w:jc w:val="right"/>
+            </w:pPr>
+            <w:r>
+              <w:rPr>
+                <w:sz w:val="15"/>
+              </w:rPr>
               <w:t xml:space="preserve">0.10419</w:t>
             </w:r>
           </w:p>
         </w:tc>
         <w:tc>
-          <w:tcPr/>
-          <w:p>
-            <w:pPr>
-              <w:pStyle w:val="Compact"/>
-              <w:jc w:val="right"/>
-            </w:pPr>
-            <w:r>
+          <w:tcPr>
+            <w:tcW w:type="dxa" w:w="1760"/>
+            <w:vAlign w:val="top"/>
+          </w:tcPr>
+          <w:p>
+            <w:pPr>
+              <w:pStyle w:val="Compact"/>
+              <w:spacing w:before="0" w:after="0" w:line="240" w:lineRule="auto"/>
+              <w:jc w:val="right"/>
+            </w:pPr>
+            <w:r>
+              <w:rPr>
+                <w:sz w:val="15"/>
+              </w:rPr>
               <w:t xml:space="preserve">0.00410</w:t>
             </w:r>
           </w:p>
         </w:tc>
         <w:tc>
-          <w:tcPr/>
-          <w:p>
-            <w:pPr>
-              <w:pStyle w:val="Compact"/>
-              <w:jc w:val="right"/>
-            </w:pPr>
-            <w:r>
+          <w:tcPr>
+            <w:tcW w:type="dxa" w:w="1760"/>
+            <w:vAlign w:val="top"/>
+          </w:tcPr>
+          <w:p>
+            <w:pPr>
+              <w:pStyle w:val="Compact"/>
+              <w:spacing w:before="0" w:after="0" w:line="240" w:lineRule="auto"/>
+              <w:jc w:val="right"/>
+            </w:pPr>
+            <w:r>
+              <w:rPr>
+                <w:sz w:val="15"/>
+              </w:rPr>
               <w:t xml:space="preserve">453</w:t>
             </w:r>
           </w:p>
         </w:tc>
         <w:tc>
-          <w:tcPr/>
-          <w:p>
-            <w:pPr>
-              <w:pStyle w:val="Compact"/>
-              <w:jc w:val="right"/>
-            </w:pPr>
-            <w:r>
+          <w:tcPr>
+            <w:tcW w:type="dxa" w:w="1760"/>
+            <w:vAlign w:val="top"/>
+          </w:tcPr>
+          <w:p>
+            <w:pPr>
+              <w:pStyle w:val="Compact"/>
+              <w:spacing w:before="0" w:after="0" w:line="240" w:lineRule="auto"/>
+              <w:jc w:val="right"/>
+            </w:pPr>
+            <w:r>
+              <w:rPr>
+                <w:sz w:val="15"/>
+              </w:rPr>
               <w:t xml:space="preserve">408</w:t>
             </w:r>
           </w:p>
         </w:tc>
       </w:tr>
       <w:tr>
-        <w:tc>
-          <w:tcPr/>
-          <w:p>
-            <w:pPr>
-              <w:pStyle w:val="Compact"/>
+        <w:trPr>
+          <w:cantSplit/>
+        </w:trPr>
+        <w:tc>
+          <w:tcPr>
+            <w:tcW w:type="dxa" w:w="4576"/>
+            <w:vAlign w:val="top"/>
+          </w:tcPr>
+          <w:p>
+            <w:pPr>
+              <w:pStyle w:val="Compact"/>
+              <w:spacing w:before="0" w:after="0" w:line="240" w:lineRule="auto"/>
               <w:jc w:val="left"/>
             </w:pPr>
             <w:r>
+              <w:rPr>
+                <w:sz w:val="15"/>
+              </w:rPr>
               <w:t xml:space="preserve">Reproductive assurance / selfing_core</w:t>
             </w:r>
           </w:p>
         </w:tc>
         <w:tc>
-          <w:tcPr/>
-          <w:p>
-            <w:pPr>
-              <w:pStyle w:val="Compact"/>
+          <w:tcPr>
+            <w:tcW w:type="dxa" w:w="1760"/>
+            <w:vAlign w:val="top"/>
+          </w:tcPr>
+          <w:p>
+            <w:pPr>
+              <w:pStyle w:val="Compact"/>
+              <w:spacing w:before="0" w:after="0" w:line="240" w:lineRule="auto"/>
               <w:jc w:val="left"/>
             </w:pPr>
             <w:r>
+              <w:rPr>
+                <w:sz w:val="15"/>
+              </w:rPr>
               <w:t xml:space="preserve">Supplemental-only</w:t>
             </w:r>
           </w:p>
         </w:tc>
         <w:tc>
-          <w:tcPr/>
-          <w:p>
-            <w:pPr>
-              <w:pStyle w:val="Compact"/>
-              <w:jc w:val="right"/>
-            </w:pPr>
-            <w:r>
+          <w:tcPr>
+            <w:tcW w:type="dxa" w:w="1760"/>
+            <w:vAlign w:val="top"/>
+          </w:tcPr>
+          <w:p>
+            <w:pPr>
+              <w:pStyle w:val="Compact"/>
+              <w:spacing w:before="0" w:after="0" w:line="240" w:lineRule="auto"/>
+              <w:jc w:val="right"/>
+            </w:pPr>
+            <w:r>
+              <w:rPr>
+                <w:sz w:val="15"/>
+              </w:rPr>
               <w:t xml:space="preserve">-0.09953</w:t>
             </w:r>
           </w:p>
         </w:tc>
         <w:tc>
-          <w:tcPr/>
-          <w:p>
-            <w:pPr>
-              <w:pStyle w:val="Compact"/>
-              <w:jc w:val="right"/>
-            </w:pPr>
-            <w:r>
+          <w:tcPr>
+            <w:tcW w:type="dxa" w:w="1760"/>
+            <w:vAlign w:val="top"/>
+          </w:tcPr>
+          <w:p>
+            <w:pPr>
+              <w:pStyle w:val="Compact"/>
+              <w:spacing w:before="0" w:after="0" w:line="240" w:lineRule="auto"/>
+              <w:jc w:val="right"/>
+            </w:pPr>
+            <w:r>
+              <w:rPr>
+                <w:sz w:val="15"/>
+              </w:rPr>
               <w:t xml:space="preserve">0.09398</w:t>
             </w:r>
           </w:p>
         </w:tc>
         <w:tc>
-          <w:tcPr/>
-          <w:p>
-            <w:pPr>
-              <w:pStyle w:val="Compact"/>
-              <w:jc w:val="right"/>
-            </w:pPr>
-            <w:r>
+          <w:tcPr>
+            <w:tcW w:type="dxa" w:w="1760"/>
+            <w:vAlign w:val="top"/>
+          </w:tcPr>
+          <w:p>
+            <w:pPr>
+              <w:pStyle w:val="Compact"/>
+              <w:spacing w:before="0" w:after="0" w:line="240" w:lineRule="auto"/>
+              <w:jc w:val="right"/>
+            </w:pPr>
+            <w:r>
+              <w:rPr>
+                <w:sz w:val="15"/>
+              </w:rPr>
               <w:t xml:space="preserve">0.29068</w:t>
             </w:r>
           </w:p>
         </w:tc>
         <w:tc>
-          <w:tcPr/>
-          <w:p>
-            <w:pPr>
-              <w:pStyle w:val="Compact"/>
-              <w:jc w:val="right"/>
-            </w:pPr>
-            <w:r>
+          <w:tcPr>
+            <w:tcW w:type="dxa" w:w="1760"/>
+            <w:vAlign w:val="top"/>
+          </w:tcPr>
+          <w:p>
+            <w:pPr>
+              <w:pStyle w:val="Compact"/>
+              <w:spacing w:before="0" w:after="0" w:line="240" w:lineRule="auto"/>
+              <w:jc w:val="right"/>
+            </w:pPr>
+            <w:r>
+              <w:rPr>
+                <w:sz w:val="15"/>
+              </w:rPr>
               <w:t xml:space="preserve">283</w:t>
             </w:r>
           </w:p>
         </w:tc>
         <w:tc>
-          <w:tcPr/>
-          <w:p>
-            <w:pPr>
-              <w:pStyle w:val="Compact"/>
-              <w:jc w:val="right"/>
-            </w:pPr>
-            <w:r>
+          <w:tcPr>
+            <w:tcW w:type="dxa" w:w="1760"/>
+            <w:vAlign w:val="top"/>
+          </w:tcPr>
+          <w:p>
+            <w:pPr>
+              <w:pStyle w:val="Compact"/>
+              <w:spacing w:before="0" w:after="0" w:line="240" w:lineRule="auto"/>
+              <w:jc w:val="right"/>
+            </w:pPr>
+            <w:r>
+              <w:rPr>
+                <w:sz w:val="15"/>
+              </w:rPr>
               <w:t xml:space="preserve">241</w:t>
             </w:r>
           </w:p>
         </w:tc>
       </w:tr>
       <w:tr>
-        <w:tc>
-          <w:tcPr/>
-          <w:p>
-            <w:pPr>
-              <w:pStyle w:val="Compact"/>
+        <w:trPr>
+          <w:cantSplit/>
+        </w:trPr>
+        <w:tc>
+          <w:tcPr>
+            <w:tcW w:type="dxa" w:w="4576"/>
+            <w:vAlign w:val="top"/>
+          </w:tcPr>
+          <w:p>
+            <w:pPr>
+              <w:pStyle w:val="Compact"/>
+              <w:spacing w:before="0" w:after="0" w:line="240" w:lineRule="auto"/>
               <w:jc w:val="left"/>
             </w:pPr>
             <w:r>
+              <w:rPr>
+                <w:sz w:val="15"/>
+              </w:rPr>
               <w:t xml:space="preserve">Accessibility / generalized_accessible</w:t>
             </w:r>
           </w:p>
         </w:tc>
         <w:tc>
-          <w:tcPr/>
-          <w:p>
-            <w:pPr>
-              <w:pStyle w:val="Compact"/>
+          <w:tcPr>
+            <w:tcW w:type="dxa" w:w="1760"/>
+            <w:vAlign w:val="top"/>
+          </w:tcPr>
+          <w:p>
+            <w:pPr>
+              <w:pStyle w:val="Compact"/>
+              <w:spacing w:before="0" w:after="0" w:line="240" w:lineRule="auto"/>
               <w:jc w:val="left"/>
             </w:pPr>
             <w:r>
+              <w:rPr>
+                <w:sz w:val="15"/>
+              </w:rPr>
               <w:t xml:space="preserve">Primary</w:t>
             </w:r>
           </w:p>
         </w:tc>
         <w:tc>
-          <w:tcPr/>
-          <w:p>
-            <w:pPr>
-              <w:pStyle w:val="Compact"/>
-              <w:jc w:val="right"/>
-            </w:pPr>
-            <w:r>
+          <w:tcPr>
+            <w:tcW w:type="dxa" w:w="1760"/>
+            <w:vAlign w:val="top"/>
+          </w:tcPr>
+          <w:p>
+            <w:pPr>
+              <w:pStyle w:val="Compact"/>
+              <w:spacing w:before="0" w:after="0" w:line="240" w:lineRule="auto"/>
+              <w:jc w:val="right"/>
+            </w:pPr>
+            <w:r>
+              <w:rPr>
+                <w:sz w:val="15"/>
+              </w:rPr>
               <w:t xml:space="preserve">-0.29566</w:t>
             </w:r>
           </w:p>
         </w:tc>
         <w:tc>
-          <w:tcPr/>
-          <w:p>
-            <w:pPr>
-              <w:pStyle w:val="Compact"/>
-              <w:jc w:val="right"/>
-            </w:pPr>
-            <w:r>
+          <w:tcPr>
+            <w:tcW w:type="dxa" w:w="1760"/>
+            <w:vAlign w:val="top"/>
+          </w:tcPr>
+          <w:p>
+            <w:pPr>
+              <w:pStyle w:val="Compact"/>
+              <w:spacing w:before="0" w:after="0" w:line="240" w:lineRule="auto"/>
+              <w:jc w:val="right"/>
+            </w:pPr>
+            <w:r>
+              <w:rPr>
+                <w:sz w:val="15"/>
+              </w:rPr>
               <w:t xml:space="preserve">0.12896</w:t>
             </w:r>
           </w:p>
         </w:tc>
         <w:tc>
-          <w:tcPr/>
-          <w:p>
-            <w:pPr>
-              <w:pStyle w:val="Compact"/>
-              <w:jc w:val="right"/>
-            </w:pPr>
-            <w:r>
+          <w:tcPr>
+            <w:tcW w:type="dxa" w:w="1760"/>
+            <w:vAlign w:val="top"/>
+          </w:tcPr>
+          <w:p>
+            <w:pPr>
+              <w:pStyle w:val="Compact"/>
+              <w:spacing w:before="0" w:after="0" w:line="240" w:lineRule="auto"/>
+              <w:jc w:val="right"/>
+            </w:pPr>
+            <w:r>
+              <w:rPr>
+                <w:sz w:val="15"/>
+              </w:rPr>
               <w:t xml:space="preserve">0.02334</w:t>
             </w:r>
           </w:p>
         </w:tc>
         <w:tc>
-          <w:tcPr/>
-          <w:p>
-            <w:pPr>
-              <w:pStyle w:val="Compact"/>
-              <w:jc w:val="right"/>
-            </w:pPr>
-            <w:r>
+          <w:tcPr>
+            <w:tcW w:type="dxa" w:w="1760"/>
+            <w:vAlign w:val="top"/>
+          </w:tcPr>
+          <w:p>
+            <w:pPr>
+              <w:pStyle w:val="Compact"/>
+              <w:spacing w:before="0" w:after="0" w:line="240" w:lineRule="auto"/>
+              <w:jc w:val="right"/>
+            </w:pPr>
+            <w:r>
+              <w:rPr>
+                <w:sz w:val="15"/>
+              </w:rPr>
               <w:t xml:space="preserve">143</w:t>
             </w:r>
           </w:p>
         </w:tc>
         <w:tc>
-          <w:tcPr/>
-          <w:p>
-            <w:pPr>
-              <w:pStyle w:val="Compact"/>
-              <w:jc w:val="right"/>
-            </w:pPr>
-            <w:r>
+          <w:tcPr>
+            <w:tcW w:type="dxa" w:w="1760"/>
+            <w:vAlign w:val="top"/>
+          </w:tcPr>
+          <w:p>
+            <w:pPr>
+              <w:pStyle w:val="Compact"/>
+              <w:spacing w:before="0" w:after="0" w:line="240" w:lineRule="auto"/>
+              <w:jc w:val="right"/>
+            </w:pPr>
+            <w:r>
+              <w:rPr>
+                <w:sz w:val="15"/>
+              </w:rPr>
               <w:t xml:space="preserve">143</w:t>
             </w:r>
           </w:p>
         </w:tc>
       </w:tr>
       <w:tr>
-        <w:tc>
-          <w:tcPr/>
-          <w:p>
-            <w:pPr>
-              <w:pStyle w:val="Compact"/>
+        <w:trPr>
+          <w:cantSplit/>
+        </w:trPr>
+        <w:tc>
+          <w:tcPr>
+            <w:tcW w:type="dxa" w:w="4576"/>
+            <w:vAlign w:val="top"/>
+          </w:tcPr>
+          <w:p>
+            <w:pPr>
+              <w:pStyle w:val="Compact"/>
+              <w:spacing w:before="0" w:after="0" w:line="240" w:lineRule="auto"/>
               <w:jc w:val="left"/>
             </w:pPr>
             <w:r>
+              <w:rPr>
+                <w:sz w:val="15"/>
+              </w:rPr>
               <w:t xml:space="preserve">Accessibility / generalized_accessible</w:t>
             </w:r>
           </w:p>
         </w:tc>
         <w:tc>
-          <w:tcPr/>
-          <w:p>
-            <w:pPr>
-              <w:pStyle w:val="Compact"/>
+          <w:tcPr>
+            <w:tcW w:type="dxa" w:w="1760"/>
+            <w:vAlign w:val="top"/>
+          </w:tcPr>
+          <w:p>
+            <w:pPr>
+              <w:pStyle w:val="Compact"/>
+              <w:spacing w:before="0" w:after="0" w:line="240" w:lineRule="auto"/>
               <w:jc w:val="left"/>
             </w:pPr>
             <w:r>
+              <w:rPr>
+                <w:sz w:val="15"/>
+              </w:rPr>
               <w:t xml:space="preserve">No-zero-constant</w:t>
             </w:r>
           </w:p>
         </w:tc>
         <w:tc>
-          <w:tcPr/>
-          <w:p>
-            <w:pPr>
-              <w:pStyle w:val="Compact"/>
-              <w:jc w:val="right"/>
-            </w:pPr>
-            <w:r>
+          <w:tcPr>
+            <w:tcW w:type="dxa" w:w="1760"/>
+            <w:vAlign w:val="top"/>
+          </w:tcPr>
+          <w:p>
+            <w:pPr>
+              <w:pStyle w:val="Compact"/>
+              <w:spacing w:before="0" w:after="0" w:line="240" w:lineRule="auto"/>
+              <w:jc w:val="right"/>
+            </w:pPr>
+            <w:r>
+              <w:rPr>
+                <w:sz w:val="15"/>
+              </w:rPr>
               <w:t xml:space="preserve">-0.30366</w:t>
             </w:r>
           </w:p>
         </w:tc>
         <w:tc>
-          <w:tcPr/>
-          <w:p>
-            <w:pPr>
-              <w:pStyle w:val="Compact"/>
-              <w:jc w:val="right"/>
-            </w:pPr>
-            <w:r>
+          <w:tcPr>
+            <w:tcW w:type="dxa" w:w="1760"/>
+            <w:vAlign w:val="top"/>
+          </w:tcPr>
+          <w:p>
+            <w:pPr>
+              <w:pStyle w:val="Compact"/>
+              <w:spacing w:before="0" w:after="0" w:line="240" w:lineRule="auto"/>
+              <w:jc w:val="right"/>
+            </w:pPr>
+            <w:r>
+              <w:rPr>
+                <w:sz w:val="15"/>
+              </w:rPr>
               <w:t xml:space="preserve">0.12991</w:t>
             </w:r>
           </w:p>
         </w:tc>
         <w:tc>
-          <w:tcPr/>
-          <w:p>
-            <w:pPr>
-              <w:pStyle w:val="Compact"/>
-              <w:jc w:val="right"/>
-            </w:pPr>
-            <w:r>
+          <w:tcPr>
+            <w:tcW w:type="dxa" w:w="1760"/>
+            <w:vAlign w:val="top"/>
+          </w:tcPr>
+          <w:p>
+            <w:pPr>
+              <w:pStyle w:val="Compact"/>
+              <w:spacing w:before="0" w:after="0" w:line="240" w:lineRule="auto"/>
+              <w:jc w:val="right"/>
+            </w:pPr>
+            <w:r>
+              <w:rPr>
+                <w:sz w:val="15"/>
+              </w:rPr>
               <w:t xml:space="preserve">0.02082</w:t>
             </w:r>
           </w:p>
         </w:tc>
         <w:tc>
-          <w:tcPr/>
-          <w:p>
-            <w:pPr>
-              <w:pStyle w:val="Compact"/>
-              <w:jc w:val="right"/>
-            </w:pPr>
-            <w:r>
+          <w:tcPr>
+            <w:tcW w:type="dxa" w:w="1760"/>
+            <w:vAlign w:val="top"/>
+          </w:tcPr>
+          <w:p>
+            <w:pPr>
+              <w:pStyle w:val="Compact"/>
+              <w:spacing w:before="0" w:after="0" w:line="240" w:lineRule="auto"/>
+              <w:jc w:val="right"/>
+            </w:pPr>
+            <w:r>
+              <w:rPr>
+                <w:sz w:val="15"/>
+              </w:rPr>
               <w:t xml:space="preserve">142</w:t>
             </w:r>
           </w:p>
         </w:tc>
         <w:tc>
-          <w:tcPr/>
-          <w:p>
-            <w:pPr>
-              <w:pStyle w:val="Compact"/>
-              <w:jc w:val="right"/>
-            </w:pPr>
-            <w:r>
+          <w:tcPr>
+            <w:tcW w:type="dxa" w:w="1760"/>
+            <w:vAlign w:val="top"/>
+          </w:tcPr>
+          <w:p>
+            <w:pPr>
+              <w:pStyle w:val="Compact"/>
+              <w:spacing w:before="0" w:after="0" w:line="240" w:lineRule="auto"/>
+              <w:jc w:val="right"/>
+            </w:pPr>
+            <w:r>
+              <w:rPr>
+                <w:sz w:val="15"/>
+              </w:rPr>
               <w:t xml:space="preserve">142</w:t>
             </w:r>
           </w:p>
         </w:tc>
       </w:tr>
       <w:tr>
-        <w:tc>
-          <w:tcPr/>
-          <w:p>
-            <w:pPr>
-              <w:pStyle w:val="Compact"/>
+        <w:trPr>
+          <w:cantSplit/>
+        </w:trPr>
+        <w:tc>
+          <w:tcPr>
+            <w:tcW w:type="dxa" w:w="4576"/>
+            <w:vAlign w:val="top"/>
+          </w:tcPr>
+          <w:p>
+            <w:pPr>
+              <w:pStyle w:val="Compact"/>
+              <w:spacing w:before="0" w:after="0" w:line="240" w:lineRule="auto"/>
               <w:jc w:val="left"/>
             </w:pPr>
             <w:r>
+              <w:rPr>
+                <w:sz w:val="15"/>
+              </w:rPr>
               <w:t xml:space="preserve">Accessibility / generalized_accessible</w:t>
             </w:r>
           </w:p>
         </w:tc>
         <w:tc>
-          <w:tcPr/>
-          <w:p>
-            <w:pPr>
-              <w:pStyle w:val="Compact"/>
+          <w:tcPr>
+            <w:tcW w:type="dxa" w:w="1760"/>
+            <w:vAlign w:val="top"/>
+          </w:tcPr>
+          <w:p>
+            <w:pPr>
+              <w:pStyle w:val="Compact"/>
+              <w:spacing w:before="0" w:after="0" w:line="240" w:lineRule="auto"/>
               <w:jc w:val="left"/>
             </w:pPr>
             <w:r>
+              <w:rPr>
+                <w:sz w:val="15"/>
+              </w:rPr>
               <w:t xml:space="preserve">Supplemental-only</w:t>
             </w:r>
           </w:p>
         </w:tc>
         <w:tc>
-          <w:tcPr/>
-          <w:p>
-            <w:pPr>
-              <w:pStyle w:val="Compact"/>
-              <w:jc w:val="right"/>
-            </w:pPr>
-            <w:r>
+          <w:tcPr>
+            <w:tcW w:type="dxa" w:w="1760"/>
+            <w:vAlign w:val="top"/>
+          </w:tcPr>
+          <w:p>
+            <w:pPr>
+              <w:pStyle w:val="Compact"/>
+              <w:spacing w:before="0" w:after="0" w:line="240" w:lineRule="auto"/>
+              <w:jc w:val="right"/>
+            </w:pPr>
+            <w:r>
+              <w:rPr>
+                <w:sz w:val="15"/>
+              </w:rPr>
               <w:t xml:space="preserve">-0.29950</w:t>
             </w:r>
           </w:p>
         </w:tc>
         <w:tc>
-          <w:tcPr/>
-          <w:p>
-            <w:pPr>
-              <w:pStyle w:val="Compact"/>
-              <w:jc w:val="right"/>
-            </w:pPr>
-            <w:r>
+          <w:tcPr>
+            <w:tcW w:type="dxa" w:w="1760"/>
+            <w:vAlign w:val="top"/>
+          </w:tcPr>
+          <w:p>
+            <w:pPr>
+              <w:pStyle w:val="Compact"/>
+              <w:spacing w:before="0" w:after="0" w:line="240" w:lineRule="auto"/>
+              <w:jc w:val="right"/>
+            </w:pPr>
+            <w:r>
+              <w:rPr>
+                <w:sz w:val="15"/>
+              </w:rPr>
               <w:t xml:space="preserve">0.14562</w:t>
             </w:r>
           </w:p>
         </w:tc>
         <w:tc>
-          <w:tcPr/>
-          <w:p>
-            <w:pPr>
-              <w:pStyle w:val="Compact"/>
-              <w:jc w:val="right"/>
-            </w:pPr>
-            <w:r>
+          <w:tcPr>
+            <w:tcW w:type="dxa" w:w="1760"/>
+            <w:vAlign w:val="top"/>
+          </w:tcPr>
+          <w:p>
+            <w:pPr>
+              <w:pStyle w:val="Compact"/>
+              <w:spacing w:before="0" w:after="0" w:line="240" w:lineRule="auto"/>
+              <w:jc w:val="right"/>
+            </w:pPr>
+            <w:r>
+              <w:rPr>
+                <w:sz w:val="15"/>
+              </w:rPr>
               <w:t xml:space="preserve">0.04239</w:t>
             </w:r>
           </w:p>
         </w:tc>
         <w:tc>
-          <w:tcPr/>
-          <w:p>
-            <w:pPr>
-              <w:pStyle w:val="Compact"/>
-              <w:jc w:val="right"/>
-            </w:pPr>
-            <w:r>
+          <w:tcPr>
+            <w:tcW w:type="dxa" w:w="1760"/>
+            <w:vAlign w:val="top"/>
+          </w:tcPr>
+          <w:p>
+            <w:pPr>
+              <w:pStyle w:val="Compact"/>
+              <w:spacing w:before="0" w:after="0" w:line="240" w:lineRule="auto"/>
+              <w:jc w:val="right"/>
+            </w:pPr>
+            <w:r>
+              <w:rPr>
+                <w:sz w:val="15"/>
+              </w:rPr>
               <w:t xml:space="preserve">101</w:t>
             </w:r>
           </w:p>
         </w:tc>
         <w:tc>
-          <w:tcPr/>
-          <w:p>
-            <w:pPr>
-              <w:pStyle w:val="Compact"/>
-              <w:jc w:val="right"/>
-            </w:pPr>
-            <w:r>
+          <w:tcPr>
+            <w:tcW w:type="dxa" w:w="1760"/>
+            <w:vAlign w:val="top"/>
+          </w:tcPr>
+          <w:p>
+            <w:pPr>
+              <w:pStyle w:val="Compact"/>
+              <w:spacing w:before="0" w:after="0" w:line="240" w:lineRule="auto"/>
+              <w:jc w:val="right"/>
+            </w:pPr>
+            <w:r>
+              <w:rPr>
+                <w:sz w:val="15"/>
+              </w:rPr>
               <w:t xml:space="preserve">98</w:t>
             </w:r>
           </w:p>
@@ -4029,385 +5620,610 @@
       <w:tblPr>
         <w:tblStyle w:val="Table"/>
         <w:tblW w:type="auto" w:w="0"/>
+        <w:tblLayout w:type="fixed"/>
         <w:tblLook w:firstRow="1" w:lastRow="0" w:firstColumn="0" w:lastColumn="0" w:noHBand="0" w:noVBand="0" w:val="0020"/>
         <w:jc w:val="start"/>
       </w:tblPr>
       <w:tblGrid>
-        <w:gridCol w:w="1320"/>
-        <w:gridCol w:w="1320"/>
-        <w:gridCol w:w="1320"/>
-        <w:gridCol w:w="1320"/>
-        <w:gridCol w:w="1320"/>
-        <w:gridCol w:w="1320"/>
+        <w:gridCol w:w="5178"/>
+        <w:gridCol w:w="1992"/>
+        <w:gridCol w:w="1992"/>
+        <w:gridCol w:w="1992"/>
+        <w:gridCol w:w="1992"/>
+        <w:gridCol w:w="1992"/>
       </w:tblGrid>
       <w:tr>
         <w:trPr>
           <w:tblHeader w:val="true"/>
+          <w:cantSplit/>
+          <w:tblHeader/>
         </w:trPr>
         <w:tc>
-          <w:tcPr/>
-          <w:p>
-            <w:pPr>
-              <w:pStyle w:val="Compact"/>
+          <w:tcPr>
+            <w:tcW w:type="dxa" w:w="5178"/>
+            <w:vAlign w:val="top"/>
+          </w:tcPr>
+          <w:p>
+            <w:pPr>
+              <w:pStyle w:val="Compact"/>
+              <w:spacing w:before="0" w:after="0" w:line="240" w:lineRule="auto"/>
               <w:jc w:val="left"/>
             </w:pPr>
             <w:r>
+              <w:rPr>
+                <w:sz w:val="15"/>
+              </w:rPr>
               <w:t xml:space="preserve">Trait</w:t>
             </w:r>
           </w:p>
         </w:tc>
         <w:tc>
-          <w:tcPr/>
-          <w:p>
-            <w:pPr>
-              <w:pStyle w:val="Compact"/>
-              <w:jc w:val="right"/>
-            </w:pPr>
-            <w:r>
+          <w:tcPr>
+            <w:tcW w:type="dxa" w:w="1992"/>
+            <w:vAlign w:val="top"/>
+          </w:tcPr>
+          <w:p>
+            <w:pPr>
+              <w:pStyle w:val="Compact"/>
+              <w:spacing w:before="0" w:after="0" w:line="240" w:lineRule="auto"/>
+              <w:jc w:val="right"/>
+            </w:pPr>
+            <w:r>
+              <w:rPr>
+                <w:sz w:val="15"/>
+              </w:rPr>
               <w:t xml:space="preserve">β trait state</w:t>
             </w:r>
           </w:p>
         </w:tc>
         <w:tc>
-          <w:tcPr/>
-          <w:p>
-            <w:pPr>
-              <w:pStyle w:val="Compact"/>
-              <w:jc w:val="right"/>
-            </w:pPr>
-            <w:r>
+          <w:tcPr>
+            <w:tcW w:type="dxa" w:w="1992"/>
+            <w:vAlign w:val="top"/>
+          </w:tcPr>
+          <w:p>
+            <w:pPr>
+              <w:pStyle w:val="Compact"/>
+              <w:spacing w:before="0" w:after="0" w:line="240" w:lineRule="auto"/>
+              <w:jc w:val="right"/>
+            </w:pPr>
+            <w:r>
+              <w:rPr>
+                <w:sz w:val="15"/>
+              </w:rPr>
               <w:t xml:space="preserve">SE</w:t>
             </w:r>
           </w:p>
         </w:tc>
         <w:tc>
-          <w:tcPr/>
-          <w:p>
-            <w:pPr>
-              <w:pStyle w:val="Compact"/>
-              <w:jc w:val="right"/>
-            </w:pPr>
-            <w:r>
+          <w:tcPr>
+            <w:tcW w:type="dxa" w:w="1992"/>
+            <w:vAlign w:val="top"/>
+          </w:tcPr>
+          <w:p>
+            <w:pPr>
+              <w:pStyle w:val="Compact"/>
+              <w:spacing w:before="0" w:after="0" w:line="240" w:lineRule="auto"/>
+              <w:jc w:val="right"/>
+            </w:pPr>
+            <w:r>
+              <w:rPr>
+                <w:sz w:val="15"/>
+              </w:rPr>
               <w:t xml:space="preserve">Two-sided P</w:t>
             </w:r>
           </w:p>
         </w:tc>
         <w:tc>
-          <w:tcPr/>
-          <w:p>
-            <w:pPr>
-              <w:pStyle w:val="Compact"/>
-              <w:jc w:val="right"/>
-            </w:pPr>
-            <w:r>
+          <w:tcPr>
+            <w:tcW w:type="dxa" w:w="1992"/>
+            <w:vAlign w:val="top"/>
+          </w:tcPr>
+          <w:p>
+            <w:pPr>
+              <w:pStyle w:val="Compact"/>
+              <w:spacing w:before="0" w:after="0" w:line="240" w:lineRule="auto"/>
+              <w:jc w:val="right"/>
+            </w:pPr>
+            <w:r>
+              <w:rPr>
+                <w:sz w:val="15"/>
+              </w:rPr>
               <w:t xml:space="preserve">Species</w:t>
             </w:r>
           </w:p>
         </w:tc>
         <w:tc>
-          <w:tcPr/>
-          <w:p>
-            <w:pPr>
-              <w:pStyle w:val="Compact"/>
-              <w:jc w:val="right"/>
-            </w:pPr>
-            <w:r>
+          <w:tcPr>
+            <w:tcW w:type="dxa" w:w="1992"/>
+            <w:vAlign w:val="top"/>
+          </w:tcPr>
+          <w:p>
+            <w:pPr>
+              <w:pStyle w:val="Compact"/>
+              <w:spacing w:before="0" w:after="0" w:line="240" w:lineRule="auto"/>
+              <w:jc w:val="right"/>
+            </w:pPr>
+            <w:r>
+              <w:rPr>
+                <w:sz w:val="15"/>
+              </w:rPr>
               <w:t xml:space="preserve">Publications</w:t>
             </w:r>
           </w:p>
         </w:tc>
       </w:tr>
       <w:tr>
-        <w:tc>
-          <w:tcPr/>
-          <w:p>
-            <w:pPr>
-              <w:pStyle w:val="Compact"/>
+        <w:trPr>
+          <w:cantSplit/>
+        </w:trPr>
+        <w:tc>
+          <w:tcPr>
+            <w:tcW w:type="dxa" w:w="5178"/>
+            <w:vAlign w:val="top"/>
+          </w:tcPr>
+          <w:p>
+            <w:pPr>
+              <w:pStyle w:val="Compact"/>
+              <w:spacing w:before="0" w:after="0" w:line="240" w:lineRule="auto"/>
               <w:jc w:val="left"/>
             </w:pPr>
             <w:r>
+              <w:rPr>
+                <w:sz w:val="15"/>
+              </w:rPr>
               <w:t xml:space="preserve">Self-compatibility</w:t>
             </w:r>
           </w:p>
         </w:tc>
         <w:tc>
-          <w:tcPr/>
-          <w:p>
-            <w:pPr>
-              <w:pStyle w:val="Compact"/>
-              <w:jc w:val="right"/>
-            </w:pPr>
-            <w:r>
+          <w:tcPr>
+            <w:tcW w:type="dxa" w:w="1992"/>
+            <w:vAlign w:val="top"/>
+          </w:tcPr>
+          <w:p>
+            <w:pPr>
+              <w:pStyle w:val="Compact"/>
+              <w:spacing w:before="0" w:after="0" w:line="240" w:lineRule="auto"/>
+              <w:jc w:val="right"/>
+            </w:pPr>
+            <w:r>
+              <w:rPr>
+                <w:sz w:val="15"/>
+              </w:rPr>
               <w:t xml:space="preserve">-0.11885</w:t>
             </w:r>
           </w:p>
         </w:tc>
         <w:tc>
-          <w:tcPr/>
-          <w:p>
-            <w:pPr>
-              <w:pStyle w:val="Compact"/>
-              <w:jc w:val="right"/>
-            </w:pPr>
-            <w:r>
+          <w:tcPr>
+            <w:tcW w:type="dxa" w:w="1992"/>
+            <w:vAlign w:val="top"/>
+          </w:tcPr>
+          <w:p>
+            <w:pPr>
+              <w:pStyle w:val="Compact"/>
+              <w:spacing w:before="0" w:after="0" w:line="240" w:lineRule="auto"/>
+              <w:jc w:val="right"/>
+            </w:pPr>
+            <w:r>
+              <w:rPr>
+                <w:sz w:val="15"/>
+              </w:rPr>
               <w:t xml:space="preserve">0.08246</w:t>
             </w:r>
           </w:p>
         </w:tc>
         <w:tc>
-          <w:tcPr/>
-          <w:p>
-            <w:pPr>
-              <w:pStyle w:val="Compact"/>
-              <w:jc w:val="right"/>
-            </w:pPr>
-            <w:r>
+          <w:tcPr>
+            <w:tcW w:type="dxa" w:w="1992"/>
+            <w:vAlign w:val="top"/>
+          </w:tcPr>
+          <w:p>
+            <w:pPr>
+              <w:pStyle w:val="Compact"/>
+              <w:spacing w:before="0" w:after="0" w:line="240" w:lineRule="auto"/>
+              <w:jc w:val="right"/>
+            </w:pPr>
+            <w:r>
+              <w:rPr>
+                <w:sz w:val="15"/>
+              </w:rPr>
               <w:t xml:space="preserve">0.1502</w:t>
             </w:r>
           </w:p>
         </w:tc>
         <w:tc>
-          <w:tcPr/>
-          <w:p>
-            <w:pPr>
-              <w:pStyle w:val="Compact"/>
-              <w:jc w:val="right"/>
-            </w:pPr>
-            <w:r>
+          <w:tcPr>
+            <w:tcW w:type="dxa" w:w="1992"/>
+            <w:vAlign w:val="top"/>
+          </w:tcPr>
+          <w:p>
+            <w:pPr>
+              <w:pStyle w:val="Compact"/>
+              <w:spacing w:before="0" w:after="0" w:line="240" w:lineRule="auto"/>
+              <w:jc w:val="right"/>
+            </w:pPr>
+            <w:r>
+              <w:rPr>
+                <w:sz w:val="15"/>
+              </w:rPr>
               <w:t xml:space="preserve">499</w:t>
             </w:r>
           </w:p>
         </w:tc>
         <w:tc>
-          <w:tcPr/>
-          <w:p>
-            <w:pPr>
-              <w:pStyle w:val="Compact"/>
-              <w:jc w:val="right"/>
-            </w:pPr>
-            <w:r>
+          <w:tcPr>
+            <w:tcW w:type="dxa" w:w="1992"/>
+            <w:vAlign w:val="top"/>
+          </w:tcPr>
+          <w:p>
+            <w:pPr>
+              <w:pStyle w:val="Compact"/>
+              <w:spacing w:before="0" w:after="0" w:line="240" w:lineRule="auto"/>
+              <w:jc w:val="right"/>
+            </w:pPr>
+            <w:r>
+              <w:rPr>
+                <w:sz w:val="15"/>
+              </w:rPr>
               <w:t xml:space="preserve">429</w:t>
             </w:r>
           </w:p>
         </w:tc>
       </w:tr>
       <w:tr>
-        <w:tc>
-          <w:tcPr/>
-          <w:p>
-            <w:pPr>
-              <w:pStyle w:val="Compact"/>
+        <w:trPr>
+          <w:cantSplit/>
+        </w:trPr>
+        <w:tc>
+          <w:tcPr>
+            <w:tcW w:type="dxa" w:w="5178"/>
+            <w:vAlign w:val="top"/>
+          </w:tcPr>
+          <w:p>
+            <w:pPr>
+              <w:pStyle w:val="Compact"/>
+              <w:spacing w:before="0" w:after="0" w:line="240" w:lineRule="auto"/>
               <w:jc w:val="left"/>
             </w:pPr>
             <w:r>
+              <w:rPr>
+                <w:sz w:val="15"/>
+              </w:rPr>
               <w:t xml:space="preserve">Autonomous selfing</w:t>
             </w:r>
           </w:p>
         </w:tc>
         <w:tc>
-          <w:tcPr/>
-          <w:p>
-            <w:pPr>
-              <w:pStyle w:val="Compact"/>
-              <w:jc w:val="right"/>
-            </w:pPr>
-            <w:r>
+          <w:tcPr>
+            <w:tcW w:type="dxa" w:w="1992"/>
+            <w:vAlign w:val="top"/>
+          </w:tcPr>
+          <w:p>
+            <w:pPr>
+              <w:pStyle w:val="Compact"/>
+              <w:spacing w:before="0" w:after="0" w:line="240" w:lineRule="auto"/>
+              <w:jc w:val="right"/>
+            </w:pPr>
+            <w:r>
+              <w:rPr>
+                <w:sz w:val="15"/>
+              </w:rPr>
               <w:t xml:space="preserve">-0.44492</w:t>
             </w:r>
           </w:p>
         </w:tc>
         <w:tc>
-          <w:tcPr/>
-          <w:p>
-            <w:pPr>
-              <w:pStyle w:val="Compact"/>
-              <w:jc w:val="right"/>
-            </w:pPr>
-            <w:r>
+          <w:tcPr>
+            <w:tcW w:type="dxa" w:w="1992"/>
+            <w:vAlign w:val="top"/>
+          </w:tcPr>
+          <w:p>
+            <w:pPr>
+              <w:pStyle w:val="Compact"/>
+              <w:spacing w:before="0" w:after="0" w:line="240" w:lineRule="auto"/>
+              <w:jc w:val="right"/>
+            </w:pPr>
+            <w:r>
+              <w:rPr>
+                <w:sz w:val="15"/>
+              </w:rPr>
               <w:t xml:space="preserve">0.08020</w:t>
             </w:r>
           </w:p>
         </w:tc>
         <w:tc>
-          <w:tcPr/>
-          <w:p>
-            <w:pPr>
-              <w:pStyle w:val="Compact"/>
-              <w:jc w:val="right"/>
-            </w:pPr>
-            <w:r>
+          <w:tcPr>
+            <w:tcW w:type="dxa" w:w="1992"/>
+            <w:vAlign w:val="top"/>
+          </w:tcPr>
+          <w:p>
+            <w:pPr>
+              <w:pStyle w:val="Compact"/>
+              <w:spacing w:before="0" w:after="0" w:line="240" w:lineRule="auto"/>
+              <w:jc w:val="right"/>
+            </w:pPr>
+            <w:r>
+              <w:rPr>
+                <w:sz w:val="15"/>
+              </w:rPr>
               <w:t xml:space="preserve">4.85 × 10^-8</w:t>
             </w:r>
           </w:p>
         </w:tc>
         <w:tc>
-          <w:tcPr/>
-          <w:p>
-            <w:pPr>
-              <w:pStyle w:val="Compact"/>
-              <w:jc w:val="right"/>
-            </w:pPr>
-            <w:r>
+          <w:tcPr>
+            <w:tcW w:type="dxa" w:w="1992"/>
+            <w:vAlign w:val="top"/>
+          </w:tcPr>
+          <w:p>
+            <w:pPr>
+              <w:pStyle w:val="Compact"/>
+              <w:spacing w:before="0" w:after="0" w:line="240" w:lineRule="auto"/>
+              <w:jc w:val="right"/>
+            </w:pPr>
+            <w:r>
+              <w:rPr>
+                <w:sz w:val="15"/>
+              </w:rPr>
               <w:t xml:space="preserve">558</w:t>
             </w:r>
           </w:p>
         </w:tc>
         <w:tc>
-          <w:tcPr/>
-          <w:p>
-            <w:pPr>
-              <w:pStyle w:val="Compact"/>
-              <w:jc w:val="right"/>
-            </w:pPr>
-            <w:r>
+          <w:tcPr>
+            <w:tcW w:type="dxa" w:w="1992"/>
+            <w:vAlign w:val="top"/>
+          </w:tcPr>
+          <w:p>
+            <w:pPr>
+              <w:pStyle w:val="Compact"/>
+              <w:spacing w:before="0" w:after="0" w:line="240" w:lineRule="auto"/>
+              <w:jc w:val="right"/>
+            </w:pPr>
+            <w:r>
+              <w:rPr>
+                <w:sz w:val="15"/>
+              </w:rPr>
               <w:t xml:space="preserve">469</w:t>
             </w:r>
           </w:p>
         </w:tc>
       </w:tr>
       <w:tr>
-        <w:tc>
-          <w:tcPr/>
-          <w:p>
-            <w:pPr>
-              <w:pStyle w:val="Compact"/>
+        <w:trPr>
+          <w:cantSplit/>
+        </w:trPr>
+        <w:tc>
+          <w:tcPr>
+            <w:tcW w:type="dxa" w:w="5178"/>
+            <w:vAlign w:val="top"/>
+          </w:tcPr>
+          <w:p>
+            <w:pPr>
+              <w:pStyle w:val="Compact"/>
+              <w:spacing w:before="0" w:after="0" w:line="240" w:lineRule="auto"/>
               <w:jc w:val="left"/>
             </w:pPr>
             <w:r>
+              <w:rPr>
+                <w:sz w:val="15"/>
+              </w:rPr>
               <w:t xml:space="preserve">Generalized form</w:t>
             </w:r>
           </w:p>
         </w:tc>
         <w:tc>
-          <w:tcPr/>
-          <w:p>
-            <w:pPr>
-              <w:pStyle w:val="Compact"/>
-              <w:jc w:val="right"/>
-            </w:pPr>
-            <w:r>
+          <w:tcPr>
+            <w:tcW w:type="dxa" w:w="1992"/>
+            <w:vAlign w:val="top"/>
+          </w:tcPr>
+          <w:p>
+            <w:pPr>
+              <w:pStyle w:val="Compact"/>
+              <w:spacing w:before="0" w:after="0" w:line="240" w:lineRule="auto"/>
+              <w:jc w:val="right"/>
+            </w:pPr>
+            <w:r>
+              <w:rPr>
+                <w:sz w:val="15"/>
+              </w:rPr>
               <w:t xml:space="preserve">-0.18448</w:t>
             </w:r>
           </w:p>
         </w:tc>
         <w:tc>
-          <w:tcPr/>
-          <w:p>
-            <w:pPr>
-              <w:pStyle w:val="Compact"/>
-              <w:jc w:val="right"/>
-            </w:pPr>
-            <w:r>
+          <w:tcPr>
+            <w:tcW w:type="dxa" w:w="1992"/>
+            <w:vAlign w:val="top"/>
+          </w:tcPr>
+          <w:p>
+            <w:pPr>
+              <w:pStyle w:val="Compact"/>
+              <w:spacing w:before="0" w:after="0" w:line="240" w:lineRule="auto"/>
+              <w:jc w:val="right"/>
+            </w:pPr>
+            <w:r>
+              <w:rPr>
+                <w:sz w:val="15"/>
+              </w:rPr>
               <w:t xml:space="preserve">0.09174</w:t>
             </w:r>
           </w:p>
         </w:tc>
         <w:tc>
-          <w:tcPr/>
-          <w:p>
-            <w:pPr>
-              <w:pStyle w:val="Compact"/>
-              <w:jc w:val="right"/>
-            </w:pPr>
-            <w:r>
+          <w:tcPr>
+            <w:tcW w:type="dxa" w:w="1992"/>
+            <w:vAlign w:val="top"/>
+          </w:tcPr>
+          <w:p>
+            <w:pPr>
+              <w:pStyle w:val="Compact"/>
+              <w:spacing w:before="0" w:after="0" w:line="240" w:lineRule="auto"/>
+              <w:jc w:val="right"/>
+            </w:pPr>
+            <w:r>
+              <w:rPr>
+                <w:sz w:val="15"/>
+              </w:rPr>
               <w:t xml:space="preserve">0.04543</w:t>
             </w:r>
           </w:p>
         </w:tc>
         <w:tc>
-          <w:tcPr/>
-          <w:p>
-            <w:pPr>
-              <w:pStyle w:val="Compact"/>
-              <w:jc w:val="right"/>
-            </w:pPr>
-            <w:r>
+          <w:tcPr>
+            <w:tcW w:type="dxa" w:w="1992"/>
+            <w:vAlign w:val="top"/>
+          </w:tcPr>
+          <w:p>
+            <w:pPr>
+              <w:pStyle w:val="Compact"/>
+              <w:spacing w:before="0" w:after="0" w:line="240" w:lineRule="auto"/>
+              <w:jc w:val="right"/>
+            </w:pPr>
+            <w:r>
+              <w:rPr>
+                <w:sz w:val="15"/>
+              </w:rPr>
               <w:t xml:space="preserve">246</w:t>
             </w:r>
           </w:p>
         </w:tc>
         <w:tc>
-          <w:tcPr/>
-          <w:p>
-            <w:pPr>
-              <w:pStyle w:val="Compact"/>
-              <w:jc w:val="right"/>
-            </w:pPr>
-            <w:r>
+          <w:tcPr>
+            <w:tcW w:type="dxa" w:w="1992"/>
+            <w:vAlign w:val="top"/>
+          </w:tcPr>
+          <w:p>
+            <w:pPr>
+              <w:pStyle w:val="Compact"/>
+              <w:spacing w:before="0" w:after="0" w:line="240" w:lineRule="auto"/>
+              <w:jc w:val="right"/>
+            </w:pPr>
+            <w:r>
+              <w:rPr>
+                <w:sz w:val="15"/>
+              </w:rPr>
               <w:t xml:space="preserve">246</w:t>
             </w:r>
           </w:p>
         </w:tc>
       </w:tr>
       <w:tr>
-        <w:tc>
-          <w:tcPr/>
-          <w:p>
-            <w:pPr>
-              <w:pStyle w:val="Compact"/>
+        <w:trPr>
+          <w:cantSplit/>
+        </w:trPr>
+        <w:tc>
+          <w:tcPr>
+            <w:tcW w:type="dxa" w:w="5178"/>
+            <w:vAlign w:val="top"/>
+          </w:tcPr>
+          <w:p>
+            <w:pPr>
+              <w:pStyle w:val="Compact"/>
+              <w:spacing w:before="0" w:after="0" w:line="240" w:lineRule="auto"/>
               <w:jc w:val="left"/>
             </w:pPr>
             <w:r>
+              <w:rPr>
+                <w:sz w:val="15"/>
+              </w:rPr>
               <w:t xml:space="preserve">Actinomorphic symmetry</w:t>
             </w:r>
           </w:p>
         </w:tc>
         <w:tc>
-          <w:tcPr/>
-          <w:p>
-            <w:pPr>
-              <w:pStyle w:val="Compact"/>
-              <w:jc w:val="right"/>
-            </w:pPr>
-            <w:r>
+          <w:tcPr>
+            <w:tcW w:type="dxa" w:w="1992"/>
+            <w:vAlign w:val="top"/>
+          </w:tcPr>
+          <w:p>
+            <w:pPr>
+              <w:pStyle w:val="Compact"/>
+              <w:spacing w:before="0" w:after="0" w:line="240" w:lineRule="auto"/>
+              <w:jc w:val="right"/>
+            </w:pPr>
+            <w:r>
+              <w:rPr>
+                <w:sz w:val="15"/>
+              </w:rPr>
               <w:t xml:space="preserve">-0.38076</w:t>
             </w:r>
           </w:p>
         </w:tc>
         <w:tc>
-          <w:tcPr/>
-          <w:p>
-            <w:pPr>
-              <w:pStyle w:val="Compact"/>
-              <w:jc w:val="right"/>
-            </w:pPr>
-            <w:r>
+          <w:tcPr>
+            <w:tcW w:type="dxa" w:w="1992"/>
+            <w:vAlign w:val="top"/>
+          </w:tcPr>
+          <w:p>
+            <w:pPr>
+              <w:pStyle w:val="Compact"/>
+              <w:spacing w:before="0" w:after="0" w:line="240" w:lineRule="auto"/>
+              <w:jc w:val="right"/>
+            </w:pPr>
+            <w:r>
+              <w:rPr>
+                <w:sz w:val="15"/>
+              </w:rPr>
               <w:t xml:space="preserve">0.08697</w:t>
             </w:r>
           </w:p>
         </w:tc>
         <w:tc>
-          <w:tcPr/>
-          <w:p>
-            <w:pPr>
-              <w:pStyle w:val="Compact"/>
-              <w:jc w:val="right"/>
-            </w:pPr>
-            <w:r>
+          <w:tcPr>
+            <w:tcW w:type="dxa" w:w="1992"/>
+            <w:vAlign w:val="top"/>
+          </w:tcPr>
+          <w:p>
+            <w:pPr>
+              <w:pStyle w:val="Compact"/>
+              <w:spacing w:before="0" w:after="0" w:line="240" w:lineRule="auto"/>
+              <w:jc w:val="right"/>
+            </w:pPr>
+            <w:r>
+              <w:rPr>
+                <w:sz w:val="15"/>
+              </w:rPr>
               <w:t xml:space="preserve">1.47 × 10^-5</w:t>
             </w:r>
           </w:p>
         </w:tc>
         <w:tc>
-          <w:tcPr/>
-          <w:p>
-            <w:pPr>
-              <w:pStyle w:val="Compact"/>
-              <w:jc w:val="right"/>
-            </w:pPr>
-            <w:r>
+          <w:tcPr>
+            <w:tcW w:type="dxa" w:w="1992"/>
+            <w:vAlign w:val="top"/>
+          </w:tcPr>
+          <w:p>
+            <w:pPr>
+              <w:pStyle w:val="Compact"/>
+              <w:spacing w:before="0" w:after="0" w:line="240" w:lineRule="auto"/>
+              <w:jc w:val="right"/>
+            </w:pPr>
+            <w:r>
+              <w:rPr>
+                <w:sz w:val="15"/>
+              </w:rPr>
               <w:t xml:space="preserve">582</w:t>
             </w:r>
           </w:p>
         </w:tc>
         <w:tc>
-          <w:tcPr/>
-          <w:p>
-            <w:pPr>
-              <w:pStyle w:val="Compact"/>
-              <w:jc w:val="right"/>
-            </w:pPr>
-            <w:r>
+          <w:tcPr>
+            <w:tcW w:type="dxa" w:w="1992"/>
+            <w:vAlign w:val="top"/>
+          </w:tcPr>
+          <w:p>
+            <w:pPr>
+              <w:pStyle w:val="Compact"/>
+              <w:spacing w:before="0" w:after="0" w:line="240" w:lineRule="auto"/>
+              <w:jc w:val="right"/>
+            </w:pPr>
+            <w:r>
+              <w:rPr>
+                <w:sz w:val="15"/>
+              </w:rPr>
               <w:t xml:space="preserve">479</w:t>
             </w:r>
           </w:p>
@@ -4548,385 +6364,610 @@
       <w:tblPr>
         <w:tblStyle w:val="Table"/>
         <w:tblW w:type="auto" w:w="0"/>
+        <w:tblLayout w:type="fixed"/>
         <w:tblLook w:firstRow="1" w:lastRow="0" w:firstColumn="0" w:lastColumn="0" w:noHBand="0" w:noVBand="0" w:val="0020"/>
         <w:jc w:val="start"/>
       </w:tblPr>
       <w:tblGrid>
-        <w:gridCol w:w="1320"/>
-        <w:gridCol w:w="1320"/>
-        <w:gridCol w:w="1320"/>
-        <w:gridCol w:w="1320"/>
-        <w:gridCol w:w="1320"/>
-        <w:gridCol w:w="1320"/>
+        <w:gridCol w:w="5178"/>
+        <w:gridCol w:w="1992"/>
+        <w:gridCol w:w="1992"/>
+        <w:gridCol w:w="1992"/>
+        <w:gridCol w:w="1992"/>
+        <w:gridCol w:w="1992"/>
       </w:tblGrid>
       <w:tr>
         <w:trPr>
           <w:tblHeader w:val="true"/>
+          <w:cantSplit/>
+          <w:tblHeader/>
         </w:trPr>
         <w:tc>
-          <w:tcPr/>
-          <w:p>
-            <w:pPr>
-              <w:pStyle w:val="Compact"/>
+          <w:tcPr>
+            <w:tcW w:type="dxa" w:w="5178"/>
+            <w:vAlign w:val="top"/>
+          </w:tcPr>
+          <w:p>
+            <w:pPr>
+              <w:pStyle w:val="Compact"/>
+              <w:spacing w:before="0" w:after="0" w:line="240" w:lineRule="auto"/>
               <w:jc w:val="left"/>
             </w:pPr>
             <w:r>
+              <w:rPr>
+                <w:sz w:val="15"/>
+              </w:rPr>
               <w:t xml:space="preserve">Frozen family / trait</w:t>
             </w:r>
           </w:p>
         </w:tc>
         <w:tc>
-          <w:tcPr/>
-          <w:p>
-            <w:pPr>
-              <w:pStyle w:val="Compact"/>
-              <w:jc w:val="right"/>
-            </w:pPr>
-            <w:r>
+          <w:tcPr>
+            <w:tcW w:type="dxa" w:w="1992"/>
+            <w:vAlign w:val="top"/>
+          </w:tcPr>
+          <w:p>
+            <w:pPr>
+              <w:pStyle w:val="Compact"/>
+              <w:spacing w:before="0" w:after="0" w:line="240" w:lineRule="auto"/>
+              <w:jc w:val="right"/>
+            </w:pPr>
+            <w:r>
+              <w:rPr>
+                <w:sz w:val="15"/>
+              </w:rPr>
               <w:t xml:space="preserve">Corrected distance × trait interaction</w:t>
             </w:r>
           </w:p>
         </w:tc>
         <w:tc>
-          <w:tcPr/>
-          <w:p>
-            <w:pPr>
-              <w:pStyle w:val="Compact"/>
-              <w:jc w:val="right"/>
-            </w:pPr>
-            <w:r>
+          <w:tcPr>
+            <w:tcW w:type="dxa" w:w="1992"/>
+            <w:vAlign w:val="top"/>
+          </w:tcPr>
+          <w:p>
+            <w:pPr>
+              <w:pStyle w:val="Compact"/>
+              <w:spacing w:before="0" w:after="0" w:line="240" w:lineRule="auto"/>
+              <w:jc w:val="right"/>
+            </w:pPr>
+            <w:r>
+              <w:rPr>
+                <w:sz w:val="15"/>
+              </w:rPr>
               <w:t xml:space="preserve">SE</w:t>
             </w:r>
           </w:p>
         </w:tc>
         <w:tc>
-          <w:tcPr/>
-          <w:p>
-            <w:pPr>
-              <w:pStyle w:val="Compact"/>
-              <w:jc w:val="right"/>
-            </w:pPr>
-            <w:r>
+          <w:tcPr>
+            <w:tcW w:type="dxa" w:w="1992"/>
+            <w:vAlign w:val="top"/>
+          </w:tcPr>
+          <w:p>
+            <w:pPr>
+              <w:pStyle w:val="Compact"/>
+              <w:spacing w:before="0" w:after="0" w:line="240" w:lineRule="auto"/>
+              <w:jc w:val="right"/>
+            </w:pPr>
+            <w:r>
+              <w:rPr>
+                <w:sz w:val="15"/>
+              </w:rPr>
               <w:t xml:space="preserve">Two-sided P</w:t>
             </w:r>
           </w:p>
         </w:tc>
         <w:tc>
-          <w:tcPr/>
-          <w:p>
-            <w:pPr>
-              <w:pStyle w:val="Compact"/>
-              <w:jc w:val="right"/>
-            </w:pPr>
-            <w:r>
+          <w:tcPr>
+            <w:tcW w:type="dxa" w:w="1992"/>
+            <w:vAlign w:val="top"/>
+          </w:tcPr>
+          <w:p>
+            <w:pPr>
+              <w:pStyle w:val="Compact"/>
+              <w:spacing w:before="0" w:after="0" w:line="240" w:lineRule="auto"/>
+              <w:jc w:val="right"/>
+            </w:pPr>
+            <w:r>
+              <w:rPr>
+                <w:sz w:val="15"/>
+              </w:rPr>
               <w:t xml:space="preserve">One-sided buffering P</w:t>
             </w:r>
           </w:p>
         </w:tc>
         <w:tc>
-          <w:tcPr/>
-          <w:p>
-            <w:pPr>
-              <w:pStyle w:val="Compact"/>
+          <w:tcPr>
+            <w:tcW w:type="dxa" w:w="1992"/>
+            <w:vAlign w:val="top"/>
+          </w:tcPr>
+          <w:p>
+            <w:pPr>
+              <w:pStyle w:val="Compact"/>
+              <w:spacing w:before="0" w:after="0" w:line="240" w:lineRule="auto"/>
               <w:jc w:val="left"/>
             </w:pPr>
             <w:r>
+              <w:rPr>
+                <w:sz w:val="15"/>
+              </w:rPr>
               <w:t xml:space="preserve">Frozen-rule support</w:t>
             </w:r>
           </w:p>
         </w:tc>
       </w:tr>
       <w:tr>
-        <w:tc>
-          <w:tcPr/>
-          <w:p>
-            <w:pPr>
-              <w:pStyle w:val="Compact"/>
+        <w:trPr>
+          <w:cantSplit/>
+        </w:trPr>
+        <w:tc>
+          <w:tcPr>
+            <w:tcW w:type="dxa" w:w="5178"/>
+            <w:vAlign w:val="top"/>
+          </w:tcPr>
+          <w:p>
+            <w:pPr>
+              <w:pStyle w:val="Compact"/>
+              <w:spacing w:before="0" w:after="0" w:line="240" w:lineRule="auto"/>
               <w:jc w:val="left"/>
             </w:pPr>
             <w:r>
+              <w:rPr>
+                <w:sz w:val="15"/>
+              </w:rPr>
               <w:t xml:space="preserve">Reproductive assurance: self-compatibility</w:t>
             </w:r>
           </w:p>
         </w:tc>
         <w:tc>
-          <w:tcPr/>
-          <w:p>
-            <w:pPr>
-              <w:pStyle w:val="Compact"/>
-              <w:jc w:val="right"/>
-            </w:pPr>
-            <w:r>
+          <w:tcPr>
+            <w:tcW w:type="dxa" w:w="1992"/>
+            <w:vAlign w:val="top"/>
+          </w:tcPr>
+          <w:p>
+            <w:pPr>
+              <w:pStyle w:val="Compact"/>
+              <w:spacing w:before="0" w:after="0" w:line="240" w:lineRule="auto"/>
+              <w:jc w:val="right"/>
+            </w:pPr>
+            <w:r>
+              <w:rPr>
+                <w:sz w:val="15"/>
+              </w:rPr>
               <w:t xml:space="preserve">+0.04444</w:t>
             </w:r>
           </w:p>
         </w:tc>
         <w:tc>
-          <w:tcPr/>
-          <w:p>
-            <w:pPr>
-              <w:pStyle w:val="Compact"/>
-              <w:jc w:val="right"/>
-            </w:pPr>
-            <w:r>
+          <w:tcPr>
+            <w:tcW w:type="dxa" w:w="1992"/>
+            <w:vAlign w:val="top"/>
+          </w:tcPr>
+          <w:p>
+            <w:pPr>
+              <w:pStyle w:val="Compact"/>
+              <w:spacing w:before="0" w:after="0" w:line="240" w:lineRule="auto"/>
+              <w:jc w:val="right"/>
+            </w:pPr>
+            <w:r>
+              <w:rPr>
+                <w:sz w:val="15"/>
+              </w:rPr>
               <w:t xml:space="preserve">0.07414</w:t>
             </w:r>
           </w:p>
         </w:tc>
         <w:tc>
-          <w:tcPr/>
-          <w:p>
-            <w:pPr>
-              <w:pStyle w:val="Compact"/>
-              <w:jc w:val="right"/>
-            </w:pPr>
-            <w:r>
+          <w:tcPr>
+            <w:tcW w:type="dxa" w:w="1992"/>
+            <w:vAlign w:val="top"/>
+          </w:tcPr>
+          <w:p>
+            <w:pPr>
+              <w:pStyle w:val="Compact"/>
+              <w:spacing w:before="0" w:after="0" w:line="240" w:lineRule="auto"/>
+              <w:jc w:val="right"/>
+            </w:pPr>
+            <w:r>
+              <w:rPr>
+                <w:sz w:val="15"/>
+              </w:rPr>
               <w:t xml:space="preserve">0.5489</w:t>
             </w:r>
           </w:p>
         </w:tc>
         <w:tc>
-          <w:tcPr/>
-          <w:p>
-            <w:pPr>
-              <w:pStyle w:val="Compact"/>
-              <w:jc w:val="right"/>
-            </w:pPr>
-            <w:r>
+          <w:tcPr>
+            <w:tcW w:type="dxa" w:w="1992"/>
+            <w:vAlign w:val="top"/>
+          </w:tcPr>
+          <w:p>
+            <w:pPr>
+              <w:pStyle w:val="Compact"/>
+              <w:spacing w:before="0" w:after="0" w:line="240" w:lineRule="auto"/>
+              <w:jc w:val="right"/>
+            </w:pPr>
+            <w:r>
+              <w:rPr>
+                <w:sz w:val="15"/>
+              </w:rPr>
               <w:t xml:space="preserve">0.7256</w:t>
             </w:r>
           </w:p>
         </w:tc>
         <w:tc>
-          <w:tcPr/>
-          <w:p>
-            <w:pPr>
-              <w:pStyle w:val="Compact"/>
+          <w:tcPr>
+            <w:tcW w:type="dxa" w:w="1992"/>
+            <w:vAlign w:val="top"/>
+          </w:tcPr>
+          <w:p>
+            <w:pPr>
+              <w:pStyle w:val="Compact"/>
+              <w:spacing w:before="0" w:after="0" w:line="240" w:lineRule="auto"/>
               <w:jc w:val="left"/>
             </w:pPr>
             <w:r>
+              <w:rPr>
+                <w:sz w:val="15"/>
+              </w:rPr>
               <w:t xml:space="preserve">No</w:t>
             </w:r>
           </w:p>
         </w:tc>
       </w:tr>
       <w:tr>
-        <w:tc>
-          <w:tcPr/>
-          <w:p>
-            <w:pPr>
-              <w:pStyle w:val="Compact"/>
+        <w:trPr>
+          <w:cantSplit/>
+        </w:trPr>
+        <w:tc>
+          <w:tcPr>
+            <w:tcW w:type="dxa" w:w="5178"/>
+            <w:vAlign w:val="top"/>
+          </w:tcPr>
+          <w:p>
+            <w:pPr>
+              <w:pStyle w:val="Compact"/>
+              <w:spacing w:before="0" w:after="0" w:line="240" w:lineRule="auto"/>
               <w:jc w:val="left"/>
             </w:pPr>
             <w:r>
+              <w:rPr>
+                <w:sz w:val="15"/>
+              </w:rPr>
               <w:t xml:space="preserve">Reproductive assurance: autonomous selfing</w:t>
             </w:r>
           </w:p>
         </w:tc>
         <w:tc>
-          <w:tcPr/>
-          <w:p>
-            <w:pPr>
-              <w:pStyle w:val="Compact"/>
-              <w:jc w:val="right"/>
-            </w:pPr>
-            <w:r>
+          <w:tcPr>
+            <w:tcW w:type="dxa" w:w="1992"/>
+            <w:vAlign w:val="top"/>
+          </w:tcPr>
+          <w:p>
+            <w:pPr>
+              <w:pStyle w:val="Compact"/>
+              <w:spacing w:before="0" w:after="0" w:line="240" w:lineRule="auto"/>
+              <w:jc w:val="right"/>
+            </w:pPr>
+            <w:r>
+              <w:rPr>
+                <w:sz w:val="15"/>
+              </w:rPr>
               <w:t xml:space="preserve">-0.08329</w:t>
             </w:r>
           </w:p>
         </w:tc>
         <w:tc>
-          <w:tcPr/>
-          <w:p>
-            <w:pPr>
-              <w:pStyle w:val="Compact"/>
-              <w:jc w:val="right"/>
-            </w:pPr>
-            <w:r>
+          <w:tcPr>
+            <w:tcW w:type="dxa" w:w="1992"/>
+            <w:vAlign w:val="top"/>
+          </w:tcPr>
+          <w:p>
+            <w:pPr>
+              <w:pStyle w:val="Compact"/>
+              <w:spacing w:before="0" w:after="0" w:line="240" w:lineRule="auto"/>
+              <w:jc w:val="right"/>
+            </w:pPr>
+            <w:r>
+              <w:rPr>
+                <w:sz w:val="15"/>
+              </w:rPr>
               <w:t xml:space="preserve">0.07237</w:t>
             </w:r>
           </w:p>
         </w:tc>
         <w:tc>
-          <w:tcPr/>
-          <w:p>
-            <w:pPr>
-              <w:pStyle w:val="Compact"/>
-              <w:jc w:val="right"/>
-            </w:pPr>
-            <w:r>
+          <w:tcPr>
+            <w:tcW w:type="dxa" w:w="1992"/>
+            <w:vAlign w:val="top"/>
+          </w:tcPr>
+          <w:p>
+            <w:pPr>
+              <w:pStyle w:val="Compact"/>
+              <w:spacing w:before="0" w:after="0" w:line="240" w:lineRule="auto"/>
+              <w:jc w:val="right"/>
+            </w:pPr>
+            <w:r>
+              <w:rPr>
+                <w:sz w:val="15"/>
+              </w:rPr>
               <w:t xml:space="preserve">0.2498</w:t>
             </w:r>
           </w:p>
         </w:tc>
         <w:tc>
-          <w:tcPr/>
-          <w:p>
-            <w:pPr>
-              <w:pStyle w:val="Compact"/>
-              <w:jc w:val="right"/>
-            </w:pPr>
-            <w:r>
+          <w:tcPr>
+            <w:tcW w:type="dxa" w:w="1992"/>
+            <w:vAlign w:val="top"/>
+          </w:tcPr>
+          <w:p>
+            <w:pPr>
+              <w:pStyle w:val="Compact"/>
+              <w:spacing w:before="0" w:after="0" w:line="240" w:lineRule="auto"/>
+              <w:jc w:val="right"/>
+            </w:pPr>
+            <w:r>
+              <w:rPr>
+                <w:sz w:val="15"/>
+              </w:rPr>
               <w:t xml:space="preserve">0.1249</w:t>
             </w:r>
           </w:p>
         </w:tc>
         <w:tc>
-          <w:tcPr/>
-          <w:p>
-            <w:pPr>
-              <w:pStyle w:val="Compact"/>
+          <w:tcPr>
+            <w:tcW w:type="dxa" w:w="1992"/>
+            <w:vAlign w:val="top"/>
+          </w:tcPr>
+          <w:p>
+            <w:pPr>
+              <w:pStyle w:val="Compact"/>
+              <w:spacing w:before="0" w:after="0" w:line="240" w:lineRule="auto"/>
               <w:jc w:val="left"/>
             </w:pPr>
             <w:r>
+              <w:rPr>
+                <w:sz w:val="15"/>
+              </w:rPr>
               <w:t xml:space="preserve">No</w:t>
             </w:r>
           </w:p>
         </w:tc>
       </w:tr>
       <w:tr>
-        <w:tc>
-          <w:tcPr/>
-          <w:p>
-            <w:pPr>
-              <w:pStyle w:val="Compact"/>
+        <w:trPr>
+          <w:cantSplit/>
+        </w:trPr>
+        <w:tc>
+          <w:tcPr>
+            <w:tcW w:type="dxa" w:w="5178"/>
+            <w:vAlign w:val="top"/>
+          </w:tcPr>
+          <w:p>
+            <w:pPr>
+              <w:pStyle w:val="Compact"/>
+              <w:spacing w:before="0" w:after="0" w:line="240" w:lineRule="auto"/>
               <w:jc w:val="left"/>
             </w:pPr>
             <w:r>
+              <w:rPr>
+                <w:sz w:val="15"/>
+              </w:rPr>
               <w:t xml:space="preserve">Floral architecture: generalized form</w:t>
             </w:r>
           </w:p>
         </w:tc>
         <w:tc>
-          <w:tcPr/>
-          <w:p>
-            <w:pPr>
-              <w:pStyle w:val="Compact"/>
-              <w:jc w:val="right"/>
-            </w:pPr>
-            <w:r>
+          <w:tcPr>
+            <w:tcW w:type="dxa" w:w="1992"/>
+            <w:vAlign w:val="top"/>
+          </w:tcPr>
+          <w:p>
+            <w:pPr>
+              <w:pStyle w:val="Compact"/>
+              <w:spacing w:before="0" w:after="0" w:line="240" w:lineRule="auto"/>
+              <w:jc w:val="right"/>
+            </w:pPr>
+            <w:r>
+              <w:rPr>
+                <w:sz w:val="15"/>
+              </w:rPr>
               <w:t xml:space="preserve">-0.05204</w:t>
             </w:r>
           </w:p>
         </w:tc>
         <w:tc>
-          <w:tcPr/>
-          <w:p>
-            <w:pPr>
-              <w:pStyle w:val="Compact"/>
-              <w:jc w:val="right"/>
-            </w:pPr>
-            <w:r>
+          <w:tcPr>
+            <w:tcW w:type="dxa" w:w="1992"/>
+            <w:vAlign w:val="top"/>
+          </w:tcPr>
+          <w:p>
+            <w:pPr>
+              <w:pStyle w:val="Compact"/>
+              <w:spacing w:before="0" w:after="0" w:line="240" w:lineRule="auto"/>
+              <w:jc w:val="right"/>
+            </w:pPr>
+            <w:r>
+              <w:rPr>
+                <w:sz w:val="15"/>
+              </w:rPr>
               <w:t xml:space="preserve">0.09589</w:t>
             </w:r>
           </w:p>
         </w:tc>
         <w:tc>
-          <w:tcPr/>
-          <w:p>
-            <w:pPr>
-              <w:pStyle w:val="Compact"/>
-              <w:jc w:val="right"/>
-            </w:pPr>
-            <w:r>
+          <w:tcPr>
+            <w:tcW w:type="dxa" w:w="1992"/>
+            <w:vAlign w:val="top"/>
+          </w:tcPr>
+          <w:p>
+            <w:pPr>
+              <w:pStyle w:val="Compact"/>
+              <w:spacing w:before="0" w:after="0" w:line="240" w:lineRule="auto"/>
+              <w:jc w:val="right"/>
+            </w:pPr>
+            <w:r>
+              <w:rPr>
+                <w:sz w:val="15"/>
+              </w:rPr>
               <w:t xml:space="preserve">0.5873</w:t>
             </w:r>
           </w:p>
         </w:tc>
         <w:tc>
-          <w:tcPr/>
-          <w:p>
-            <w:pPr>
-              <w:pStyle w:val="Compact"/>
-              <w:jc w:val="right"/>
-            </w:pPr>
-            <w:r>
+          <w:tcPr>
+            <w:tcW w:type="dxa" w:w="1992"/>
+            <w:vAlign w:val="top"/>
+          </w:tcPr>
+          <w:p>
+            <w:pPr>
+              <w:pStyle w:val="Compact"/>
+              <w:spacing w:before="0" w:after="0" w:line="240" w:lineRule="auto"/>
+              <w:jc w:val="right"/>
+            </w:pPr>
+            <w:r>
+              <w:rPr>
+                <w:sz w:val="15"/>
+              </w:rPr>
               <w:t xml:space="preserve">0.2937</w:t>
             </w:r>
           </w:p>
         </w:tc>
         <w:tc>
-          <w:tcPr/>
-          <w:p>
-            <w:pPr>
-              <w:pStyle w:val="Compact"/>
+          <w:tcPr>
+            <w:tcW w:type="dxa" w:w="1992"/>
+            <w:vAlign w:val="top"/>
+          </w:tcPr>
+          <w:p>
+            <w:pPr>
+              <w:pStyle w:val="Compact"/>
+              <w:spacing w:before="0" w:after="0" w:line="240" w:lineRule="auto"/>
               <w:jc w:val="left"/>
             </w:pPr>
             <w:r>
+              <w:rPr>
+                <w:sz w:val="15"/>
+              </w:rPr>
               <w:t xml:space="preserve">No</w:t>
             </w:r>
           </w:p>
         </w:tc>
       </w:tr>
       <w:tr>
-        <w:tc>
-          <w:tcPr/>
-          <w:p>
-            <w:pPr>
-              <w:pStyle w:val="Compact"/>
+        <w:trPr>
+          <w:cantSplit/>
+        </w:trPr>
+        <w:tc>
+          <w:tcPr>
+            <w:tcW w:type="dxa" w:w="5178"/>
+            <w:vAlign w:val="top"/>
+          </w:tcPr>
+          <w:p>
+            <w:pPr>
+              <w:pStyle w:val="Compact"/>
+              <w:spacing w:before="0" w:after="0" w:line="240" w:lineRule="auto"/>
               <w:jc w:val="left"/>
             </w:pPr>
             <w:r>
+              <w:rPr>
+                <w:sz w:val="15"/>
+              </w:rPr>
               <w:t xml:space="preserve">Floral architecture: actinomorphy</w:t>
             </w:r>
           </w:p>
         </w:tc>
         <w:tc>
-          <w:tcPr/>
-          <w:p>
-            <w:pPr>
-              <w:pStyle w:val="Compact"/>
-              <w:jc w:val="right"/>
-            </w:pPr>
-            <w:r>
+          <w:tcPr>
+            <w:tcW w:type="dxa" w:w="1992"/>
+            <w:vAlign w:val="top"/>
+          </w:tcPr>
+          <w:p>
+            <w:pPr>
+              <w:pStyle w:val="Compact"/>
+              <w:spacing w:before="0" w:after="0" w:line="240" w:lineRule="auto"/>
+              <w:jc w:val="right"/>
+            </w:pPr>
+            <w:r>
+              <w:rPr>
+                <w:sz w:val="15"/>
+              </w:rPr>
               <w:t xml:space="preserve">+0.03413</w:t>
             </w:r>
           </w:p>
         </w:tc>
         <w:tc>
-          <w:tcPr/>
-          <w:p>
-            <w:pPr>
-              <w:pStyle w:val="Compact"/>
-              <w:jc w:val="right"/>
-            </w:pPr>
-            <w:r>
+          <w:tcPr>
+            <w:tcW w:type="dxa" w:w="1992"/>
+            <w:vAlign w:val="top"/>
+          </w:tcPr>
+          <w:p>
+            <w:pPr>
+              <w:pStyle w:val="Compact"/>
+              <w:spacing w:before="0" w:after="0" w:line="240" w:lineRule="auto"/>
+              <w:jc w:val="right"/>
+            </w:pPr>
+            <w:r>
+              <w:rPr>
+                <w:sz w:val="15"/>
+              </w:rPr>
               <w:t xml:space="preserve">0.07961</w:t>
             </w:r>
           </w:p>
         </w:tc>
         <w:tc>
-          <w:tcPr/>
-          <w:p>
-            <w:pPr>
-              <w:pStyle w:val="Compact"/>
-              <w:jc w:val="right"/>
-            </w:pPr>
-            <w:r>
+          <w:tcPr>
+            <w:tcW w:type="dxa" w:w="1992"/>
+            <w:vAlign w:val="top"/>
+          </w:tcPr>
+          <w:p>
+            <w:pPr>
+              <w:pStyle w:val="Compact"/>
+              <w:spacing w:before="0" w:after="0" w:line="240" w:lineRule="auto"/>
+              <w:jc w:val="right"/>
+            </w:pPr>
+            <w:r>
+              <w:rPr>
+                <w:sz w:val="15"/>
+              </w:rPr>
               <w:t xml:space="preserve">0.6682</w:t>
             </w:r>
           </w:p>
         </w:tc>
         <w:tc>
-          <w:tcPr/>
-          <w:p>
-            <w:pPr>
-              <w:pStyle w:val="Compact"/>
-              <w:jc w:val="right"/>
-            </w:pPr>
-            <w:r>
+          <w:tcPr>
+            <w:tcW w:type="dxa" w:w="1992"/>
+            <w:vAlign w:val="top"/>
+          </w:tcPr>
+          <w:p>
+            <w:pPr>
+              <w:pStyle w:val="Compact"/>
+              <w:spacing w:before="0" w:after="0" w:line="240" w:lineRule="auto"/>
+              <w:jc w:val="right"/>
+            </w:pPr>
+            <w:r>
+              <w:rPr>
+                <w:sz w:val="15"/>
+              </w:rPr>
               <w:t xml:space="preserve">0.6659</w:t>
             </w:r>
           </w:p>
         </w:tc>
         <w:tc>
-          <w:tcPr/>
-          <w:p>
-            <w:pPr>
-              <w:pStyle w:val="Compact"/>
+          <w:tcPr>
+            <w:tcW w:type="dxa" w:w="1992"/>
+            <w:vAlign w:val="top"/>
+          </w:tcPr>
+          <w:p>
+            <w:pPr>
+              <w:pStyle w:val="Compact"/>
+              <w:spacing w:before="0" w:after="0" w:line="240" w:lineRule="auto"/>
               <w:jc w:val="left"/>
             </w:pPr>
             <w:r>
+              <w:rPr>
+                <w:sz w:val="15"/>
+              </w:rPr>
               <w:t xml:space="preserve">No</w:t>
             </w:r>
           </w:p>
@@ -5280,7 +7321,10 @@
     </w:p>
     <w:bookmarkEnd w:id="46"/>
     <w:bookmarkEnd w:id="47"/>
-    <w:sectPr/>
+    <w:sectPr>
+      <w:pgSz w:orient="landscape" w:w="16838" w:h="11906"/>
+      <w:pgMar w:left="850" w:right="850" w:top="794" w:bottom="794" w:header="454" w:footer="454"/>
+    </w:sectPr>
   </w:body>
 </w:document>
 </file>
